--- a/reports/documents/bao_cao_ky_thuat_du_an_hoc_may.docx
+++ b/reports/documents/bao_cao_ky_thuat_du_an_hoc_may.docx
@@ -2,79 +2,139 @@
 <file path=word/document.xml><?xml version="1.0" encoding="utf-8"?>
 <w:document xmlns:wpc="http://schemas.microsoft.com/office/word/2010/wordprocessingCanvas" xmlns:mo="http://schemas.microsoft.com/office/mac/office/2008/main" xmlns:mc="http://schemas.openxmlformats.org/markup-compatibility/2006" xmlns:mv="urn:schemas-microsoft-com:mac:vml" xmlns:o="urn:schemas-microsoft-com:office:office" xmlns:r="http://schemas.openxmlformats.org/officeDocument/2006/relationships" xmlns:m="http://schemas.openxmlformats.org/officeDocument/2006/math" xmlns:v="urn:schemas-microsoft-com:vml" xmlns:wp14="http://schemas.microsoft.com/office/word/2010/wordprocessingDrawing" xmlns:wp="http://schemas.openxmlformats.org/drawingml/2006/wordprocessingDrawing" xmlns:w10="urn:schemas-microsoft-com:office:word" xmlns:w="http://schemas.openxmlformats.org/wordprocessingml/2006/main" xmlns:w14="http://schemas.microsoft.com/office/word/2010/wordml" xmlns:wpg="http://schemas.microsoft.com/office/word/2010/wordprocessingGroup" xmlns:wpi="http://schemas.microsoft.com/office/word/2010/wordprocessingInk" xmlns:wne="http://schemas.microsoft.com/office/word/2006/wordml" xmlns:wps="http://schemas.microsoft.com/office/word/2010/wordprocessingShape" mc:Ignorable="w14 wp14">
   <w:body>
-    <w:p>
-      <w:pPr>
+    <w:tbl>
+      <w:tblPr>
+        <w:tblW w:type="auto" w:w="0"/>
         <w:jc w:val="center"/>
-      </w:pPr>
-      <w:r>
-        <w:rPr>
-          <w:b/>
-          <w:color w:val="133E5C"/>
-          <w:sz w:val="48"/>
-        </w:rPr>
-        <w:t>T?I LI?U THUY?T MINH K? THU?T</w:t>
-        <w:br/>
-        <w:t>D? ?N H?C M?Y</w:t>
-      </w:r>
-    </w:p>
-    <w:p>
-      <w:pPr>
-        <w:jc w:val="center"/>
-      </w:pPr>
-      <w:r>
-        <w:rPr>
-          <w:i/>
-          <w:sz w:val="24"/>
-        </w:rPr>
-        <w:t>Hai b?i to?n: h?i quy ph?t th?i CO2 c?a xe v? ph?n lo?i kh?ch h?ng r?i b? d?ch v?</w:t>
-      </w:r>
-    </w:p>
+        <w:tblLook w:firstColumn="1" w:firstRow="1" w:lastColumn="0" w:lastRow="0" w:noHBand="0" w:noVBand="1" w:val="04A0"/>
+      </w:tblPr>
+      <w:tblGrid>
+        <w:gridCol w:w="10080"/>
+      </w:tblGrid>
+      <w:tr>
+        <w:tc>
+          <w:tcPr>
+            <w:tcW w:type="dxa" w:w="10080"/>
+            <w:shd w:fill="0F172A"/>
+            <w:tcBorders>
+              <w:top w:val="single" w:sz="6" w:space="0" w:color="0F172A"/>
+              <w:left w:val="single" w:sz="6" w:space="0" w:color="0F172A"/>
+              <w:bottom w:val="single" w:sz="6" w:space="0" w:color="0F172A"/>
+              <w:right w:val="single" w:sz="6" w:space="0" w:color="0F172A"/>
+              <w:insideH w:val="single" w:sz="6" w:space="0" w:color="0F172A"/>
+              <w:insideV w:val="single" w:sz="6" w:space="0" w:color="0F172A"/>
+            </w:tcBorders>
+          </w:tcPr>
+          <w:p>
+            <w:pPr>
+              <w:jc w:val="center"/>
+            </w:pPr>
+            <w:r>
+              <w:rPr>
+                <w:sz w:val="21"/>
+              </w:rPr>
+            </w:r>
+            <w:r>
+              <w:rPr>
+                <w:rFonts w:ascii="Calibri" w:hAnsi="Calibri"/>
+                <w:b/>
+                <w:color w:val="FFFFFF"/>
+                <w:sz w:val="22"/>
+              </w:rPr>
+              <w:t>BÁO CÁO KỸ THUẬT DỰ ÁN HỌC MÁY</w:t>
+              <w:br/>
+            </w:r>
+            <w:r>
+              <w:rPr>
+                <w:rFonts w:ascii="Calibri" w:hAnsi="Calibri"/>
+                <w:color w:val="E2E8F0"/>
+                <w:sz w:val="21"/>
+              </w:rPr>
+              <w:t>CO2 Regression  |  Churn Classification</w:t>
+            </w:r>
+          </w:p>
+        </w:tc>
+      </w:tr>
+    </w:tbl>
     <w:p/>
     <w:tbl>
       <w:tblPr>
         <w:tblStyle w:val="TableGrid"/>
         <w:tblW w:type="auto" w:w="0"/>
         <w:jc w:val="center"/>
+        <w:tblLayout w:type="fixed"/>
         <w:tblLook w:firstColumn="1" w:firstRow="1" w:lastColumn="0" w:lastRow="0" w:noHBand="0" w:noVBand="1" w:val="04A0"/>
       </w:tblPr>
       <w:tblGrid>
-        <w:gridCol w:w="5112"/>
-        <w:gridCol w:w="5112"/>
+        <w:gridCol w:w="5040"/>
+        <w:gridCol w:w="5040"/>
       </w:tblGrid>
       <w:tr>
         <w:tc>
           <w:tcPr>
-            <w:tcW w:type="dxa" w:w="2304"/>
+            <w:tcW w:type="dxa" w:w="2232"/>
             <w:vAlign w:val="top"/>
-            <w:shd w:fill="D9EAF7"/>
+            <w:shd w:fill="2E74B5"/>
+            <w:tcBorders>
+              <w:top w:val="single" w:sz="6" w:space="0" w:color="9FBAD3"/>
+              <w:left w:val="single" w:sz="6" w:space="0" w:color="9FBAD3"/>
+              <w:bottom w:val="single" w:sz="6" w:space="0" w:color="9FBAD3"/>
+              <w:right w:val="single" w:sz="6" w:space="0" w:color="9FBAD3"/>
+              <w:insideH w:val="single" w:sz="6" w:space="0" w:color="9FBAD3"/>
+              <w:insideV w:val="single" w:sz="6" w:space="0" w:color="9FBAD3"/>
+            </w:tcBorders>
           </w:tcPr>
           <w:p>
-            <w:r/>
+            <w:pPr>
+              <w:spacing w:after="0"/>
+            </w:pPr>
             <w:r>
               <w:rPr>
-                <w:rFonts w:ascii="Calibri" w:hAnsi="Calibri"/>
+                <w:sz w:val="21"/>
+              </w:rPr>
+            </w:r>
+            <w:r>
+              <w:rPr>
+                <w:rFonts w:ascii="Calibri" w:hAnsi="Calibri" w:eastAsia="Calibri"/>
                 <w:b/>
-                <w:sz w:val="18"/>
+                <w:color w:val="FFFFFF"/>
+                <w:sz w:val="22"/>
               </w:rPr>
-              <w:t>Th?ng tin</w:t>
+              <w:t>Thông tin</w:t>
             </w:r>
           </w:p>
         </w:tc>
         <w:tc>
           <w:tcPr>
-            <w:tcW w:type="dxa" w:w="7776"/>
+            <w:tcW w:type="dxa" w:w="8136"/>
             <w:vAlign w:val="top"/>
-            <w:shd w:fill="D9EAF7"/>
+            <w:shd w:fill="2E74B5"/>
+            <w:tcBorders>
+              <w:top w:val="single" w:sz="6" w:space="0" w:color="9FBAD3"/>
+              <w:left w:val="single" w:sz="6" w:space="0" w:color="9FBAD3"/>
+              <w:bottom w:val="single" w:sz="6" w:space="0" w:color="9FBAD3"/>
+              <w:right w:val="single" w:sz="6" w:space="0" w:color="9FBAD3"/>
+              <w:insideH w:val="single" w:sz="6" w:space="0" w:color="9FBAD3"/>
+              <w:insideV w:val="single" w:sz="6" w:space="0" w:color="9FBAD3"/>
+            </w:tcBorders>
           </w:tcPr>
           <w:p>
-            <w:r/>
+            <w:pPr>
+              <w:spacing w:after="0"/>
+            </w:pPr>
             <w:r>
               <w:rPr>
-                <w:rFonts w:ascii="Calibri" w:hAnsi="Calibri"/>
+                <w:sz w:val="21"/>
+              </w:rPr>
+            </w:r>
+            <w:r>
+              <w:rPr>
+                <w:rFonts w:ascii="Calibri" w:hAnsi="Calibri" w:eastAsia="Calibri"/>
                 <w:b/>
-                <w:sz w:val="18"/>
+                <w:color w:val="FFFFFF"/>
+                <w:sz w:val="22"/>
               </w:rPr>
-              <w:t>N?i dung</w:t>
+              <w:t>Nội dung</w:t>
             </w:r>
           </w:p>
         </w:tc>
@@ -82,35 +142,67 @@
       <w:tr>
         <w:tc>
           <w:tcPr>
-            <w:tcW w:type="dxa" w:w="2304"/>
+            <w:tcW w:type="dxa" w:w="2232"/>
             <w:vAlign w:val="top"/>
+            <w:tcBorders>
+              <w:top w:val="single" w:sz="6" w:space="0" w:color="CBD5E1"/>
+              <w:left w:val="single" w:sz="6" w:space="0" w:color="CBD5E1"/>
+              <w:bottom w:val="single" w:sz="6" w:space="0" w:color="CBD5E1"/>
+              <w:right w:val="single" w:sz="6" w:space="0" w:color="CBD5E1"/>
+              <w:insideH w:val="single" w:sz="6" w:space="0" w:color="CBD5E1"/>
+              <w:insideV w:val="single" w:sz="6" w:space="0" w:color="CBD5E1"/>
+            </w:tcBorders>
           </w:tcPr>
           <w:p>
-            <w:r/>
+            <w:pPr>
+              <w:spacing w:after="0"/>
+            </w:pPr>
             <w:r>
               <w:rPr>
-                <w:rFonts w:ascii="Calibri" w:hAnsi="Calibri"/>
+                <w:sz w:val="21"/>
+              </w:rPr>
+            </w:r>
+            <w:r>
+              <w:rPr>
+                <w:rFonts w:ascii="Calibri" w:hAnsi="Calibri" w:eastAsia="Calibri"/>
                 <w:b w:val="0"/>
-                <w:sz w:val="18"/>
+                <w:color w:val="0F172A"/>
+                <w:sz w:val="21"/>
               </w:rPr>
-              <w:t>M?c ??ch t?i li?u</w:t>
+              <w:t>Mục đích</w:t>
             </w:r>
           </w:p>
         </w:tc>
         <w:tc>
           <w:tcPr>
-            <w:tcW w:type="dxa" w:w="7776"/>
+            <w:tcW w:type="dxa" w:w="8136"/>
             <w:vAlign w:val="top"/>
+            <w:tcBorders>
+              <w:top w:val="single" w:sz="6" w:space="0" w:color="CBD5E1"/>
+              <w:left w:val="single" w:sz="6" w:space="0" w:color="CBD5E1"/>
+              <w:bottom w:val="single" w:sz="6" w:space="0" w:color="CBD5E1"/>
+              <w:right w:val="single" w:sz="6" w:space="0" w:color="CBD5E1"/>
+              <w:insideH w:val="single" w:sz="6" w:space="0" w:color="CBD5E1"/>
+              <w:insideV w:val="single" w:sz="6" w:space="0" w:color="CBD5E1"/>
+            </w:tcBorders>
           </w:tcPr>
           <w:p>
-            <w:r/>
+            <w:pPr>
+              <w:spacing w:after="0"/>
+            </w:pPr>
             <w:r>
               <w:rPr>
-                <w:rFonts w:ascii="Calibri" w:hAnsi="Calibri"/>
+                <w:sz w:val="21"/>
+              </w:rPr>
+            </w:r>
+            <w:r>
+              <w:rPr>
+                <w:rFonts w:ascii="Calibri" w:hAnsi="Calibri" w:eastAsia="Calibri"/>
                 <w:b w:val="0"/>
-                <w:sz w:val="18"/>
+                <w:color w:val="0F172A"/>
+                <w:sz w:val="21"/>
               </w:rPr>
-              <w:t>Gi?i th?ch n?i dung v? t?c d?ng c?a t?ng file, lu?ng ho?t ??ng c?a ch??ng tr?nh, c?ch ??c code v? ? ngh?a k?t qu?.</w:t>
+              <w:t>Mô tả chi tiết nội dung dự án, cấu trúc code, dữ liệu, pipeline, thuật toán, đánh giá và đầu ra.</w:t>
             </w:r>
           </w:p>
         </w:tc>
@@ -118,35 +210,67 @@
       <w:tr>
         <w:tc>
           <w:tcPr>
-            <w:tcW w:type="dxa" w:w="2304"/>
+            <w:tcW w:type="dxa" w:w="2232"/>
             <w:vAlign w:val="top"/>
+            <w:tcBorders>
+              <w:top w:val="single" w:sz="6" w:space="0" w:color="CBD5E1"/>
+              <w:left w:val="single" w:sz="6" w:space="0" w:color="CBD5E1"/>
+              <w:bottom w:val="single" w:sz="6" w:space="0" w:color="CBD5E1"/>
+              <w:right w:val="single" w:sz="6" w:space="0" w:color="CBD5E1"/>
+              <w:insideH w:val="single" w:sz="6" w:space="0" w:color="CBD5E1"/>
+              <w:insideV w:val="single" w:sz="6" w:space="0" w:color="CBD5E1"/>
+            </w:tcBorders>
           </w:tcPr>
           <w:p>
-            <w:r/>
+            <w:pPr>
+              <w:spacing w:after="0"/>
+            </w:pPr>
             <w:r>
               <w:rPr>
-                <w:rFonts w:ascii="Calibri" w:hAnsi="Calibri"/>
+                <w:sz w:val="21"/>
+              </w:rPr>
+            </w:r>
+            <w:r>
+              <w:rPr>
+                <w:rFonts w:ascii="Calibri" w:hAnsi="Calibri" w:eastAsia="Calibri"/>
                 <w:b w:val="0"/>
-                <w:sz w:val="18"/>
+                <w:color w:val="0F172A"/>
+                <w:sz w:val="21"/>
               </w:rPr>
-              <w:t>D? li?u 1</w:t>
+              <w:t>Bài toán 1</w:t>
             </w:r>
           </w:p>
         </w:tc>
         <w:tc>
           <w:tcPr>
-            <w:tcW w:type="dxa" w:w="7776"/>
+            <w:tcW w:type="dxa" w:w="8136"/>
             <w:vAlign w:val="top"/>
+            <w:tcBorders>
+              <w:top w:val="single" w:sz="6" w:space="0" w:color="CBD5E1"/>
+              <w:left w:val="single" w:sz="6" w:space="0" w:color="CBD5E1"/>
+              <w:bottom w:val="single" w:sz="6" w:space="0" w:color="CBD5E1"/>
+              <w:right w:val="single" w:sz="6" w:space="0" w:color="CBD5E1"/>
+              <w:insideH w:val="single" w:sz="6" w:space="0" w:color="CBD5E1"/>
+              <w:insideV w:val="single" w:sz="6" w:space="0" w:color="CBD5E1"/>
+            </w:tcBorders>
           </w:tcPr>
           <w:p>
-            <w:r/>
+            <w:pPr>
+              <w:spacing w:after="0"/>
+            </w:pPr>
             <w:r>
               <w:rPr>
-                <w:rFonts w:ascii="Calibri" w:hAnsi="Calibri"/>
+                <w:sz w:val="21"/>
+              </w:rPr>
+            </w:r>
+            <w:r>
+              <w:rPr>
+                <w:rFonts w:ascii="Calibri" w:hAnsi="Calibri" w:eastAsia="Calibri"/>
                 <w:b w:val="0"/>
-                <w:sz w:val="18"/>
+                <w:color w:val="0F172A"/>
+                <w:sz w:val="21"/>
               </w:rPr>
-              <w:t>FuelConsumptionCo2.csv - d? ?o?n l??ng CO2EMISSIONS c?a xe, b?i to?n h?i quy.</w:t>
+              <w:t>CO2 Regression - dự đoán lượng phát thải CO2 của xe.</w:t>
             </w:r>
           </w:p>
         </w:tc>
@@ -154,35 +278,67 @@
       <w:tr>
         <w:tc>
           <w:tcPr>
-            <w:tcW w:type="dxa" w:w="2304"/>
+            <w:tcW w:type="dxa" w:w="2232"/>
             <w:vAlign w:val="top"/>
+            <w:tcBorders>
+              <w:top w:val="single" w:sz="6" w:space="0" w:color="CBD5E1"/>
+              <w:left w:val="single" w:sz="6" w:space="0" w:color="CBD5E1"/>
+              <w:bottom w:val="single" w:sz="6" w:space="0" w:color="CBD5E1"/>
+              <w:right w:val="single" w:sz="6" w:space="0" w:color="CBD5E1"/>
+              <w:insideH w:val="single" w:sz="6" w:space="0" w:color="CBD5E1"/>
+              <w:insideV w:val="single" w:sz="6" w:space="0" w:color="CBD5E1"/>
+            </w:tcBorders>
           </w:tcPr>
           <w:p>
-            <w:r/>
+            <w:pPr>
+              <w:spacing w:after="0"/>
+            </w:pPr>
             <w:r>
               <w:rPr>
-                <w:rFonts w:ascii="Calibri" w:hAnsi="Calibri"/>
+                <w:sz w:val="21"/>
+              </w:rPr>
+            </w:r>
+            <w:r>
+              <w:rPr>
+                <w:rFonts w:ascii="Calibri" w:hAnsi="Calibri" w:eastAsia="Calibri"/>
                 <w:b w:val="0"/>
-                <w:sz w:val="18"/>
+                <w:color w:val="0F172A"/>
+                <w:sz w:val="21"/>
               </w:rPr>
-              <w:t>D? li?u 2</w:t>
+              <w:t>Bài toán 2</w:t>
             </w:r>
           </w:p>
         </w:tc>
         <w:tc>
           <w:tcPr>
-            <w:tcW w:type="dxa" w:w="7776"/>
+            <w:tcW w:type="dxa" w:w="8136"/>
             <w:vAlign w:val="top"/>
+            <w:tcBorders>
+              <w:top w:val="single" w:sz="6" w:space="0" w:color="CBD5E1"/>
+              <w:left w:val="single" w:sz="6" w:space="0" w:color="CBD5E1"/>
+              <w:bottom w:val="single" w:sz="6" w:space="0" w:color="CBD5E1"/>
+              <w:right w:val="single" w:sz="6" w:space="0" w:color="CBD5E1"/>
+              <w:insideH w:val="single" w:sz="6" w:space="0" w:color="CBD5E1"/>
+              <w:insideV w:val="single" w:sz="6" w:space="0" w:color="CBD5E1"/>
+            </w:tcBorders>
           </w:tcPr>
           <w:p>
-            <w:r/>
+            <w:pPr>
+              <w:spacing w:after="0"/>
+            </w:pPr>
             <w:r>
               <w:rPr>
-                <w:rFonts w:ascii="Calibri" w:hAnsi="Calibri"/>
+                <w:sz w:val="21"/>
+              </w:rPr>
+            </w:r>
+            <w:r>
+              <w:rPr>
+                <w:rFonts w:ascii="Calibri" w:hAnsi="Calibri" w:eastAsia="Calibri"/>
                 <w:b w:val="0"/>
-                <w:sz w:val="18"/>
+                <w:color w:val="0F172A"/>
+                <w:sz w:val="21"/>
               </w:rPr>
-              <w:t>Telco-Customer-Churn.csv - d? ?o?n kh?ch h?ng c? r?i b? d?ch v? hay kh?ng, b?i to?n ph?n lo?i.</w:t>
+              <w:t>Churn Classification - dự đoán khách hàng có rời bỏ dịch vụ hay không.</w:t>
             </w:r>
           </w:p>
         </w:tc>
@@ -190,35 +346,119 @@
       <w:tr>
         <w:tc>
           <w:tcPr>
-            <w:tcW w:type="dxa" w:w="2304"/>
+            <w:tcW w:type="dxa" w:w="2232"/>
             <w:vAlign w:val="top"/>
+            <w:tcBorders>
+              <w:top w:val="single" w:sz="6" w:space="0" w:color="CBD5E1"/>
+              <w:left w:val="single" w:sz="6" w:space="0" w:color="CBD5E1"/>
+              <w:bottom w:val="single" w:sz="6" w:space="0" w:color="CBD5E1"/>
+              <w:right w:val="single" w:sz="6" w:space="0" w:color="CBD5E1"/>
+              <w:insideH w:val="single" w:sz="6" w:space="0" w:color="CBD5E1"/>
+              <w:insideV w:val="single" w:sz="6" w:space="0" w:color="CBD5E1"/>
+            </w:tcBorders>
           </w:tcPr>
           <w:p>
-            <w:r/>
+            <w:pPr>
+              <w:spacing w:after="0"/>
+            </w:pPr>
             <w:r>
               <w:rPr>
-                <w:rFonts w:ascii="Calibri" w:hAnsi="Calibri"/>
+                <w:sz w:val="21"/>
+              </w:rPr>
+            </w:r>
+            <w:r>
+              <w:rPr>
+                <w:rFonts w:ascii="Calibri" w:hAnsi="Calibri" w:eastAsia="Calibri"/>
                 <w:b w:val="0"/>
-                <w:sz w:val="18"/>
+                <w:color w:val="0F172A"/>
+                <w:sz w:val="21"/>
               </w:rPr>
-              <w:t>Ng?y t?o</w:t>
+              <w:t>Ngày cập nhật</w:t>
             </w:r>
           </w:p>
         </w:tc>
         <w:tc>
           <w:tcPr>
-            <w:tcW w:type="dxa" w:w="7776"/>
+            <w:tcW w:type="dxa" w:w="8136"/>
             <w:vAlign w:val="top"/>
+            <w:tcBorders>
+              <w:top w:val="single" w:sz="6" w:space="0" w:color="CBD5E1"/>
+              <w:left w:val="single" w:sz="6" w:space="0" w:color="CBD5E1"/>
+              <w:bottom w:val="single" w:sz="6" w:space="0" w:color="CBD5E1"/>
+              <w:right w:val="single" w:sz="6" w:space="0" w:color="CBD5E1"/>
+              <w:insideH w:val="single" w:sz="6" w:space="0" w:color="CBD5E1"/>
+              <w:insideV w:val="single" w:sz="6" w:space="0" w:color="CBD5E1"/>
+            </w:tcBorders>
           </w:tcPr>
           <w:p>
-            <w:r/>
+            <w:pPr>
+              <w:spacing w:after="0"/>
+            </w:pPr>
+            <w:r>
+              <w:rPr>
+                <w:sz w:val="21"/>
+              </w:rPr>
+            </w:r>
+            <w:r>
+              <w:rPr>
+                <w:rFonts w:ascii="Calibri" w:hAnsi="Calibri" w:eastAsia="Calibri"/>
+                <w:b w:val="0"/>
+                <w:color w:val="0F172A"/>
+                <w:sz w:val="21"/>
+              </w:rPr>
+              <w:t>10/06/2026</w:t>
+            </w:r>
+          </w:p>
+        </w:tc>
+      </w:tr>
+    </w:tbl>
+    <w:p/>
+    <w:tbl>
+      <w:tblPr>
+        <w:tblW w:type="auto" w:w="0"/>
+        <w:jc w:val="center"/>
+        <w:tblLook w:firstColumn="1" w:firstRow="1" w:lastColumn="0" w:lastRow="0" w:noHBand="0" w:noVBand="1" w:val="04A0"/>
+      </w:tblPr>
+      <w:tblGrid>
+        <w:gridCol w:w="10080"/>
+      </w:tblGrid>
+      <w:tr>
+        <w:tc>
+          <w:tcPr>
+            <w:tcW w:type="dxa" w:w="10080"/>
+            <w:shd w:fill="E8F1FA"/>
+            <w:tcBorders>
+              <w:top w:val="single" w:sz="6" w:space="0" w:color="B7D3EA"/>
+              <w:left w:val="single" w:sz="6" w:space="0" w:color="B7D3EA"/>
+              <w:bottom w:val="single" w:sz="6" w:space="0" w:color="B7D3EA"/>
+              <w:right w:val="single" w:sz="6" w:space="0" w:color="B7D3EA"/>
+              <w:insideH w:val="single" w:sz="6" w:space="0" w:color="B7D3EA"/>
+              <w:insideV w:val="single" w:sz="6" w:space="0" w:color="B7D3EA"/>
+            </w:tcBorders>
+          </w:tcPr>
+          <w:p>
+            <w:r>
+              <w:rPr>
+                <w:sz w:val="21"/>
+              </w:rPr>
+            </w:r>
             <w:r>
               <w:rPr>
                 <w:rFonts w:ascii="Calibri" w:hAnsi="Calibri"/>
-                <w:b w:val="0"/>
-                <w:sz w:val="18"/>
+                <w:b/>
+                <w:color w:val="1F4D78"/>
+                <w:sz w:val="22"/>
               </w:rPr>
-              <w:t>08/06/2026</w:t>
+              <w:t>Phạm vi tài liệu</w:t>
+              <w:br/>
+            </w:r>
+            <w:r>
+              <w:rPr>
+                <w:rFonts w:ascii="Calibri" w:hAnsi="Calibri"/>
+                <w:color w:val="0F172A"/>
+                <w:sz w:val="21"/>
+              </w:rPr>
+              <w:t>Tài liệu này chỉ trình bày mô tả kỹ thuật dự án. Nội dung được viết theo hướng báo cáo nộp bài, không chứa phần câu hỏi hoặc ghi chú vấn đáp.</w:t>
             </w:r>
           </w:p>
         </w:tc>
@@ -227,6 +467,9 @@
     <w:p/>
     <w:p>
       <w:r>
+        <w:rPr>
+          <w:sz w:val="24"/>
+        </w:rPr>
         <w:br w:type="page"/>
       </w:r>
     </w:p>
@@ -235,12 +478,18 @@
         <w:pStyle w:val="Heading1"/>
       </w:pPr>
       <w:r>
-        <w:t>1. T?m t?t d? ?n</w:t>
+        <w:rPr>
+          <w:sz w:val="36"/>
+        </w:rPr>
+        <w:t>1. Tóm tắt dự án</w:t>
       </w:r>
     </w:p>
     <w:p>
       <w:r>
-        <w:t>D? ?n ???c thi?t k? th?nh hai b?i ??c l?p ?? ??ng y?u c?u m?n h?c: m?t b?i h?i quy v? m?t b?i ph?n lo?i. M?i b?i c? d? li?u ri?ng, pipeline x? l? d? li?u ri?ng, m? h?nh ri?ng, bi?u ?? EDA ri?ng v? b?ng ??nh gi? ri?ng. ?i?m quan tr?ng l? to?n b? ti?n x? l? ???c ??t trong Pipeline c?a scikit-learn, v? v?y khi cross-validation ho?c test, d? li?u ki?m tra kh?ng b? d?ng l?n v?o b??c hu?n luy?n.</w:t>
+        <w:rPr>
+          <w:sz w:val="24"/>
+        </w:rPr>
+        <w:t>Dự án gồm hai pipeline học máy độc lập nhằm đáp ứng hai nhóm bài toán cơ bản: hồi quy và phân loại. Mỗi pipeline được triển khai theo quy trình đầy đủ: đọc dữ liệu, EDA, tiền xử lý, chia train/test, xây dựng Pipeline, so sánh nhiều mô hình, tối ưu siêu tham số, đánh giá trên tập test và lưu kết quả.</w:t>
       </w:r>
     </w:p>
     <w:tbl>
@@ -248,66 +497,48 @@
         <w:tblStyle w:val="TableGrid"/>
         <w:tblW w:type="auto" w:w="0"/>
         <w:jc w:val="center"/>
+        <w:tblLayout w:type="fixed"/>
         <w:tblLook w:firstColumn="1" w:firstRow="1" w:lastColumn="0" w:lastRow="0" w:noHBand="0" w:noVBand="1" w:val="04A0"/>
       </w:tblPr>
       <w:tblGrid>
-        <w:gridCol w:w="2556"/>
-        <w:gridCol w:w="2556"/>
-        <w:gridCol w:w="2556"/>
-        <w:gridCol w:w="2556"/>
+        <w:gridCol w:w="2016"/>
+        <w:gridCol w:w="2016"/>
+        <w:gridCol w:w="2016"/>
+        <w:gridCol w:w="2016"/>
+        <w:gridCol w:w="2016"/>
       </w:tblGrid>
       <w:tr>
         <w:tc>
           <w:tcPr>
-            <w:tcW w:type="dxa" w:w="1944"/>
+            <w:tcW w:type="dxa" w:w="1296"/>
             <w:vAlign w:val="top"/>
-            <w:shd w:fill="D9EAF7"/>
+            <w:shd w:fill="2E74B5"/>
+            <w:tcBorders>
+              <w:top w:val="single" w:sz="6" w:space="0" w:color="9FBAD3"/>
+              <w:left w:val="single" w:sz="6" w:space="0" w:color="9FBAD3"/>
+              <w:bottom w:val="single" w:sz="6" w:space="0" w:color="9FBAD3"/>
+              <w:right w:val="single" w:sz="6" w:space="0" w:color="9FBAD3"/>
+              <w:insideH w:val="single" w:sz="6" w:space="0" w:color="9FBAD3"/>
+              <w:insideV w:val="single" w:sz="6" w:space="0" w:color="9FBAD3"/>
+            </w:tcBorders>
           </w:tcPr>
           <w:p>
-            <w:r/>
+            <w:pPr>
+              <w:spacing w:after="0"/>
+            </w:pPr>
             <w:r>
               <w:rPr>
-                <w:rFonts w:ascii="Calibri" w:hAnsi="Calibri"/>
-                <w:b/>
-                <w:sz w:val="18"/>
+                <w:sz w:val="21"/>
               </w:rPr>
-              <w:t>B?i</w:t>
             </w:r>
-          </w:p>
-        </w:tc>
-        <w:tc>
-          <w:tcPr>
-            <w:tcW w:type="dxa" w:w="2880"/>
-            <w:vAlign w:val="top"/>
-            <w:shd w:fill="D9EAF7"/>
-          </w:tcPr>
-          <w:p>
-            <w:r/>
             <w:r>
               <w:rPr>
-                <w:rFonts w:ascii="Calibri" w:hAnsi="Calibri"/>
+                <w:rFonts w:ascii="Calibri" w:hAnsi="Calibri" w:eastAsia="Calibri"/>
                 <w:b/>
-                <w:sz w:val="18"/>
+                <w:color w:val="FFFFFF"/>
+                <w:sz w:val="22"/>
               </w:rPr>
-              <w:t>M?c ti?u</w:t>
-            </w:r>
-          </w:p>
-        </w:tc>
-        <w:tc>
-          <w:tcPr>
-            <w:tcW w:type="dxa" w:w="3168"/>
-            <w:vAlign w:val="top"/>
-            <w:shd w:fill="D9EAF7"/>
-          </w:tcPr>
-          <w:p>
-            <w:r/>
-            <w:r>
-              <w:rPr>
-                <w:rFonts w:ascii="Calibri" w:hAnsi="Calibri"/>
-                <w:b/>
-                <w:sz w:val="18"/>
-              </w:rPr>
-              <w:t>??u ra ch?nh</w:t>
+              <w:t>Dự án</w:t>
             </w:r>
           </w:p>
         </w:tc>
@@ -315,17 +546,135 @@
           <w:tcPr>
             <w:tcW w:type="dxa" w:w="2088"/>
             <w:vAlign w:val="top"/>
-            <w:shd w:fill="D9EAF7"/>
+            <w:shd w:fill="2E74B5"/>
+            <w:tcBorders>
+              <w:top w:val="single" w:sz="6" w:space="0" w:color="9FBAD3"/>
+              <w:left w:val="single" w:sz="6" w:space="0" w:color="9FBAD3"/>
+              <w:bottom w:val="single" w:sz="6" w:space="0" w:color="9FBAD3"/>
+              <w:right w:val="single" w:sz="6" w:space="0" w:color="9FBAD3"/>
+              <w:insideH w:val="single" w:sz="6" w:space="0" w:color="9FBAD3"/>
+              <w:insideV w:val="single" w:sz="6" w:space="0" w:color="9FBAD3"/>
+            </w:tcBorders>
           </w:tcPr>
           <w:p>
-            <w:r/>
+            <w:pPr>
+              <w:spacing w:after="0"/>
+            </w:pPr>
             <w:r>
               <w:rPr>
-                <w:rFonts w:ascii="Calibri" w:hAnsi="Calibri"/>
+                <w:sz w:val="21"/>
+              </w:rPr>
+            </w:r>
+            <w:r>
+              <w:rPr>
+                <w:rFonts w:ascii="Calibri" w:hAnsi="Calibri" w:eastAsia="Calibri"/>
                 <w:b/>
-                <w:sz w:val="18"/>
+                <w:color w:val="FFFFFF"/>
+                <w:sz w:val="22"/>
               </w:rPr>
-              <w:t>M? h?nh t?t nh?t hi?n t?i</w:t>
+              <w:t>Loại bài toán</w:t>
+            </w:r>
+          </w:p>
+        </w:tc>
+        <w:tc>
+          <w:tcPr>
+            <w:tcW w:type="dxa" w:w="2592"/>
+            <w:vAlign w:val="top"/>
+            <w:shd w:fill="2E74B5"/>
+            <w:tcBorders>
+              <w:top w:val="single" w:sz="6" w:space="0" w:color="9FBAD3"/>
+              <w:left w:val="single" w:sz="6" w:space="0" w:color="9FBAD3"/>
+              <w:bottom w:val="single" w:sz="6" w:space="0" w:color="9FBAD3"/>
+              <w:right w:val="single" w:sz="6" w:space="0" w:color="9FBAD3"/>
+              <w:insideH w:val="single" w:sz="6" w:space="0" w:color="9FBAD3"/>
+              <w:insideV w:val="single" w:sz="6" w:space="0" w:color="9FBAD3"/>
+            </w:tcBorders>
+          </w:tcPr>
+          <w:p>
+            <w:pPr>
+              <w:spacing w:after="0"/>
+            </w:pPr>
+            <w:r>
+              <w:rPr>
+                <w:sz w:val="21"/>
+              </w:rPr>
+            </w:r>
+            <w:r>
+              <w:rPr>
+                <w:rFonts w:ascii="Calibri" w:hAnsi="Calibri" w:eastAsia="Calibri"/>
+                <w:b/>
+                <w:color w:val="FFFFFF"/>
+                <w:sz w:val="22"/>
+              </w:rPr>
+              <w:t>Dữ liệu</w:t>
+            </w:r>
+          </w:p>
+        </w:tc>
+        <w:tc>
+          <w:tcPr>
+            <w:tcW w:type="dxa" w:w="2304"/>
+            <w:vAlign w:val="top"/>
+            <w:shd w:fill="2E74B5"/>
+            <w:tcBorders>
+              <w:top w:val="single" w:sz="6" w:space="0" w:color="9FBAD3"/>
+              <w:left w:val="single" w:sz="6" w:space="0" w:color="9FBAD3"/>
+              <w:bottom w:val="single" w:sz="6" w:space="0" w:color="9FBAD3"/>
+              <w:right w:val="single" w:sz="6" w:space="0" w:color="9FBAD3"/>
+              <w:insideH w:val="single" w:sz="6" w:space="0" w:color="9FBAD3"/>
+              <w:insideV w:val="single" w:sz="6" w:space="0" w:color="9FBAD3"/>
+            </w:tcBorders>
+          </w:tcPr>
+          <w:p>
+            <w:pPr>
+              <w:spacing w:after="0"/>
+            </w:pPr>
+            <w:r>
+              <w:rPr>
+                <w:sz w:val="21"/>
+              </w:rPr>
+            </w:r>
+            <w:r>
+              <w:rPr>
+                <w:rFonts w:ascii="Calibri" w:hAnsi="Calibri" w:eastAsia="Calibri"/>
+                <w:b/>
+                <w:color w:val="FFFFFF"/>
+                <w:sz w:val="22"/>
+              </w:rPr>
+              <w:t>Mô hình tốt nhất</w:t>
+            </w:r>
+          </w:p>
+        </w:tc>
+        <w:tc>
+          <w:tcPr>
+            <w:tcW w:type="dxa" w:w="2592"/>
+            <w:vAlign w:val="top"/>
+            <w:shd w:fill="2E74B5"/>
+            <w:tcBorders>
+              <w:top w:val="single" w:sz="6" w:space="0" w:color="9FBAD3"/>
+              <w:left w:val="single" w:sz="6" w:space="0" w:color="9FBAD3"/>
+              <w:bottom w:val="single" w:sz="6" w:space="0" w:color="9FBAD3"/>
+              <w:right w:val="single" w:sz="6" w:space="0" w:color="9FBAD3"/>
+              <w:insideH w:val="single" w:sz="6" w:space="0" w:color="9FBAD3"/>
+              <w:insideV w:val="single" w:sz="6" w:space="0" w:color="9FBAD3"/>
+            </w:tcBorders>
+          </w:tcPr>
+          <w:p>
+            <w:pPr>
+              <w:spacing w:after="0"/>
+            </w:pPr>
+            <w:r>
+              <w:rPr>
+                <w:sz w:val="21"/>
+              </w:rPr>
+            </w:r>
+            <w:r>
+              <w:rPr>
+                <w:rFonts w:ascii="Calibri" w:hAnsi="Calibri" w:eastAsia="Calibri"/>
+                <w:b/>
+                <w:color w:val="FFFFFF"/>
+                <w:sz w:val="22"/>
+              </w:rPr>
+              <w:t>Metric chính</w:t>
             </w:r>
           </w:p>
         </w:tc>
@@ -333,52 +682,34 @@
       <w:tr>
         <w:tc>
           <w:tcPr>
-            <w:tcW w:type="dxa" w:w="1944"/>
+            <w:tcW w:type="dxa" w:w="1296"/>
             <w:vAlign w:val="top"/>
+            <w:tcBorders>
+              <w:top w:val="single" w:sz="6" w:space="0" w:color="CBD5E1"/>
+              <w:left w:val="single" w:sz="6" w:space="0" w:color="CBD5E1"/>
+              <w:bottom w:val="single" w:sz="6" w:space="0" w:color="CBD5E1"/>
+              <w:right w:val="single" w:sz="6" w:space="0" w:color="CBD5E1"/>
+              <w:insideH w:val="single" w:sz="6" w:space="0" w:color="CBD5E1"/>
+              <w:insideV w:val="single" w:sz="6" w:space="0" w:color="CBD5E1"/>
+            </w:tcBorders>
           </w:tcPr>
           <w:p>
-            <w:r/>
+            <w:pPr>
+              <w:spacing w:after="0"/>
+            </w:pPr>
             <w:r>
               <w:rPr>
-                <w:rFonts w:ascii="Calibri" w:hAnsi="Calibri"/>
-                <w:b w:val="0"/>
-                <w:sz w:val="18"/>
+                <w:sz w:val="21"/>
               </w:rPr>
-              <w:t>CO2 Regression</w:t>
             </w:r>
-          </w:p>
-        </w:tc>
-        <w:tc>
-          <w:tcPr>
-            <w:tcW w:type="dxa" w:w="2880"/>
-            <w:vAlign w:val="top"/>
-          </w:tcPr>
-          <w:p>
-            <w:r/>
             <w:r>
               <w:rPr>
-                <w:rFonts w:ascii="Calibri" w:hAnsi="Calibri"/>
+                <w:rFonts w:ascii="Calibri" w:hAnsi="Calibri" w:eastAsia="Calibri"/>
                 <w:b w:val="0"/>
-                <w:sz w:val="18"/>
+                <w:color w:val="0F172A"/>
+                <w:sz w:val="21"/>
               </w:rPr>
-              <w:t>D? ?o?n l??ng ph?t th?i CO2 c?a xe.</w:t>
-            </w:r>
-          </w:p>
-        </w:tc>
-        <w:tc>
-          <w:tcPr>
-            <w:tcW w:type="dxa" w:w="3168"/>
-            <w:vAlign w:val="top"/>
-          </w:tcPr>
-          <w:p>
-            <w:r/>
-            <w:r>
-              <w:rPr>
-                <w:rFonts w:ascii="Calibri" w:hAnsi="Calibri"/>
-                <w:b w:val="0"/>
-                <w:sz w:val="18"/>
-              </w:rPr>
-              <w:t>MAE, RMSE, R2, bi?u ?? l?i, feature importance.</w:t>
+              <w:t>CO2</w:t>
             </w:r>
           </w:p>
         </w:tc>
@@ -386,16 +717,131 @@
           <w:tcPr>
             <w:tcW w:type="dxa" w:w="2088"/>
             <w:vAlign w:val="top"/>
+            <w:tcBorders>
+              <w:top w:val="single" w:sz="6" w:space="0" w:color="CBD5E1"/>
+              <w:left w:val="single" w:sz="6" w:space="0" w:color="CBD5E1"/>
+              <w:bottom w:val="single" w:sz="6" w:space="0" w:color="CBD5E1"/>
+              <w:right w:val="single" w:sz="6" w:space="0" w:color="CBD5E1"/>
+              <w:insideH w:val="single" w:sz="6" w:space="0" w:color="CBD5E1"/>
+              <w:insideV w:val="single" w:sz="6" w:space="0" w:color="CBD5E1"/>
+            </w:tcBorders>
           </w:tcPr>
           <w:p>
-            <w:r/>
+            <w:pPr>
+              <w:spacing w:after="0"/>
+            </w:pPr>
             <w:r>
               <w:rPr>
-                <w:rFonts w:ascii="Calibri" w:hAnsi="Calibri"/>
+                <w:sz w:val="21"/>
+              </w:rPr>
+            </w:r>
+            <w:r>
+              <w:rPr>
+                <w:rFonts w:ascii="Calibri" w:hAnsi="Calibri" w:eastAsia="Calibri"/>
                 <w:b w:val="0"/>
-                <w:sz w:val="18"/>
+                <w:color w:val="0F172A"/>
+                <w:sz w:val="21"/>
+              </w:rPr>
+              <w:t>Regression</w:t>
+            </w:r>
+          </w:p>
+        </w:tc>
+        <w:tc>
+          <w:tcPr>
+            <w:tcW w:type="dxa" w:w="2592"/>
+            <w:vAlign w:val="top"/>
+            <w:tcBorders>
+              <w:top w:val="single" w:sz="6" w:space="0" w:color="CBD5E1"/>
+              <w:left w:val="single" w:sz="6" w:space="0" w:color="CBD5E1"/>
+              <w:bottom w:val="single" w:sz="6" w:space="0" w:color="CBD5E1"/>
+              <w:right w:val="single" w:sz="6" w:space="0" w:color="CBD5E1"/>
+              <w:insideH w:val="single" w:sz="6" w:space="0" w:color="CBD5E1"/>
+              <w:insideV w:val="single" w:sz="6" w:space="0" w:color="CBD5E1"/>
+            </w:tcBorders>
+          </w:tcPr>
+          <w:p>
+            <w:pPr>
+              <w:spacing w:after="0"/>
+            </w:pPr>
+            <w:r>
+              <w:rPr>
+                <w:sz w:val="21"/>
+              </w:rPr>
+            </w:r>
+            <w:r>
+              <w:rPr>
+                <w:rFonts w:ascii="Calibri" w:hAnsi="Calibri" w:eastAsia="Calibri"/>
+                <w:b w:val="0"/>
+                <w:color w:val="0F172A"/>
+                <w:sz w:val="21"/>
+              </w:rPr>
+              <w:t>FuelConsumptionCo2.csv</w:t>
+            </w:r>
+          </w:p>
+        </w:tc>
+        <w:tc>
+          <w:tcPr>
+            <w:tcW w:type="dxa" w:w="2304"/>
+            <w:vAlign w:val="top"/>
+            <w:tcBorders>
+              <w:top w:val="single" w:sz="6" w:space="0" w:color="CBD5E1"/>
+              <w:left w:val="single" w:sz="6" w:space="0" w:color="CBD5E1"/>
+              <w:bottom w:val="single" w:sz="6" w:space="0" w:color="CBD5E1"/>
+              <w:right w:val="single" w:sz="6" w:space="0" w:color="CBD5E1"/>
+              <w:insideH w:val="single" w:sz="6" w:space="0" w:color="CBD5E1"/>
+              <w:insideV w:val="single" w:sz="6" w:space="0" w:color="CBD5E1"/>
+            </w:tcBorders>
+          </w:tcPr>
+          <w:p>
+            <w:pPr>
+              <w:spacing w:after="0"/>
+            </w:pPr>
+            <w:r>
+              <w:rPr>
+                <w:sz w:val="21"/>
+              </w:rPr>
+            </w:r>
+            <w:r>
+              <w:rPr>
+                <w:rFonts w:ascii="Calibri" w:hAnsi="Calibri" w:eastAsia="Calibri"/>
+                <w:b w:val="0"/>
+                <w:color w:val="0F172A"/>
+                <w:sz w:val="21"/>
               </w:rPr>
               <w:t>Linear Regression</w:t>
+            </w:r>
+          </w:p>
+        </w:tc>
+        <w:tc>
+          <w:tcPr>
+            <w:tcW w:type="dxa" w:w="2592"/>
+            <w:vAlign w:val="top"/>
+            <w:tcBorders>
+              <w:top w:val="single" w:sz="6" w:space="0" w:color="CBD5E1"/>
+              <w:left w:val="single" w:sz="6" w:space="0" w:color="CBD5E1"/>
+              <w:bottom w:val="single" w:sz="6" w:space="0" w:color="CBD5E1"/>
+              <w:right w:val="single" w:sz="6" w:space="0" w:color="CBD5E1"/>
+              <w:insideH w:val="single" w:sz="6" w:space="0" w:color="CBD5E1"/>
+              <w:insideV w:val="single" w:sz="6" w:space="0" w:color="CBD5E1"/>
+            </w:tcBorders>
+          </w:tcPr>
+          <w:p>
+            <w:pPr>
+              <w:spacing w:after="0"/>
+            </w:pPr>
+            <w:r>
+              <w:rPr>
+                <w:sz w:val="21"/>
+              </w:rPr>
+            </w:r>
+            <w:r>
+              <w:rPr>
+                <w:rFonts w:ascii="Calibri" w:hAnsi="Calibri" w:eastAsia="Calibri"/>
+                <w:b w:val="0"/>
+                <w:color w:val="0F172A"/>
+                <w:sz w:val="21"/>
+              </w:rPr>
+              <w:t>MAE, RMSE, R2</w:t>
             </w:r>
           </w:p>
         </w:tc>
@@ -403,52 +849,34 @@
       <w:tr>
         <w:tc>
           <w:tcPr>
-            <w:tcW w:type="dxa" w:w="1944"/>
+            <w:tcW w:type="dxa" w:w="1296"/>
             <w:vAlign w:val="top"/>
+            <w:tcBorders>
+              <w:top w:val="single" w:sz="6" w:space="0" w:color="CBD5E1"/>
+              <w:left w:val="single" w:sz="6" w:space="0" w:color="CBD5E1"/>
+              <w:bottom w:val="single" w:sz="6" w:space="0" w:color="CBD5E1"/>
+              <w:right w:val="single" w:sz="6" w:space="0" w:color="CBD5E1"/>
+              <w:insideH w:val="single" w:sz="6" w:space="0" w:color="CBD5E1"/>
+              <w:insideV w:val="single" w:sz="6" w:space="0" w:color="CBD5E1"/>
+            </w:tcBorders>
           </w:tcPr>
           <w:p>
-            <w:r/>
+            <w:pPr>
+              <w:spacing w:after="0"/>
+            </w:pPr>
             <w:r>
               <w:rPr>
-                <w:rFonts w:ascii="Calibri" w:hAnsi="Calibri"/>
-                <w:b w:val="0"/>
-                <w:sz w:val="18"/>
+                <w:sz w:val="21"/>
               </w:rPr>
-              <w:t>Churn Classification</w:t>
             </w:r>
-          </w:p>
-        </w:tc>
-        <w:tc>
-          <w:tcPr>
-            <w:tcW w:type="dxa" w:w="2880"/>
-            <w:vAlign w:val="top"/>
-          </w:tcPr>
-          <w:p>
-            <w:r/>
             <w:r>
               <w:rPr>
-                <w:rFonts w:ascii="Calibri" w:hAnsi="Calibri"/>
+                <w:rFonts w:ascii="Calibri" w:hAnsi="Calibri" w:eastAsia="Calibri"/>
                 <w:b w:val="0"/>
-                <w:sz w:val="18"/>
+                <w:color w:val="0F172A"/>
+                <w:sz w:val="21"/>
               </w:rPr>
-              <w:t>D? ?o?n kh?ch h?ng c? r?i b? d?ch v? hay kh?ng.</w:t>
-            </w:r>
-          </w:p>
-        </w:tc>
-        <w:tc>
-          <w:tcPr>
-            <w:tcW w:type="dxa" w:w="3168"/>
-            <w:vAlign w:val="top"/>
-          </w:tcPr>
-          <w:p>
-            <w:r/>
-            <w:r>
-              <w:rPr>
-                <w:rFonts w:ascii="Calibri" w:hAnsi="Calibri"/>
-                <w:b w:val="0"/>
-                <w:sz w:val="18"/>
-              </w:rPr>
-              <w:t>Accuracy, Precision, Recall, F1, ROC-AUC, confusion matrix.</w:t>
+              <w:t>Churn</w:t>
             </w:r>
           </w:p>
         </w:tc>
@@ -456,16 +884,131 @@
           <w:tcPr>
             <w:tcW w:type="dxa" w:w="2088"/>
             <w:vAlign w:val="top"/>
+            <w:tcBorders>
+              <w:top w:val="single" w:sz="6" w:space="0" w:color="CBD5E1"/>
+              <w:left w:val="single" w:sz="6" w:space="0" w:color="CBD5E1"/>
+              <w:bottom w:val="single" w:sz="6" w:space="0" w:color="CBD5E1"/>
+              <w:right w:val="single" w:sz="6" w:space="0" w:color="CBD5E1"/>
+              <w:insideH w:val="single" w:sz="6" w:space="0" w:color="CBD5E1"/>
+              <w:insideV w:val="single" w:sz="6" w:space="0" w:color="CBD5E1"/>
+            </w:tcBorders>
           </w:tcPr>
           <w:p>
-            <w:r/>
+            <w:pPr>
+              <w:spacing w:after="0"/>
+            </w:pPr>
             <w:r>
               <w:rPr>
-                <w:rFonts w:ascii="Calibri" w:hAnsi="Calibri"/>
+                <w:sz w:val="21"/>
+              </w:rPr>
+            </w:r>
+            <w:r>
+              <w:rPr>
+                <w:rFonts w:ascii="Calibri" w:hAnsi="Calibri" w:eastAsia="Calibri"/>
                 <w:b w:val="0"/>
-                <w:sz w:val="18"/>
+                <w:color w:val="0F172A"/>
+                <w:sz w:val="21"/>
+              </w:rPr>
+              <w:t>Binary Classification</w:t>
+            </w:r>
+          </w:p>
+        </w:tc>
+        <w:tc>
+          <w:tcPr>
+            <w:tcW w:type="dxa" w:w="2592"/>
+            <w:vAlign w:val="top"/>
+            <w:tcBorders>
+              <w:top w:val="single" w:sz="6" w:space="0" w:color="CBD5E1"/>
+              <w:left w:val="single" w:sz="6" w:space="0" w:color="CBD5E1"/>
+              <w:bottom w:val="single" w:sz="6" w:space="0" w:color="CBD5E1"/>
+              <w:right w:val="single" w:sz="6" w:space="0" w:color="CBD5E1"/>
+              <w:insideH w:val="single" w:sz="6" w:space="0" w:color="CBD5E1"/>
+              <w:insideV w:val="single" w:sz="6" w:space="0" w:color="CBD5E1"/>
+            </w:tcBorders>
+          </w:tcPr>
+          <w:p>
+            <w:pPr>
+              <w:spacing w:after="0"/>
+            </w:pPr>
+            <w:r>
+              <w:rPr>
+                <w:sz w:val="21"/>
+              </w:rPr>
+            </w:r>
+            <w:r>
+              <w:rPr>
+                <w:rFonts w:ascii="Calibri" w:hAnsi="Calibri" w:eastAsia="Calibri"/>
+                <w:b w:val="0"/>
+                <w:color w:val="0F172A"/>
+                <w:sz w:val="21"/>
+              </w:rPr>
+              <w:t>Telco-Customer-Churn.csv</w:t>
+            </w:r>
+          </w:p>
+        </w:tc>
+        <w:tc>
+          <w:tcPr>
+            <w:tcW w:type="dxa" w:w="2304"/>
+            <w:vAlign w:val="top"/>
+            <w:tcBorders>
+              <w:top w:val="single" w:sz="6" w:space="0" w:color="CBD5E1"/>
+              <w:left w:val="single" w:sz="6" w:space="0" w:color="CBD5E1"/>
+              <w:bottom w:val="single" w:sz="6" w:space="0" w:color="CBD5E1"/>
+              <w:right w:val="single" w:sz="6" w:space="0" w:color="CBD5E1"/>
+              <w:insideH w:val="single" w:sz="6" w:space="0" w:color="CBD5E1"/>
+              <w:insideV w:val="single" w:sz="6" w:space="0" w:color="CBD5E1"/>
+            </w:tcBorders>
+          </w:tcPr>
+          <w:p>
+            <w:pPr>
+              <w:spacing w:after="0"/>
+            </w:pPr>
+            <w:r>
+              <w:rPr>
+                <w:sz w:val="21"/>
+              </w:rPr>
+            </w:r>
+            <w:r>
+              <w:rPr>
+                <w:rFonts w:ascii="Calibri" w:hAnsi="Calibri" w:eastAsia="Calibri"/>
+                <w:b w:val="0"/>
+                <w:color w:val="0F172A"/>
+                <w:sz w:val="21"/>
               </w:rPr>
               <w:t>Logistic Regression</w:t>
+            </w:r>
+          </w:p>
+        </w:tc>
+        <w:tc>
+          <w:tcPr>
+            <w:tcW w:type="dxa" w:w="2592"/>
+            <w:vAlign w:val="top"/>
+            <w:tcBorders>
+              <w:top w:val="single" w:sz="6" w:space="0" w:color="CBD5E1"/>
+              <w:left w:val="single" w:sz="6" w:space="0" w:color="CBD5E1"/>
+              <w:bottom w:val="single" w:sz="6" w:space="0" w:color="CBD5E1"/>
+              <w:right w:val="single" w:sz="6" w:space="0" w:color="CBD5E1"/>
+              <w:insideH w:val="single" w:sz="6" w:space="0" w:color="CBD5E1"/>
+              <w:insideV w:val="single" w:sz="6" w:space="0" w:color="CBD5E1"/>
+            </w:tcBorders>
+          </w:tcPr>
+          <w:p>
+            <w:pPr>
+              <w:spacing w:after="0"/>
+            </w:pPr>
+            <w:r>
+              <w:rPr>
+                <w:sz w:val="21"/>
+              </w:rPr>
+            </w:r>
+            <w:r>
+              <w:rPr>
+                <w:rFonts w:ascii="Calibri" w:hAnsi="Calibri" w:eastAsia="Calibri"/>
+                <w:b w:val="0"/>
+                <w:color w:val="0F172A"/>
+                <w:sz w:val="21"/>
+              </w:rPr>
+              <w:t>Accuracy, Precision, Recall, F1, ROC-AUC</w:t>
             </w:r>
           </w:p>
         </w:tc>
@@ -477,12 +1020,10 @@
         <w:pStyle w:val="Heading1"/>
       </w:pPr>
       <w:r>
-        <w:t>2. N?i dung v? t?c d?ng c?a c?c file</w:t>
-      </w:r>
-    </w:p>
-    <w:p>
-      <w:r>
-        <w:t>C?c file quan tr?ng ???c chia theo vai tr?. Khi v?n ??p, c? th? n?i ng?n g?n: file ? th? m?c g?c d?ng ?? ch?y nhanh, file trong ml_coursework l? code ch?nh, th? m?c reports ch?a k?t qu?, th? m?c submissions ch?a b?n n?p.</w:t>
+        <w:rPr>
+          <w:sz w:val="36"/>
+        </w:rPr>
+        <w:t>2. Cấu trúc dự án</w:t>
       </w:r>
     </w:p>
     <w:tbl>
@@ -490,65 +1031,79 @@
         <w:tblStyle w:val="TableGrid"/>
         <w:tblW w:type="auto" w:w="0"/>
         <w:jc w:val="center"/>
+        <w:tblLayout w:type="fixed"/>
         <w:tblLook w:firstColumn="1" w:firstRow="1" w:lastColumn="0" w:lastRow="0" w:noHBand="0" w:noVBand="1" w:val="04A0"/>
       </w:tblPr>
       <w:tblGrid>
-        <w:gridCol w:w="3408"/>
-        <w:gridCol w:w="3408"/>
-        <w:gridCol w:w="3408"/>
+        <w:gridCol w:w="5040"/>
+        <w:gridCol w:w="5040"/>
       </w:tblGrid>
       <w:tr>
         <w:tc>
           <w:tcPr>
-            <w:tcW w:type="dxa" w:w="2952"/>
+            <w:tcW w:type="dxa" w:w="3168"/>
             <w:vAlign w:val="top"/>
-            <w:shd w:fill="D9EAF7"/>
+            <w:shd w:fill="2E74B5"/>
+            <w:tcBorders>
+              <w:top w:val="single" w:sz="6" w:space="0" w:color="9FBAD3"/>
+              <w:left w:val="single" w:sz="6" w:space="0" w:color="9FBAD3"/>
+              <w:bottom w:val="single" w:sz="6" w:space="0" w:color="9FBAD3"/>
+              <w:right w:val="single" w:sz="6" w:space="0" w:color="9FBAD3"/>
+              <w:insideH w:val="single" w:sz="6" w:space="0" w:color="9FBAD3"/>
+              <w:insideV w:val="single" w:sz="6" w:space="0" w:color="9FBAD3"/>
+            </w:tcBorders>
           </w:tcPr>
           <w:p>
-            <w:r/>
+            <w:pPr>
+              <w:spacing w:after="0"/>
+            </w:pPr>
             <w:r>
               <w:rPr>
-                <w:rFonts w:ascii="Calibri" w:hAnsi="Calibri"/>
+                <w:sz w:val="21"/>
+              </w:rPr>
+            </w:r>
+            <w:r>
+              <w:rPr>
+                <w:rFonts w:ascii="Calibri" w:hAnsi="Calibri" w:eastAsia="Calibri"/>
                 <w:b/>
-                <w:sz w:val="18"/>
+                <w:color w:val="FFFFFF"/>
+                <w:sz w:val="22"/>
               </w:rPr>
-              <w:t>File ho?c th? m?c</w:t>
+              <w:t>Thư mục / File</w:t>
             </w:r>
           </w:p>
         </w:tc>
         <w:tc>
           <w:tcPr>
-            <w:tcW w:type="dxa" w:w="2736"/>
+            <w:tcW w:type="dxa" w:w="7200"/>
             <w:vAlign w:val="top"/>
-            <w:shd w:fill="D9EAF7"/>
+            <w:shd w:fill="2E74B5"/>
+            <w:tcBorders>
+              <w:top w:val="single" w:sz="6" w:space="0" w:color="9FBAD3"/>
+              <w:left w:val="single" w:sz="6" w:space="0" w:color="9FBAD3"/>
+              <w:bottom w:val="single" w:sz="6" w:space="0" w:color="9FBAD3"/>
+              <w:right w:val="single" w:sz="6" w:space="0" w:color="9FBAD3"/>
+              <w:insideH w:val="single" w:sz="6" w:space="0" w:color="9FBAD3"/>
+              <w:insideV w:val="single" w:sz="6" w:space="0" w:color="9FBAD3"/>
+            </w:tcBorders>
           </w:tcPr>
           <w:p>
-            <w:r/>
+            <w:pPr>
+              <w:spacing w:after="0"/>
+            </w:pPr>
             <w:r>
               <w:rPr>
-                <w:rFonts w:ascii="Calibri" w:hAnsi="Calibri"/>
-                <w:b/>
-                <w:sz w:val="18"/>
+                <w:sz w:val="21"/>
               </w:rPr>
-              <w:t>T?c d?ng</w:t>
             </w:r>
-          </w:p>
-        </w:tc>
-        <w:tc>
-          <w:tcPr>
-            <w:tcW w:type="dxa" w:w="4392"/>
-            <w:vAlign w:val="top"/>
-            <w:shd w:fill="D9EAF7"/>
-          </w:tcPr>
-          <w:p>
-            <w:r/>
             <w:r>
               <w:rPr>
-                <w:rFonts w:ascii="Calibri" w:hAnsi="Calibri"/>
+                <w:rFonts w:ascii="Calibri" w:hAnsi="Calibri" w:eastAsia="Calibri"/>
                 <w:b/>
-                <w:sz w:val="18"/>
+                <w:color w:val="FFFFFF"/>
+                <w:sz w:val="22"/>
               </w:rPr>
-              <w:t>N?i dung ch?nh</w:t>
+              <w:t>Vai trò</w:t>
             </w:r>
           </w:p>
         </w:tc>
@@ -556,52 +1111,67 @@
       <w:tr>
         <w:tc>
           <w:tcPr>
-            <w:tcW w:type="dxa" w:w="2952"/>
+            <w:tcW w:type="dxa" w:w="3168"/>
             <w:vAlign w:val="top"/>
+            <w:tcBorders>
+              <w:top w:val="single" w:sz="6" w:space="0" w:color="CBD5E1"/>
+              <w:left w:val="single" w:sz="6" w:space="0" w:color="CBD5E1"/>
+              <w:bottom w:val="single" w:sz="6" w:space="0" w:color="CBD5E1"/>
+              <w:right w:val="single" w:sz="6" w:space="0" w:color="CBD5E1"/>
+              <w:insideH w:val="single" w:sz="6" w:space="0" w:color="CBD5E1"/>
+              <w:insideV w:val="single" w:sz="6" w:space="0" w:color="CBD5E1"/>
+            </w:tcBorders>
           </w:tcPr>
           <w:p>
-            <w:r/>
+            <w:pPr>
+              <w:spacing w:after="0"/>
+            </w:pPr>
             <w:r>
               <w:rPr>
-                <w:rFonts w:ascii="Calibri" w:hAnsi="Calibri"/>
+                <w:sz w:val="21"/>
+              </w:rPr>
+            </w:r>
+            <w:r>
+              <w:rPr>
+                <w:rFonts w:ascii="Calibri" w:hAnsi="Calibri" w:eastAsia="Calibri"/>
                 <w:b w:val="0"/>
-                <w:sz w:val="18"/>
+                <w:color w:val="0F172A"/>
+                <w:sz w:val="21"/>
               </w:rPr>
-              <w:t>co2.py</w:t>
+              <w:t>data/raw</w:t>
             </w:r>
           </w:p>
         </w:tc>
         <w:tc>
           <w:tcPr>
-            <w:tcW w:type="dxa" w:w="2736"/>
+            <w:tcW w:type="dxa" w:w="7200"/>
             <w:vAlign w:val="top"/>
+            <w:tcBorders>
+              <w:top w:val="single" w:sz="6" w:space="0" w:color="CBD5E1"/>
+              <w:left w:val="single" w:sz="6" w:space="0" w:color="CBD5E1"/>
+              <w:bottom w:val="single" w:sz="6" w:space="0" w:color="CBD5E1"/>
+              <w:right w:val="single" w:sz="6" w:space="0" w:color="CBD5E1"/>
+              <w:insideH w:val="single" w:sz="6" w:space="0" w:color="CBD5E1"/>
+              <w:insideV w:val="single" w:sz="6" w:space="0" w:color="CBD5E1"/>
+            </w:tcBorders>
           </w:tcPr>
           <w:p>
-            <w:r/>
+            <w:pPr>
+              <w:spacing w:after="0"/>
+            </w:pPr>
             <w:r>
               <w:rPr>
-                <w:rFonts w:ascii="Calibri" w:hAnsi="Calibri"/>
-                <w:b w:val="0"/>
-                <w:sz w:val="18"/>
+                <w:sz w:val="21"/>
               </w:rPr>
-              <w:t>L?nh ch?y ng?n cho b?i h?i quy CO2.</w:t>
             </w:r>
-          </w:p>
-        </w:tc>
-        <w:tc>
-          <w:tcPr>
-            <w:tcW w:type="dxa" w:w="4392"/>
-            <w:vAlign w:val="top"/>
-          </w:tcPr>
-          <w:p>
-            <w:r/>
             <w:r>
               <w:rPr>
-                <w:rFonts w:ascii="Calibri" w:hAnsi="Calibri"/>
+                <w:rFonts w:ascii="Calibri" w:hAnsi="Calibri" w:eastAsia="Calibri"/>
                 <w:b w:val="0"/>
-                <w:sz w:val="18"/>
+                <w:color w:val="0F172A"/>
+                <w:sz w:val="21"/>
               </w:rPr>
-              <w:t>G?i h?m main trong ml_coursework/co2_regression_project.py.</w:t>
+              <w:t>Chứa dữ liệu gốc cho hai bài toán.</w:t>
             </w:r>
           </w:p>
         </w:tc>
@@ -609,52 +1179,67 @@
       <w:tr>
         <w:tc>
           <w:tcPr>
-            <w:tcW w:type="dxa" w:w="2952"/>
+            <w:tcW w:type="dxa" w:w="3168"/>
             <w:vAlign w:val="top"/>
+            <w:tcBorders>
+              <w:top w:val="single" w:sz="6" w:space="0" w:color="CBD5E1"/>
+              <w:left w:val="single" w:sz="6" w:space="0" w:color="CBD5E1"/>
+              <w:bottom w:val="single" w:sz="6" w:space="0" w:color="CBD5E1"/>
+              <w:right w:val="single" w:sz="6" w:space="0" w:color="CBD5E1"/>
+              <w:insideH w:val="single" w:sz="6" w:space="0" w:color="CBD5E1"/>
+              <w:insideV w:val="single" w:sz="6" w:space="0" w:color="CBD5E1"/>
+            </w:tcBorders>
           </w:tcPr>
           <w:p>
-            <w:r/>
+            <w:pPr>
+              <w:spacing w:after="0"/>
+            </w:pPr>
             <w:r>
               <w:rPr>
-                <w:rFonts w:ascii="Calibri" w:hAnsi="Calibri"/>
+                <w:sz w:val="21"/>
+              </w:rPr>
+            </w:r>
+            <w:r>
+              <w:rPr>
+                <w:rFonts w:ascii="Calibri" w:hAnsi="Calibri" w:eastAsia="Calibri"/>
                 <w:b w:val="0"/>
-                <w:sz w:val="18"/>
+                <w:color w:val="0F172A"/>
+                <w:sz w:val="21"/>
               </w:rPr>
-              <w:t>churn.py</w:t>
+              <w:t>ml_coursework/co2.py</w:t>
             </w:r>
           </w:p>
         </w:tc>
         <w:tc>
           <w:tcPr>
-            <w:tcW w:type="dxa" w:w="2736"/>
+            <w:tcW w:type="dxa" w:w="7200"/>
             <w:vAlign w:val="top"/>
+            <w:tcBorders>
+              <w:top w:val="single" w:sz="6" w:space="0" w:color="CBD5E1"/>
+              <w:left w:val="single" w:sz="6" w:space="0" w:color="CBD5E1"/>
+              <w:bottom w:val="single" w:sz="6" w:space="0" w:color="CBD5E1"/>
+              <w:right w:val="single" w:sz="6" w:space="0" w:color="CBD5E1"/>
+              <w:insideH w:val="single" w:sz="6" w:space="0" w:color="CBD5E1"/>
+              <w:insideV w:val="single" w:sz="6" w:space="0" w:color="CBD5E1"/>
+            </w:tcBorders>
           </w:tcPr>
           <w:p>
-            <w:r/>
+            <w:pPr>
+              <w:spacing w:after="0"/>
+            </w:pPr>
             <w:r>
               <w:rPr>
-                <w:rFonts w:ascii="Calibri" w:hAnsi="Calibri"/>
-                <w:b w:val="0"/>
-                <w:sz w:val="18"/>
+                <w:sz w:val="21"/>
               </w:rPr>
-              <w:t>L?nh ch?y ng?n cho b?i ph?n lo?i churn.</w:t>
             </w:r>
-          </w:p>
-        </w:tc>
-        <w:tc>
-          <w:tcPr>
-            <w:tcW w:type="dxa" w:w="4392"/>
-            <w:vAlign w:val="top"/>
-          </w:tcPr>
-          <w:p>
-            <w:r/>
             <w:r>
               <w:rPr>
-                <w:rFonts w:ascii="Calibri" w:hAnsi="Calibri"/>
+                <w:rFonts w:ascii="Calibri" w:hAnsi="Calibri" w:eastAsia="Calibri"/>
                 <w:b w:val="0"/>
-                <w:sz w:val="18"/>
+                <w:color w:val="0F172A"/>
+                <w:sz w:val="21"/>
               </w:rPr>
-              <w:t>G?i h?m main trong ml_coursework/churn_classification_project.py.</w:t>
+              <w:t>Source code chính của bài CO2 Regression.</w:t>
             </w:r>
           </w:p>
         </w:tc>
@@ -662,16 +1247,168 @@
       <w:tr>
         <w:tc>
           <w:tcPr>
-            <w:tcW w:type="dxa" w:w="2952"/>
+            <w:tcW w:type="dxa" w:w="3168"/>
             <w:vAlign w:val="top"/>
+            <w:tcBorders>
+              <w:top w:val="single" w:sz="6" w:space="0" w:color="CBD5E1"/>
+              <w:left w:val="single" w:sz="6" w:space="0" w:color="CBD5E1"/>
+              <w:bottom w:val="single" w:sz="6" w:space="0" w:color="CBD5E1"/>
+              <w:right w:val="single" w:sz="6" w:space="0" w:color="CBD5E1"/>
+              <w:insideH w:val="single" w:sz="6" w:space="0" w:color="CBD5E1"/>
+              <w:insideV w:val="single" w:sz="6" w:space="0" w:color="CBD5E1"/>
+            </w:tcBorders>
           </w:tcPr>
           <w:p>
-            <w:r/>
+            <w:pPr>
+              <w:spacing w:after="0"/>
+            </w:pPr>
             <w:r>
               <w:rPr>
-                <w:rFonts w:ascii="Calibri" w:hAnsi="Calibri"/>
+                <w:sz w:val="21"/>
+              </w:rPr>
+            </w:r>
+            <w:r>
+              <w:rPr>
+                <w:rFonts w:ascii="Calibri" w:hAnsi="Calibri" w:eastAsia="Calibri"/>
                 <w:b w:val="0"/>
-                <w:sz w:val="18"/>
+                <w:color w:val="0F172A"/>
+                <w:sz w:val="21"/>
+              </w:rPr>
+              <w:t>ml_coursework/churn.py</w:t>
+            </w:r>
+          </w:p>
+        </w:tc>
+        <w:tc>
+          <w:tcPr>
+            <w:tcW w:type="dxa" w:w="7200"/>
+            <w:vAlign w:val="top"/>
+            <w:tcBorders>
+              <w:top w:val="single" w:sz="6" w:space="0" w:color="CBD5E1"/>
+              <w:left w:val="single" w:sz="6" w:space="0" w:color="CBD5E1"/>
+              <w:bottom w:val="single" w:sz="6" w:space="0" w:color="CBD5E1"/>
+              <w:right w:val="single" w:sz="6" w:space="0" w:color="CBD5E1"/>
+              <w:insideH w:val="single" w:sz="6" w:space="0" w:color="CBD5E1"/>
+              <w:insideV w:val="single" w:sz="6" w:space="0" w:color="CBD5E1"/>
+            </w:tcBorders>
+          </w:tcPr>
+          <w:p>
+            <w:pPr>
+              <w:spacing w:after="0"/>
+            </w:pPr>
+            <w:r>
+              <w:rPr>
+                <w:sz w:val="21"/>
+              </w:rPr>
+            </w:r>
+            <w:r>
+              <w:rPr>
+                <w:rFonts w:ascii="Calibri" w:hAnsi="Calibri" w:eastAsia="Calibri"/>
+                <w:b w:val="0"/>
+                <w:color w:val="0F172A"/>
+                <w:sz w:val="21"/>
+              </w:rPr>
+              <w:t>Source code chính của bài Churn Classification.</w:t>
+            </w:r>
+          </w:p>
+        </w:tc>
+      </w:tr>
+      <w:tr>
+        <w:tc>
+          <w:tcPr>
+            <w:tcW w:type="dxa" w:w="3168"/>
+            <w:vAlign w:val="top"/>
+            <w:tcBorders>
+              <w:top w:val="single" w:sz="6" w:space="0" w:color="CBD5E1"/>
+              <w:left w:val="single" w:sz="6" w:space="0" w:color="CBD5E1"/>
+              <w:bottom w:val="single" w:sz="6" w:space="0" w:color="CBD5E1"/>
+              <w:right w:val="single" w:sz="6" w:space="0" w:color="CBD5E1"/>
+              <w:insideH w:val="single" w:sz="6" w:space="0" w:color="CBD5E1"/>
+              <w:insideV w:val="single" w:sz="6" w:space="0" w:color="CBD5E1"/>
+            </w:tcBorders>
+          </w:tcPr>
+          <w:p>
+            <w:pPr>
+              <w:spacing w:after="0"/>
+            </w:pPr>
+            <w:r>
+              <w:rPr>
+                <w:sz w:val="21"/>
+              </w:rPr>
+            </w:r>
+            <w:r>
+              <w:rPr>
+                <w:rFonts w:ascii="Calibri" w:hAnsi="Calibri" w:eastAsia="Calibri"/>
+                <w:b w:val="0"/>
+                <w:color w:val="0F172A"/>
+                <w:sz w:val="21"/>
+              </w:rPr>
+              <w:t>ml_coursework/data_loader.py</w:t>
+            </w:r>
+          </w:p>
+        </w:tc>
+        <w:tc>
+          <w:tcPr>
+            <w:tcW w:type="dxa" w:w="7200"/>
+            <w:vAlign w:val="top"/>
+            <w:tcBorders>
+              <w:top w:val="single" w:sz="6" w:space="0" w:color="CBD5E1"/>
+              <w:left w:val="single" w:sz="6" w:space="0" w:color="CBD5E1"/>
+              <w:bottom w:val="single" w:sz="6" w:space="0" w:color="CBD5E1"/>
+              <w:right w:val="single" w:sz="6" w:space="0" w:color="CBD5E1"/>
+              <w:insideH w:val="single" w:sz="6" w:space="0" w:color="CBD5E1"/>
+              <w:insideV w:val="single" w:sz="6" w:space="0" w:color="CBD5E1"/>
+            </w:tcBorders>
+          </w:tcPr>
+          <w:p>
+            <w:pPr>
+              <w:spacing w:after="0"/>
+            </w:pPr>
+            <w:r>
+              <w:rPr>
+                <w:sz w:val="21"/>
+              </w:rPr>
+            </w:r>
+            <w:r>
+              <w:rPr>
+                <w:rFonts w:ascii="Calibri" w:hAnsi="Calibri" w:eastAsia="Calibri"/>
+                <w:b w:val="0"/>
+                <w:color w:val="0F172A"/>
+                <w:sz w:val="21"/>
+              </w:rPr>
+              <w:t>Tạo thư mục cần thiết, tải dữ liệu nếu thiếu và đọc CSV.</w:t>
+            </w:r>
+          </w:p>
+        </w:tc>
+      </w:tr>
+      <w:tr>
+        <w:tc>
+          <w:tcPr>
+            <w:tcW w:type="dxa" w:w="3168"/>
+            <w:vAlign w:val="top"/>
+            <w:tcBorders>
+              <w:top w:val="single" w:sz="6" w:space="0" w:color="CBD5E1"/>
+              <w:left w:val="single" w:sz="6" w:space="0" w:color="CBD5E1"/>
+              <w:bottom w:val="single" w:sz="6" w:space="0" w:color="CBD5E1"/>
+              <w:right w:val="single" w:sz="6" w:space="0" w:color="CBD5E1"/>
+              <w:insideH w:val="single" w:sz="6" w:space="0" w:color="CBD5E1"/>
+              <w:insideV w:val="single" w:sz="6" w:space="0" w:color="CBD5E1"/>
+            </w:tcBorders>
+          </w:tcPr>
+          <w:p>
+            <w:pPr>
+              <w:spacing w:after="0"/>
+            </w:pPr>
+            <w:r>
+              <w:rPr>
+                <w:sz w:val="21"/>
+              </w:rPr>
+            </w:r>
+            <w:r>
+              <w:rPr>
+                <w:rFonts w:ascii="Calibri" w:hAnsi="Calibri" w:eastAsia="Calibri"/>
+                <w:b w:val="0"/>
+                <w:color w:val="0F172A"/>
+                <w:sz w:val="21"/>
               </w:rPr>
               <w:t>ml_coursework/settings.py</w:t>
             </w:r>
@@ -679,35 +1416,34 @@
         </w:tc>
         <w:tc>
           <w:tcPr>
-            <w:tcW w:type="dxa" w:w="2736"/>
+            <w:tcW w:type="dxa" w:w="7200"/>
             <w:vAlign w:val="top"/>
+            <w:tcBorders>
+              <w:top w:val="single" w:sz="6" w:space="0" w:color="CBD5E1"/>
+              <w:left w:val="single" w:sz="6" w:space="0" w:color="CBD5E1"/>
+              <w:bottom w:val="single" w:sz="6" w:space="0" w:color="CBD5E1"/>
+              <w:right w:val="single" w:sz="6" w:space="0" w:color="CBD5E1"/>
+              <w:insideH w:val="single" w:sz="6" w:space="0" w:color="CBD5E1"/>
+              <w:insideV w:val="single" w:sz="6" w:space="0" w:color="CBD5E1"/>
+            </w:tcBorders>
           </w:tcPr>
           <w:p>
-            <w:r/>
+            <w:pPr>
+              <w:spacing w:after="0"/>
+            </w:pPr>
             <w:r>
               <w:rPr>
-                <w:rFonts w:ascii="Calibri" w:hAnsi="Calibri"/>
-                <w:b w:val="0"/>
-                <w:sz w:val="18"/>
+                <w:sz w:val="21"/>
               </w:rPr>
-              <w:t>C?u h?nh d?ng chung.</w:t>
             </w:r>
-          </w:p>
-        </w:tc>
-        <w:tc>
-          <w:tcPr>
-            <w:tcW w:type="dxa" w:w="4392"/>
-            <w:vAlign w:val="top"/>
-          </w:tcPr>
-          <w:p>
-            <w:r/>
             <w:r>
               <w:rPr>
-                <w:rFonts w:ascii="Calibri" w:hAnsi="Calibri"/>
+                <w:rFonts w:ascii="Calibri" w:hAnsi="Calibri" w:eastAsia="Calibri"/>
                 <w:b w:val="0"/>
-                <w:sz w:val="18"/>
+                <w:color w:val="0F172A"/>
+                <w:sz w:val="21"/>
               </w:rPr>
-              <w:t>Khai b?o ???ng d?n d? li?u, b?o c?o, seed RANDOM_STATE = 42 v? t? l? test TEST_SIZE = 0.2.</w:t>
+              <w:t>Quản lý đường dẫn, URL dữ liệu và các tham số chung.</w:t>
             </w:r>
           </w:p>
         </w:tc>
@@ -715,52 +1451,67 @@
       <w:tr>
         <w:tc>
           <w:tcPr>
-            <w:tcW w:type="dxa" w:w="2952"/>
+            <w:tcW w:type="dxa" w:w="3168"/>
             <w:vAlign w:val="top"/>
+            <w:tcBorders>
+              <w:top w:val="single" w:sz="6" w:space="0" w:color="CBD5E1"/>
+              <w:left w:val="single" w:sz="6" w:space="0" w:color="CBD5E1"/>
+              <w:bottom w:val="single" w:sz="6" w:space="0" w:color="CBD5E1"/>
+              <w:right w:val="single" w:sz="6" w:space="0" w:color="CBD5E1"/>
+              <w:insideH w:val="single" w:sz="6" w:space="0" w:color="CBD5E1"/>
+              <w:insideV w:val="single" w:sz="6" w:space="0" w:color="CBD5E1"/>
+            </w:tcBorders>
           </w:tcPr>
           <w:p>
-            <w:r/>
+            <w:pPr>
+              <w:spacing w:after="0"/>
+            </w:pPr>
             <w:r>
               <w:rPr>
-                <w:rFonts w:ascii="Calibri" w:hAnsi="Calibri"/>
+                <w:sz w:val="21"/>
+              </w:rPr>
+            </w:r>
+            <w:r>
+              <w:rPr>
+                <w:rFonts w:ascii="Calibri" w:hAnsi="Calibri" w:eastAsia="Calibri"/>
                 <w:b w:val="0"/>
-                <w:sz w:val="18"/>
+                <w:color w:val="0F172A"/>
+                <w:sz w:val="21"/>
               </w:rPr>
-              <w:t>ml_coursework/data_loader.py</w:t>
+              <w:t>ml_coursework/visual_style.py</w:t>
             </w:r>
           </w:p>
         </w:tc>
         <w:tc>
           <w:tcPr>
-            <w:tcW w:type="dxa" w:w="2736"/>
+            <w:tcW w:type="dxa" w:w="7200"/>
             <w:vAlign w:val="top"/>
+            <w:tcBorders>
+              <w:top w:val="single" w:sz="6" w:space="0" w:color="CBD5E1"/>
+              <w:left w:val="single" w:sz="6" w:space="0" w:color="CBD5E1"/>
+              <w:bottom w:val="single" w:sz="6" w:space="0" w:color="CBD5E1"/>
+              <w:right w:val="single" w:sz="6" w:space="0" w:color="CBD5E1"/>
+              <w:insideH w:val="single" w:sz="6" w:space="0" w:color="CBD5E1"/>
+              <w:insideV w:val="single" w:sz="6" w:space="0" w:color="CBD5E1"/>
+            </w:tcBorders>
           </w:tcPr>
           <w:p>
-            <w:r/>
+            <w:pPr>
+              <w:spacing w:after="0"/>
+            </w:pPr>
             <w:r>
               <w:rPr>
-                <w:rFonts w:ascii="Calibri" w:hAnsi="Calibri"/>
-                <w:b w:val="0"/>
-                <w:sz w:val="18"/>
+                <w:sz w:val="21"/>
               </w:rPr>
-              <w:t>N?p d? li?u.</w:t>
             </w:r>
-          </w:p>
-        </w:tc>
-        <w:tc>
-          <w:tcPr>
-            <w:tcW w:type="dxa" w:w="4392"/>
-            <w:vAlign w:val="top"/>
-          </w:tcPr>
-          <w:p>
-            <w:r/>
             <w:r>
               <w:rPr>
-                <w:rFonts w:ascii="Calibri" w:hAnsi="Calibri"/>
+                <w:rFonts w:ascii="Calibri" w:hAnsi="Calibri" w:eastAsia="Calibri"/>
                 <w:b w:val="0"/>
-                <w:sz w:val="18"/>
+                <w:color w:val="0F172A"/>
+                <w:sz w:val="21"/>
               </w:rPr>
-              <w:t>T?o th? m?c c?n thi?t, ki?m tra file CSV trong data/raw, n?u thi?u th? t?i t? ngu?n ?? khai b?o.</w:t>
+              <w:t>Định nghĩa giao diện biểu đồ thống nhất.</w:t>
             </w:r>
           </w:p>
         </w:tc>
@@ -768,52 +1519,67 @@
       <w:tr>
         <w:tc>
           <w:tcPr>
-            <w:tcW w:type="dxa" w:w="2952"/>
+            <w:tcW w:type="dxa" w:w="3168"/>
             <w:vAlign w:val="top"/>
+            <w:tcBorders>
+              <w:top w:val="single" w:sz="6" w:space="0" w:color="CBD5E1"/>
+              <w:left w:val="single" w:sz="6" w:space="0" w:color="CBD5E1"/>
+              <w:bottom w:val="single" w:sz="6" w:space="0" w:color="CBD5E1"/>
+              <w:right w:val="single" w:sz="6" w:space="0" w:color="CBD5E1"/>
+              <w:insideH w:val="single" w:sz="6" w:space="0" w:color="CBD5E1"/>
+              <w:insideV w:val="single" w:sz="6" w:space="0" w:color="CBD5E1"/>
+            </w:tcBorders>
           </w:tcPr>
           <w:p>
-            <w:r/>
+            <w:pPr>
+              <w:spacing w:after="0"/>
+            </w:pPr>
             <w:r>
               <w:rPr>
-                <w:rFonts w:ascii="Calibri" w:hAnsi="Calibri"/>
+                <w:sz w:val="21"/>
+              </w:rPr>
+            </w:r>
+            <w:r>
+              <w:rPr>
+                <w:rFonts w:ascii="Calibri" w:hAnsi="Calibri" w:eastAsia="Calibri"/>
                 <w:b w:val="0"/>
-                <w:sz w:val="18"/>
+                <w:color w:val="0F172A"/>
+                <w:sz w:val="21"/>
               </w:rPr>
-              <w:t>ml_coursework/visual_style.py</w:t>
+              <w:t>ml_coursework/figure_viewer.py</w:t>
             </w:r>
           </w:p>
         </w:tc>
         <w:tc>
           <w:tcPr>
-            <w:tcW w:type="dxa" w:w="2736"/>
+            <w:tcW w:type="dxa" w:w="7200"/>
             <w:vAlign w:val="top"/>
+            <w:tcBorders>
+              <w:top w:val="single" w:sz="6" w:space="0" w:color="CBD5E1"/>
+              <w:left w:val="single" w:sz="6" w:space="0" w:color="CBD5E1"/>
+              <w:bottom w:val="single" w:sz="6" w:space="0" w:color="CBD5E1"/>
+              <w:right w:val="single" w:sz="6" w:space="0" w:color="CBD5E1"/>
+              <w:insideH w:val="single" w:sz="6" w:space="0" w:color="CBD5E1"/>
+              <w:insideV w:val="single" w:sz="6" w:space="0" w:color="CBD5E1"/>
+            </w:tcBorders>
           </w:tcPr>
           <w:p>
-            <w:r/>
+            <w:pPr>
+              <w:spacing w:after="0"/>
+            </w:pPr>
             <w:r>
               <w:rPr>
-                <w:rFonts w:ascii="Calibri" w:hAnsi="Calibri"/>
-                <w:b w:val="0"/>
-                <w:sz w:val="18"/>
+                <w:sz w:val="21"/>
               </w:rPr>
-              <w:t>??nh d?ng bi?u ??.</w:t>
             </w:r>
-          </w:p>
-        </w:tc>
-        <w:tc>
-          <w:tcPr>
-            <w:tcW w:type="dxa" w:w="4392"/>
-            <w:vAlign w:val="top"/>
-          </w:tcPr>
-          <w:p>
-            <w:r/>
             <w:r>
               <w:rPr>
-                <w:rFonts w:ascii="Calibri" w:hAnsi="Calibri"/>
+                <w:rFonts w:ascii="Calibri" w:hAnsi="Calibri" w:eastAsia="Calibri"/>
                 <w:b w:val="0"/>
-                <w:sz w:val="18"/>
+                <w:color w:val="0F172A"/>
+                <w:sz w:val="21"/>
               </w:rPr>
-              <w:t>Chu?n h?a m?u s?c, font, l??i, nh?n c?t v? c?ch l?u h?nh ?? bi?u ?? ??ng nh?t.</w:t>
+              <w:t>Hiển thị biểu đồ bằng cửa sổ có nút chuyển.</w:t>
             </w:r>
           </w:p>
         </w:tc>
@@ -821,52 +1587,67 @@
       <w:tr>
         <w:tc>
           <w:tcPr>
-            <w:tcW w:type="dxa" w:w="2952"/>
+            <w:tcW w:type="dxa" w:w="3168"/>
             <w:vAlign w:val="top"/>
+            <w:tcBorders>
+              <w:top w:val="single" w:sz="6" w:space="0" w:color="CBD5E1"/>
+              <w:left w:val="single" w:sz="6" w:space="0" w:color="CBD5E1"/>
+              <w:bottom w:val="single" w:sz="6" w:space="0" w:color="CBD5E1"/>
+              <w:right w:val="single" w:sz="6" w:space="0" w:color="CBD5E1"/>
+              <w:insideH w:val="single" w:sz="6" w:space="0" w:color="CBD5E1"/>
+              <w:insideV w:val="single" w:sz="6" w:space="0" w:color="CBD5E1"/>
+            </w:tcBorders>
           </w:tcPr>
           <w:p>
-            <w:r/>
+            <w:pPr>
+              <w:spacing w:after="0"/>
+            </w:pPr>
             <w:r>
               <w:rPr>
-                <w:rFonts w:ascii="Calibri" w:hAnsi="Calibri"/>
+                <w:sz w:val="21"/>
+              </w:rPr>
+            </w:r>
+            <w:r>
+              <w:rPr>
+                <w:rFonts w:ascii="Calibri" w:hAnsi="Calibri" w:eastAsia="Calibri"/>
                 <w:b w:val="0"/>
-                <w:sz w:val="18"/>
+                <w:color w:val="0F172A"/>
+                <w:sz w:val="21"/>
               </w:rPr>
-              <w:t>ml_coursework/co2_regression_project.py</w:t>
+              <w:t>notebooks</w:t>
             </w:r>
           </w:p>
         </w:tc>
         <w:tc>
           <w:tcPr>
-            <w:tcW w:type="dxa" w:w="2736"/>
+            <w:tcW w:type="dxa" w:w="7200"/>
             <w:vAlign w:val="top"/>
+            <w:tcBorders>
+              <w:top w:val="single" w:sz="6" w:space="0" w:color="CBD5E1"/>
+              <w:left w:val="single" w:sz="6" w:space="0" w:color="CBD5E1"/>
+              <w:bottom w:val="single" w:sz="6" w:space="0" w:color="CBD5E1"/>
+              <w:right w:val="single" w:sz="6" w:space="0" w:color="CBD5E1"/>
+              <w:insideH w:val="single" w:sz="6" w:space="0" w:color="CBD5E1"/>
+              <w:insideV w:val="single" w:sz="6" w:space="0" w:color="CBD5E1"/>
+            </w:tcBorders>
           </w:tcPr>
           <w:p>
-            <w:r/>
+            <w:pPr>
+              <w:spacing w:after="0"/>
+            </w:pPr>
             <w:r>
               <w:rPr>
-                <w:rFonts w:ascii="Calibri" w:hAnsi="Calibri"/>
-                <w:b w:val="0"/>
-                <w:sz w:val="18"/>
+                <w:sz w:val="21"/>
               </w:rPr>
-              <w:t>Code ch?nh b?i CO2.</w:t>
             </w:r>
-          </w:p>
-        </w:tc>
-        <w:tc>
-          <w:tcPr>
-            <w:tcW w:type="dxa" w:w="4392"/>
-            <w:vAlign w:val="top"/>
-          </w:tcPr>
-          <w:p>
-            <w:r/>
             <w:r>
               <w:rPr>
-                <w:rFonts w:ascii="Calibri" w:hAnsi="Calibri"/>
+                <w:rFonts w:ascii="Calibri" w:hAnsi="Calibri" w:eastAsia="Calibri"/>
                 <w:b w:val="0"/>
-                <w:sz w:val="18"/>
+                <w:color w:val="0F172A"/>
+                <w:sz w:val="21"/>
               </w:rPr>
-              <w:t>X? l? d? li?u, v? EDA, chia train/test, so s?nh m? h?nh, t?i ?u si?u tham s?, ??nh gi? test v? l?u k?t qu?.</w:t>
+              <w:t>Notebook báo cáo cho từng bài.</w:t>
             </w:r>
           </w:p>
         </w:tc>
@@ -874,52 +1655,67 @@
       <w:tr>
         <w:tc>
           <w:tcPr>
-            <w:tcW w:type="dxa" w:w="2952"/>
+            <w:tcW w:type="dxa" w:w="3168"/>
             <w:vAlign w:val="top"/>
+            <w:tcBorders>
+              <w:top w:val="single" w:sz="6" w:space="0" w:color="CBD5E1"/>
+              <w:left w:val="single" w:sz="6" w:space="0" w:color="CBD5E1"/>
+              <w:bottom w:val="single" w:sz="6" w:space="0" w:color="CBD5E1"/>
+              <w:right w:val="single" w:sz="6" w:space="0" w:color="CBD5E1"/>
+              <w:insideH w:val="single" w:sz="6" w:space="0" w:color="CBD5E1"/>
+              <w:insideV w:val="single" w:sz="6" w:space="0" w:color="CBD5E1"/>
+            </w:tcBorders>
           </w:tcPr>
           <w:p>
-            <w:r/>
+            <w:pPr>
+              <w:spacing w:after="0"/>
+            </w:pPr>
             <w:r>
               <w:rPr>
-                <w:rFonts w:ascii="Calibri" w:hAnsi="Calibri"/>
+                <w:sz w:val="21"/>
+              </w:rPr>
+            </w:r>
+            <w:r>
+              <w:rPr>
+                <w:rFonts w:ascii="Calibri" w:hAnsi="Calibri" w:eastAsia="Calibri"/>
                 <w:b w:val="0"/>
-                <w:sz w:val="18"/>
+                <w:color w:val="0F172A"/>
+                <w:sz w:val="21"/>
               </w:rPr>
-              <w:t>ml_coursework/churn_classification_project.py</w:t>
+              <w:t>reports/figures</w:t>
             </w:r>
           </w:p>
         </w:tc>
         <w:tc>
           <w:tcPr>
-            <w:tcW w:type="dxa" w:w="2736"/>
+            <w:tcW w:type="dxa" w:w="7200"/>
             <w:vAlign w:val="top"/>
+            <w:tcBorders>
+              <w:top w:val="single" w:sz="6" w:space="0" w:color="CBD5E1"/>
+              <w:left w:val="single" w:sz="6" w:space="0" w:color="CBD5E1"/>
+              <w:bottom w:val="single" w:sz="6" w:space="0" w:color="CBD5E1"/>
+              <w:right w:val="single" w:sz="6" w:space="0" w:color="CBD5E1"/>
+              <w:insideH w:val="single" w:sz="6" w:space="0" w:color="CBD5E1"/>
+              <w:insideV w:val="single" w:sz="6" w:space="0" w:color="CBD5E1"/>
+            </w:tcBorders>
           </w:tcPr>
           <w:p>
-            <w:r/>
+            <w:pPr>
+              <w:spacing w:after="0"/>
+            </w:pPr>
             <w:r>
               <w:rPr>
-                <w:rFonts w:ascii="Calibri" w:hAnsi="Calibri"/>
-                <w:b w:val="0"/>
-                <w:sz w:val="18"/>
+                <w:sz w:val="21"/>
               </w:rPr>
-              <w:t>Code ch?nh b?i churn.</w:t>
             </w:r>
-          </w:p>
-        </w:tc>
-        <w:tc>
-          <w:tcPr>
-            <w:tcW w:type="dxa" w:w="4392"/>
-            <w:vAlign w:val="top"/>
-          </w:tcPr>
-          <w:p>
-            <w:r/>
             <w:r>
               <w:rPr>
-                <w:rFonts w:ascii="Calibri" w:hAnsi="Calibri"/>
+                <w:rFonts w:ascii="Calibri" w:hAnsi="Calibri" w:eastAsia="Calibri"/>
                 <w:b w:val="0"/>
-                <w:sz w:val="18"/>
+                <w:color w:val="0F172A"/>
+                <w:sz w:val="21"/>
               </w:rPr>
-              <w:t>X? l? d? li?u kh?ch h?ng, v? EDA, so s?nh m? h?nh ph?n lo?i, t?i ?u ng??ng d? ?o?n, ??nh gi? test v? l?u k?t qu?.</w:t>
+              <w:t>Biểu đồ EDA và đánh giá mô hình.</w:t>
             </w:r>
           </w:p>
         </w:tc>
@@ -927,52 +1723,67 @@
       <w:tr>
         <w:tc>
           <w:tcPr>
-            <w:tcW w:type="dxa" w:w="2952"/>
+            <w:tcW w:type="dxa" w:w="3168"/>
             <w:vAlign w:val="top"/>
+            <w:tcBorders>
+              <w:top w:val="single" w:sz="6" w:space="0" w:color="CBD5E1"/>
+              <w:left w:val="single" w:sz="6" w:space="0" w:color="CBD5E1"/>
+              <w:bottom w:val="single" w:sz="6" w:space="0" w:color="CBD5E1"/>
+              <w:right w:val="single" w:sz="6" w:space="0" w:color="CBD5E1"/>
+              <w:insideH w:val="single" w:sz="6" w:space="0" w:color="CBD5E1"/>
+              <w:insideV w:val="single" w:sz="6" w:space="0" w:color="CBD5E1"/>
+            </w:tcBorders>
           </w:tcPr>
           <w:p>
-            <w:r/>
+            <w:pPr>
+              <w:spacing w:after="0"/>
+            </w:pPr>
             <w:r>
               <w:rPr>
-                <w:rFonts w:ascii="Calibri" w:hAnsi="Calibri"/>
+                <w:sz w:val="21"/>
+              </w:rPr>
+            </w:r>
+            <w:r>
+              <w:rPr>
+                <w:rFonts w:ascii="Calibri" w:hAnsi="Calibri" w:eastAsia="Calibri"/>
                 <w:b w:val="0"/>
-                <w:sz w:val="18"/>
+                <w:color w:val="0F172A"/>
+                <w:sz w:val="21"/>
               </w:rPr>
-              <w:t>scripts/generate_notebooks.py</w:t>
+              <w:t>reports/tables</w:t>
             </w:r>
           </w:p>
         </w:tc>
         <w:tc>
           <w:tcPr>
-            <w:tcW w:type="dxa" w:w="2736"/>
+            <w:tcW w:type="dxa" w:w="7200"/>
             <w:vAlign w:val="top"/>
+            <w:tcBorders>
+              <w:top w:val="single" w:sz="6" w:space="0" w:color="CBD5E1"/>
+              <w:left w:val="single" w:sz="6" w:space="0" w:color="CBD5E1"/>
+              <w:bottom w:val="single" w:sz="6" w:space="0" w:color="CBD5E1"/>
+              <w:right w:val="single" w:sz="6" w:space="0" w:color="CBD5E1"/>
+              <w:insideH w:val="single" w:sz="6" w:space="0" w:color="CBD5E1"/>
+              <w:insideV w:val="single" w:sz="6" w:space="0" w:color="CBD5E1"/>
+            </w:tcBorders>
           </w:tcPr>
           <w:p>
-            <w:r/>
+            <w:pPr>
+              <w:spacing w:after="0"/>
+            </w:pPr>
             <w:r>
               <w:rPr>
-                <w:rFonts w:ascii="Calibri" w:hAnsi="Calibri"/>
-                <w:b w:val="0"/>
-                <w:sz w:val="18"/>
+                <w:sz w:val="21"/>
               </w:rPr>
-              <w:t>Sinh notebook b?o c?o.</w:t>
             </w:r>
-          </w:p>
-        </w:tc>
-        <w:tc>
-          <w:tcPr>
-            <w:tcW w:type="dxa" w:w="4392"/>
-            <w:vAlign w:val="top"/>
-          </w:tcPr>
-          <w:p>
-            <w:r/>
             <w:r>
               <w:rPr>
-                <w:rFonts w:ascii="Calibri" w:hAnsi="Calibri"/>
+                <w:rFonts w:ascii="Calibri" w:hAnsi="Calibri" w:eastAsia="Calibri"/>
                 <w:b w:val="0"/>
-                <w:sz w:val="18"/>
+                <w:color w:val="0F172A"/>
+                <w:sz w:val="21"/>
               </w:rPr>
-              <w:t>T?o hai file ipynb t? code ?? chu?n b? ?? n?p ho?c tr?nh b?y tr?n Jupyter/Colab.</w:t>
+              <w:t>Bảng kết quả ở định dạng CSV.</w:t>
             </w:r>
           </w:p>
         </w:tc>
@@ -980,440 +1791,32 @@
       <w:tr>
         <w:tc>
           <w:tcPr>
-            <w:tcW w:type="dxa" w:w="2952"/>
+            <w:tcW w:type="dxa" w:w="3168"/>
             <w:vAlign w:val="top"/>
+            <w:tcBorders>
+              <w:top w:val="single" w:sz="6" w:space="0" w:color="CBD5E1"/>
+              <w:left w:val="single" w:sz="6" w:space="0" w:color="CBD5E1"/>
+              <w:bottom w:val="single" w:sz="6" w:space="0" w:color="CBD5E1"/>
+              <w:right w:val="single" w:sz="6" w:space="0" w:color="CBD5E1"/>
+              <w:insideH w:val="single" w:sz="6" w:space="0" w:color="CBD5E1"/>
+              <w:insideV w:val="single" w:sz="6" w:space="0" w:color="CBD5E1"/>
+            </w:tcBorders>
           </w:tcPr>
           <w:p>
-            <w:r/>
+            <w:pPr>
+              <w:spacing w:after="0"/>
+            </w:pPr>
             <w:r>
               <w:rPr>
-                <w:rFonts w:ascii="Calibri" w:hAnsi="Calibri"/>
-                <w:b w:val="0"/>
-                <w:sz w:val="18"/>
+                <w:sz w:val="21"/>
               </w:rPr>
-              <w:t>scripts/03_make_notebooks.py</w:t>
             </w:r>
-          </w:p>
-        </w:tc>
-        <w:tc>
-          <w:tcPr>
-            <w:tcW w:type="dxa" w:w="2736"/>
-            <w:vAlign w:val="top"/>
-          </w:tcPr>
-          <w:p>
-            <w:r/>
             <w:r>
               <w:rPr>
-                <w:rFonts w:ascii="Calibri" w:hAnsi="Calibri"/>
+                <w:rFonts w:ascii="Calibri" w:hAnsi="Calibri" w:eastAsia="Calibri"/>
                 <w:b w:val="0"/>
-                <w:sz w:val="18"/>
-              </w:rPr>
-              <w:t>L?nh ng?n t?o notebook.</w:t>
-            </w:r>
-          </w:p>
-        </w:tc>
-        <w:tc>
-          <w:tcPr>
-            <w:tcW w:type="dxa" w:w="4392"/>
-            <w:vAlign w:val="top"/>
-          </w:tcPr>
-          <w:p>
-            <w:r/>
-            <w:r>
-              <w:rPr>
-                <w:rFonts w:ascii="Calibri" w:hAnsi="Calibri"/>
-                <w:b w:val="0"/>
-                <w:sz w:val="18"/>
-              </w:rPr>
-              <w:t>G?i scripts/generate_notebooks.py ?? t?o l?i notebook khi c?n.</w:t>
-            </w:r>
-          </w:p>
-        </w:tc>
-      </w:tr>
-      <w:tr>
-        <w:tc>
-          <w:tcPr>
-            <w:tcW w:type="dxa" w:w="2952"/>
-            <w:vAlign w:val="top"/>
-          </w:tcPr>
-          <w:p>
-            <w:r/>
-            <w:r>
-              <w:rPr>
-                <w:rFonts w:ascii="Calibri" w:hAnsi="Calibri"/>
-                <w:b w:val="0"/>
-                <w:sz w:val="18"/>
-              </w:rPr>
-              <w:t>scripts/package_submissions.py</w:t>
-            </w:r>
-          </w:p>
-        </w:tc>
-        <w:tc>
-          <w:tcPr>
-            <w:tcW w:type="dxa" w:w="2736"/>
-            <w:vAlign w:val="top"/>
-          </w:tcPr>
-          <w:p>
-            <w:r/>
-            <w:r>
-              <w:rPr>
-                <w:rFonts w:ascii="Calibri" w:hAnsi="Calibri"/>
-                <w:b w:val="0"/>
-                <w:sz w:val="18"/>
-              </w:rPr>
-              <w:t>??ng g?i b?i n?p.</w:t>
-            </w:r>
-          </w:p>
-        </w:tc>
-        <w:tc>
-          <w:tcPr>
-            <w:tcW w:type="dxa" w:w="4392"/>
-            <w:vAlign w:val="top"/>
-          </w:tcPr>
-          <w:p>
-            <w:r/>
-            <w:r>
-              <w:rPr>
-                <w:rFonts w:ascii="Calibri" w:hAnsi="Calibri"/>
-                <w:b w:val="0"/>
-                <w:sz w:val="18"/>
-              </w:rPr>
-              <w:t>Copy notebook, d? li?u, h?nh, b?ng k?t qu?, README v? t?i li?u v?n ??p v?o submissions.</w:t>
-            </w:r>
-          </w:p>
-        </w:tc>
-      </w:tr>
-      <w:tr>
-        <w:tc>
-          <w:tcPr>
-            <w:tcW w:type="dxa" w:w="2952"/>
-            <w:vAlign w:val="top"/>
-          </w:tcPr>
-          <w:p>
-            <w:r/>
-            <w:r>
-              <w:rPr>
-                <w:rFonts w:ascii="Calibri" w:hAnsi="Calibri"/>
-                <w:b w:val="0"/>
-                <w:sz w:val="18"/>
-              </w:rPr>
-              <w:t>scripts/04_package_submission_folders.py</w:t>
-            </w:r>
-          </w:p>
-        </w:tc>
-        <w:tc>
-          <w:tcPr>
-            <w:tcW w:type="dxa" w:w="2736"/>
-            <w:vAlign w:val="top"/>
-          </w:tcPr>
-          <w:p>
-            <w:r/>
-            <w:r>
-              <w:rPr>
-                <w:rFonts w:ascii="Calibri" w:hAnsi="Calibri"/>
-                <w:b w:val="0"/>
-                <w:sz w:val="18"/>
-              </w:rPr>
-              <w:t>L?nh ng?n ??ng g?i.</w:t>
-            </w:r>
-          </w:p>
-        </w:tc>
-        <w:tc>
-          <w:tcPr>
-            <w:tcW w:type="dxa" w:w="4392"/>
-            <w:vAlign w:val="top"/>
-          </w:tcPr>
-          <w:p>
-            <w:r/>
-            <w:r>
-              <w:rPr>
-                <w:rFonts w:ascii="Calibri" w:hAnsi="Calibri"/>
-                <w:b w:val="0"/>
-                <w:sz w:val="18"/>
-              </w:rPr>
-              <w:t>G?i scripts/package_submissions.py.</w:t>
-            </w:r>
-          </w:p>
-        </w:tc>
-      </w:tr>
-      <w:tr>
-        <w:tc>
-          <w:tcPr>
-            <w:tcW w:type="dxa" w:w="2952"/>
-            <w:vAlign w:val="top"/>
-          </w:tcPr>
-          <w:p>
-            <w:r/>
-            <w:r>
-              <w:rPr>
-                <w:rFonts w:ascii="Calibri" w:hAnsi="Calibri"/>
-                <w:b w:val="0"/>
-                <w:sz w:val="18"/>
-              </w:rPr>
-              <w:t>scripts/show_figures.py</w:t>
-            </w:r>
-          </w:p>
-        </w:tc>
-        <w:tc>
-          <w:tcPr>
-            <w:tcW w:type="dxa" w:w="2736"/>
-            <w:vAlign w:val="top"/>
-          </w:tcPr>
-          <w:p>
-            <w:r/>
-            <w:r>
-              <w:rPr>
-                <w:rFonts w:ascii="Calibri" w:hAnsi="Calibri"/>
-                <w:b w:val="0"/>
-                <w:sz w:val="18"/>
-              </w:rPr>
-              <w:t>Tr?nh xem bi?u ??.</w:t>
-            </w:r>
-          </w:p>
-        </w:tc>
-        <w:tc>
-          <w:tcPr>
-            <w:tcW w:type="dxa" w:w="4392"/>
-            <w:vAlign w:val="top"/>
-          </w:tcPr>
-          <w:p>
-            <w:r/>
-            <w:r>
-              <w:rPr>
-                <w:rFonts w:ascii="Calibri" w:hAnsi="Calibri"/>
-                <w:b w:val="0"/>
-                <w:sz w:val="18"/>
-              </w:rPr>
-              <w:t>M? m?t c?a s? c? n?t Previous/Next ?? xem t?ng bi?u ??, tr?nh b?t nhi?u tab c?ng l?c.</w:t>
-            </w:r>
-          </w:p>
-        </w:tc>
-      </w:tr>
-      <w:tr>
-        <w:tc>
-          <w:tcPr>
-            <w:tcW w:type="dxa" w:w="2952"/>
-            <w:vAlign w:val="top"/>
-          </w:tcPr>
-          <w:p>
-            <w:r/>
-            <w:r>
-              <w:rPr>
-                <w:rFonts w:ascii="Calibri" w:hAnsi="Calibri"/>
-                <w:b w:val="0"/>
-                <w:sz w:val="18"/>
-              </w:rPr>
-              <w:t>data/raw</w:t>
-            </w:r>
-          </w:p>
-        </w:tc>
-        <w:tc>
-          <w:tcPr>
-            <w:tcW w:type="dxa" w:w="2736"/>
-            <w:vAlign w:val="top"/>
-          </w:tcPr>
-          <w:p>
-            <w:r/>
-            <w:r>
-              <w:rPr>
-                <w:rFonts w:ascii="Calibri" w:hAnsi="Calibri"/>
-                <w:b w:val="0"/>
-                <w:sz w:val="18"/>
-              </w:rPr>
-              <w:t>D? li?u g?c.</w:t>
-            </w:r>
-          </w:p>
-        </w:tc>
-        <w:tc>
-          <w:tcPr>
-            <w:tcW w:type="dxa" w:w="4392"/>
-            <w:vAlign w:val="top"/>
-          </w:tcPr>
-          <w:p>
-            <w:r/>
-            <w:r>
-              <w:rPr>
-                <w:rFonts w:ascii="Calibri" w:hAnsi="Calibri"/>
-                <w:b w:val="0"/>
-                <w:sz w:val="18"/>
-              </w:rPr>
-              <w:t>Ch?a FuelConsumptionCo2.csv v? Telco-Customer-Churn.csv.</w:t>
-            </w:r>
-          </w:p>
-        </w:tc>
-      </w:tr>
-      <w:tr>
-        <w:tc>
-          <w:tcPr>
-            <w:tcW w:type="dxa" w:w="2952"/>
-            <w:vAlign w:val="top"/>
-          </w:tcPr>
-          <w:p>
-            <w:r/>
-            <w:r>
-              <w:rPr>
-                <w:rFonts w:ascii="Calibri" w:hAnsi="Calibri"/>
-                <w:b w:val="0"/>
-                <w:sz w:val="18"/>
-              </w:rPr>
-              <w:t>reports/figures</w:t>
-            </w:r>
-          </w:p>
-        </w:tc>
-        <w:tc>
-          <w:tcPr>
-            <w:tcW w:type="dxa" w:w="2736"/>
-            <w:vAlign w:val="top"/>
-          </w:tcPr>
-          <w:p>
-            <w:r/>
-            <w:r>
-              <w:rPr>
-                <w:rFonts w:ascii="Calibri" w:hAnsi="Calibri"/>
-                <w:b w:val="0"/>
-                <w:sz w:val="18"/>
-              </w:rPr>
-              <w:t>H?nh ?nh k?t qu?.</w:t>
-            </w:r>
-          </w:p>
-        </w:tc>
-        <w:tc>
-          <w:tcPr>
-            <w:tcW w:type="dxa" w:w="4392"/>
-            <w:vAlign w:val="top"/>
-          </w:tcPr>
-          <w:p>
-            <w:r/>
-            <w:r>
-              <w:rPr>
-                <w:rFonts w:ascii="Calibri" w:hAnsi="Calibri"/>
-                <w:b w:val="0"/>
-                <w:sz w:val="18"/>
-              </w:rPr>
-              <w:t>Ch?a to?n b? bi?u ?? EDA v? bi?u ?? ??nh gi? m? h?nh.</w:t>
-            </w:r>
-          </w:p>
-        </w:tc>
-      </w:tr>
-      <w:tr>
-        <w:tc>
-          <w:tcPr>
-            <w:tcW w:type="dxa" w:w="2952"/>
-            <w:vAlign w:val="top"/>
-          </w:tcPr>
-          <w:p>
-            <w:r/>
-            <w:r>
-              <w:rPr>
-                <w:rFonts w:ascii="Calibri" w:hAnsi="Calibri"/>
-                <w:b w:val="0"/>
-                <w:sz w:val="18"/>
-              </w:rPr>
-              <w:t>reports/tables</w:t>
-            </w:r>
-          </w:p>
-        </w:tc>
-        <w:tc>
-          <w:tcPr>
-            <w:tcW w:type="dxa" w:w="2736"/>
-            <w:vAlign w:val="top"/>
-          </w:tcPr>
-          <w:p>
-            <w:r/>
-            <w:r>
-              <w:rPr>
-                <w:rFonts w:ascii="Calibri" w:hAnsi="Calibri"/>
-                <w:b w:val="0"/>
-                <w:sz w:val="18"/>
-              </w:rPr>
-              <w:t>B?ng k?t qu?.</w:t>
-            </w:r>
-          </w:p>
-        </w:tc>
-        <w:tc>
-          <w:tcPr>
-            <w:tcW w:type="dxa" w:w="4392"/>
-            <w:vAlign w:val="top"/>
-          </w:tcPr>
-          <w:p>
-            <w:r/>
-            <w:r>
-              <w:rPr>
-                <w:rFonts w:ascii="Calibri" w:hAnsi="Calibri"/>
-                <w:b w:val="0"/>
-                <w:sz w:val="18"/>
-              </w:rPr>
-              <w:t>Ch?a CSV v? cross-validation, test metrics, feature importance v? error analysis.</w:t>
-            </w:r>
-          </w:p>
-        </w:tc>
-      </w:tr>
-      <w:tr>
-        <w:tc>
-          <w:tcPr>
-            <w:tcW w:type="dxa" w:w="2952"/>
-            <w:vAlign w:val="top"/>
-          </w:tcPr>
-          <w:p>
-            <w:r/>
-            <w:r>
-              <w:rPr>
-                <w:rFonts w:ascii="Calibri" w:hAnsi="Calibri"/>
-                <w:b w:val="0"/>
-                <w:sz w:val="18"/>
-              </w:rPr>
-              <w:t>notebooks</w:t>
-            </w:r>
-          </w:p>
-        </w:tc>
-        <w:tc>
-          <w:tcPr>
-            <w:tcW w:type="dxa" w:w="2736"/>
-            <w:vAlign w:val="top"/>
-          </w:tcPr>
-          <w:p>
-            <w:r/>
-            <w:r>
-              <w:rPr>
-                <w:rFonts w:ascii="Calibri" w:hAnsi="Calibri"/>
-                <w:b w:val="0"/>
-                <w:sz w:val="18"/>
-              </w:rPr>
-              <w:t>Notebook sinh t? ??ng.</w:t>
-            </w:r>
-          </w:p>
-        </w:tc>
-        <w:tc>
-          <w:tcPr>
-            <w:tcW w:type="dxa" w:w="4392"/>
-            <w:vAlign w:val="top"/>
-          </w:tcPr>
-          <w:p>
-            <w:r/>
-            <w:r>
-              <w:rPr>
-                <w:rFonts w:ascii="Calibri" w:hAnsi="Calibri"/>
-                <w:b w:val="0"/>
-                <w:sz w:val="18"/>
-              </w:rPr>
-              <w:t>M?i b?i c? m?t notebook ri?ng ?? ??c theo m?ch b?o c?o.</w:t>
-            </w:r>
-          </w:p>
-        </w:tc>
-      </w:tr>
-      <w:tr>
-        <w:tc>
-          <w:tcPr>
-            <w:tcW w:type="dxa" w:w="2952"/>
-            <w:vAlign w:val="top"/>
-          </w:tcPr>
-          <w:p>
-            <w:r/>
-            <w:r>
-              <w:rPr>
-                <w:rFonts w:ascii="Calibri" w:hAnsi="Calibri"/>
-                <w:b w:val="0"/>
-                <w:sz w:val="18"/>
+                <w:color w:val="0F172A"/>
+                <w:sz w:val="21"/>
               </w:rPr>
               <w:t>submissions</w:t>
             </w:r>
@@ -1421,35 +1824,34 @@
         </w:tc>
         <w:tc>
           <w:tcPr>
-            <w:tcW w:type="dxa" w:w="2736"/>
+            <w:tcW w:type="dxa" w:w="7200"/>
             <w:vAlign w:val="top"/>
+            <w:tcBorders>
+              <w:top w:val="single" w:sz="6" w:space="0" w:color="CBD5E1"/>
+              <w:left w:val="single" w:sz="6" w:space="0" w:color="CBD5E1"/>
+              <w:bottom w:val="single" w:sz="6" w:space="0" w:color="CBD5E1"/>
+              <w:right w:val="single" w:sz="6" w:space="0" w:color="CBD5E1"/>
+              <w:insideH w:val="single" w:sz="6" w:space="0" w:color="CBD5E1"/>
+              <w:insideV w:val="single" w:sz="6" w:space="0" w:color="CBD5E1"/>
+            </w:tcBorders>
           </w:tcPr>
           <w:p>
-            <w:r/>
+            <w:pPr>
+              <w:spacing w:after="0"/>
+            </w:pPr>
             <w:r>
               <w:rPr>
-                <w:rFonts w:ascii="Calibri" w:hAnsi="Calibri"/>
-                <w:b w:val="0"/>
-                <w:sz w:val="18"/>
+                <w:sz w:val="21"/>
               </w:rPr>
-              <w:t>B?n n?p cu?i.</w:t>
             </w:r>
-          </w:p>
-        </w:tc>
-        <w:tc>
-          <w:tcPr>
-            <w:tcW w:type="dxa" w:w="4392"/>
-            <w:vAlign w:val="top"/>
-          </w:tcPr>
-          <w:p>
-            <w:r/>
             <w:r>
               <w:rPr>
-                <w:rFonts w:ascii="Calibri" w:hAnsi="Calibri"/>
+                <w:rFonts w:ascii="Calibri" w:hAnsi="Calibri" w:eastAsia="Calibri"/>
                 <w:b w:val="0"/>
-                <w:sz w:val="18"/>
+                <w:color w:val="0F172A"/>
+                <w:sz w:val="21"/>
               </w:rPr>
-              <w:t>M?i b?i ???c t?ch th?nh m?t th? m?c ri?ng, g?m d? li?u, notebook, h?nh, b?ng, README, ghi ch? v?n ??p.</w:t>
+              <w:t>Hai thư mục nộp bài độc lập.</w:t>
             </w:r>
           </w:p>
         </w:tc>
@@ -1461,126 +1863,136 @@
         <w:pStyle w:val="Heading1"/>
       </w:pPr>
       <w:r>
-        <w:t>3. Lu?ng ho?t ??ng chung</w:t>
-      </w:r>
-    </w:p>
-    <w:p>
-      <w:r>
-        <w:t>Lu?ng ch?y c?a hai b?i gi?ng nhau v? t? duy m?y h?c, ch? kh?c lo?i b?i to?n v? th??c ?o ??nh gi?.</w:t>
+        <w:rPr>
+          <w:sz w:val="36"/>
+        </w:rPr>
+        <w:t>3. Tìm hiểu dữ liệu</w:t>
       </w:r>
     </w:p>
     <w:p>
       <w:pPr>
-        <w:pStyle w:val="ListNumber"/>
+        <w:pStyle w:val="Heading2"/>
       </w:pPr>
       <w:r>
-        <w:t>Ng??i d?ng ch?y python -m co2 ho?c python -m churn.</w:t>
+        <w:rPr>
+          <w:sz w:val="30"/>
+        </w:rPr>
+        <w:t>3.1. Bộ dữ liệu CO2</w:t>
       </w:r>
     </w:p>
     <w:p>
       <w:pPr>
-        <w:pStyle w:val="ListNumber"/>
+        <w:pStyle w:val="ListBullet"/>
+        <w:spacing w:after="60" w:line="276" w:lineRule="auto"/>
       </w:pPr>
       <w:r>
-        <w:t>File ch?y ng?n g?i v?o main c?a file code ch?nh t??ng ?ng trong ml_coursework.</w:t>
+        <w:rPr>
+          <w:rFonts w:ascii="Calibri" w:hAnsi="Calibri"/>
+          <w:sz w:val="23"/>
+        </w:rPr>
+        <w:t>Biến mục tiêu: CO2EMISSIONS.</w:t>
       </w:r>
     </w:p>
     <w:p>
       <w:pPr>
-        <w:pStyle w:val="ListNumber"/>
+        <w:pStyle w:val="ListBullet"/>
+        <w:spacing w:after="60" w:line="276" w:lineRule="auto"/>
       </w:pPr>
       <w:r>
-        <w:t>Ch??ng tr?nh ??c c?u h?nh ???ng d?n t? settings.py v? g?i data_loader.py ?? n?p d? li?u CSV.</w:t>
+        <w:rPr>
+          <w:rFonts w:ascii="Calibri" w:hAnsi="Calibri"/>
+          <w:sz w:val="23"/>
+        </w:rPr>
+        <w:t>Biến số: ENGINESIZE, CYLINDERS và các biến FUELCONSUMPTION.</w:t>
       </w:r>
     </w:p>
     <w:p>
       <w:pPr>
-        <w:pStyle w:val="ListNumber"/>
+        <w:pStyle w:val="ListBullet"/>
+        <w:spacing w:after="60" w:line="276" w:lineRule="auto"/>
       </w:pPr>
       <w:r>
-        <w:t>D? li?u ???c l?m s?ch: b? c?t kh?ng c?n thi?t, ??i ki?u d? li?u, x?c ??nh bi?n ??u v?o X v? bi?n m?c ti?u y.</w:t>
+        <w:rPr>
+          <w:rFonts w:ascii="Calibri" w:hAnsi="Calibri"/>
+          <w:sz w:val="23"/>
+        </w:rPr>
+        <w:t>Biến phân loại: MAKE, VEHICLECLASS, TRANSMISSION, FUELTYPE.</w:t>
       </w:r>
     </w:p>
     <w:p>
       <w:pPr>
-        <w:pStyle w:val="ListNumber"/>
+        <w:pStyle w:val="ListBullet"/>
+        <w:spacing w:after="60" w:line="276" w:lineRule="auto"/>
       </w:pPr>
       <w:r>
-        <w:t>Ch??ng tr?nh v? bi?u ?? EDA ?? hi?u ph?n ph?i d? li?u, m?i quan h? gi?a bi?n ??u v?o v? bi?n m?c ti?u.</w:t>
+        <w:rPr>
+          <w:rFonts w:ascii="Calibri" w:hAnsi="Calibri"/>
+          <w:sz w:val="23"/>
+        </w:rPr>
+        <w:t>Các cột MODELYEAR và MODEL được loại bỏ để giảm nhiễu và tránh học theo mã/tên xe.</w:t>
       </w:r>
     </w:p>
     <w:p>
       <w:pPr>
-        <w:pStyle w:val="ListNumber"/>
+        <w:pStyle w:val="Heading2"/>
       </w:pPr>
       <w:r>
-        <w:t>D? li?u ???c chia th?nh train/test theo t? l? 80/20, v?i RANDOM_STATE = 42 ?? k?t qu? c? th? l?p l?i.</w:t>
+        <w:rPr>
+          <w:sz w:val="30"/>
+        </w:rPr>
+        <w:t>3.2. Bộ dữ liệu Churn</w:t>
       </w:r>
     </w:p>
     <w:p>
       <w:pPr>
-        <w:pStyle w:val="ListNumber"/>
+        <w:pStyle w:val="ListBullet"/>
+        <w:spacing w:after="60" w:line="276" w:lineRule="auto"/>
       </w:pPr>
       <w:r>
-        <w:t>Pipeline ti?n x? l? ???c x?y d?ng: s? th? ?i?n thi?u b?ng median v? chu?n h?a, ph?n lo?i th? ?i?n thi?u b?ng mode v? One-Hot Encoding.</w:t>
+        <w:rPr>
+          <w:rFonts w:ascii="Calibri" w:hAnsi="Calibri"/>
+          <w:sz w:val="23"/>
+        </w:rPr>
+        <w:t>Biến mục tiêu: Churn, được mã hóa No = 0 và Yes = 1.</w:t>
       </w:r>
     </w:p>
     <w:p>
       <w:pPr>
-        <w:pStyle w:val="ListNumber"/>
+        <w:pStyle w:val="ListBullet"/>
+        <w:spacing w:after="60" w:line="276" w:lineRule="auto"/>
       </w:pPr>
       <w:r>
-        <w:t>Nhi?u m? h?nh ???c ??nh gi? b?ng cross-validation tr?n t?p train ?? ch?n h??ng t?t nh?t.</w:t>
+        <w:rPr>
+          <w:rFonts w:ascii="Calibri" w:hAnsi="Calibri"/>
+          <w:sz w:val="23"/>
+        </w:rPr>
+        <w:t>Biến số: tenure, MonthlyCharges, TotalCharges.</w:t>
       </w:r>
     </w:p>
     <w:p>
       <w:pPr>
-        <w:pStyle w:val="ListNumber"/>
+        <w:pStyle w:val="ListBullet"/>
+        <w:spacing w:after="60" w:line="276" w:lineRule="auto"/>
       </w:pPr>
       <w:r>
-        <w:t>M? h?nh t?t nh?t ???c t?i ?u si?u tham s? b?ng RandomizedSearchCV.</w:t>
+        <w:rPr>
+          <w:rFonts w:ascii="Calibri" w:hAnsi="Calibri"/>
+          <w:sz w:val="23"/>
+        </w:rPr>
+        <w:t>Biến phân loại: contract, payment method, internet service và các dịch vụ bổ sung.</w:t>
       </w:r>
     </w:p>
     <w:p>
       <w:pPr>
-        <w:pStyle w:val="ListNumber"/>
-      </w:pPr>
-      <w:r>
-        <w:t>M? h?nh sau t?i ?u ???c ??nh gi? tr?n t?p test ch?a t?ng tham gia hu?n luy?n.</w:t>
-      </w:r>
-    </w:p>
-    <w:p>
-      <w:pPr>
-        <w:pStyle w:val="ListNumber"/>
-      </w:pPr>
-      <w:r>
-        <w:t>K?t qu? ???c l?u v?o reports/tables v? bi?u ?? ???c l?u v?o reports/figures.</w:t>
-      </w:r>
-    </w:p>
-    <w:p>
-      <w:pPr>
-        <w:pStyle w:val="ListNumber"/>
-      </w:pPr>
-      <w:r>
-        <w:t>N?u ch?y th?m tham s? --show, ch??ng tr?nh m? c?a s? xem bi?u ?? c? n?t chuy?n h?nh.</w:t>
-      </w:r>
-    </w:p>
-    <w:p>
-      <w:r>
-        <w:t>S? ?? ch? c? th? nh? khi tr?nh b?y:</w:t>
-      </w:r>
-    </w:p>
-    <w:p>
-      <w:pPr>
-        <w:spacing w:after="80"/>
+        <w:pStyle w:val="ListBullet"/>
+        <w:spacing w:after="60" w:line="276" w:lineRule="auto"/>
       </w:pPr>
       <w:r>
         <w:rPr>
-          <w:rFonts w:ascii="Consolas" w:hAnsi="Consolas" w:eastAsia="Consolas"/>
-          <w:color w:val="2A4050"/>
-          <w:sz w:val="18"/>
+          <w:rFonts w:ascii="Calibri" w:hAnsi="Calibri"/>
+          <w:sz w:val="23"/>
         </w:rPr>
-        <w:t>L?nh ch?y -&gt; main() -&gt; load data -&gt; EDA -&gt; train/test split -&gt; preprocessing pipeline -&gt; cross-validation -&gt; tuning -&gt; test evaluation -&gt; save reports</w:t>
+        <w:t>customerID được loại bỏ vì chỉ là định danh, không mang ý nghĩa dự đoán.</w:t>
       </w:r>
     </w:p>
     <w:p>
@@ -1588,12 +2000,10 @@
         <w:pStyle w:val="Heading1"/>
       </w:pPr>
       <w:r>
-        <w:t>4. Gi?i th?ch code b?i h?i quy CO2</w:t>
-      </w:r>
-    </w:p>
-    <w:p>
-      <w:r>
-        <w:t>File ch?nh: ml_coursework/co2_regression_project.py. B?i n?y l? h?i quy v? bi?n c?n d? ?o?n CO2EMISSIONS l? s? li?n t?c.</w:t>
+        <w:rPr>
+          <w:sz w:val="36"/>
+        </w:rPr>
+        <w:t>4. Pipeline tiền xử lý</w:t>
       </w:r>
     </w:p>
     <w:tbl>
@@ -1601,2183 +2011,114 @@
         <w:tblStyle w:val="TableGrid"/>
         <w:tblW w:type="auto" w:w="0"/>
         <w:jc w:val="center"/>
+        <w:tblLayout w:type="fixed"/>
         <w:tblLook w:firstColumn="1" w:firstRow="1" w:lastColumn="0" w:lastRow="0" w:noHBand="0" w:noVBand="1" w:val="04A0"/>
       </w:tblPr>
       <w:tblGrid>
-        <w:gridCol w:w="5112"/>
-        <w:gridCol w:w="5112"/>
-      </w:tblGrid>
-      <w:tr>
-        <w:tc>
-          <w:tcPr>
-            <w:tcW w:type="dxa" w:w="3384"/>
-            <w:vAlign w:val="top"/>
-            <w:shd w:fill="D9EAF7"/>
-          </w:tcPr>
-          <w:p>
-            <w:r/>
-            <w:r>
-              <w:rPr>
-                <w:rFonts w:ascii="Calibri" w:hAnsi="Calibri"/>
-                <w:b/>
-                <w:sz w:val="18"/>
-              </w:rPr>
-              <w:t>Th?nh ph?n code</w:t>
-            </w:r>
-          </w:p>
-        </w:tc>
-        <w:tc>
-          <w:tcPr>
-            <w:tcW w:type="dxa" w:w="6696"/>
-            <w:vAlign w:val="top"/>
-            <w:shd w:fill="D9EAF7"/>
-          </w:tcPr>
-          <w:p>
-            <w:r/>
-            <w:r>
-              <w:rPr>
-                <w:rFonts w:ascii="Calibri" w:hAnsi="Calibri"/>
-                <w:b/>
-                <w:sz w:val="18"/>
-              </w:rPr>
-              <w:t>? ngh?a</w:t>
-            </w:r>
-          </w:p>
-        </w:tc>
-      </w:tr>
-      <w:tr>
-        <w:tc>
-          <w:tcPr>
-            <w:tcW w:type="dxa" w:w="3384"/>
-            <w:vAlign w:val="top"/>
-          </w:tcPr>
-          <w:p>
-            <w:r/>
-            <w:r>
-              <w:rPr>
-                <w:rFonts w:ascii="Calibri" w:hAnsi="Calibri"/>
-                <w:b w:val="0"/>
-                <w:sz w:val="18"/>
-              </w:rPr>
-              <w:t>TARGET_COLUMN = CO2EMISSIONS</w:t>
-            </w:r>
-          </w:p>
-        </w:tc>
-        <w:tc>
-          <w:tcPr>
-            <w:tcW w:type="dxa" w:w="6696"/>
-            <w:vAlign w:val="top"/>
-          </w:tcPr>
-          <w:p>
-            <w:r/>
-            <w:r>
-              <w:rPr>
-                <w:rFonts w:ascii="Calibri" w:hAnsi="Calibri"/>
-                <w:b w:val="0"/>
-                <w:sz w:val="18"/>
-              </w:rPr>
-              <w:t>X?c ??nh c?t c?n d? ?o?n l? l??ng ph?t th?i CO2.</w:t>
-            </w:r>
-          </w:p>
-        </w:tc>
-      </w:tr>
-      <w:tr>
-        <w:tc>
-          <w:tcPr>
-            <w:tcW w:type="dxa" w:w="3384"/>
-            <w:vAlign w:val="top"/>
-          </w:tcPr>
-          <w:p>
-            <w:r/>
-            <w:r>
-              <w:rPr>
-                <w:rFonts w:ascii="Calibri" w:hAnsi="Calibri"/>
-                <w:b w:val="0"/>
-                <w:sz w:val="18"/>
-              </w:rPr>
-              <w:t>NUMERIC_FEATURES</w:t>
-            </w:r>
-          </w:p>
-        </w:tc>
-        <w:tc>
-          <w:tcPr>
-            <w:tcW w:type="dxa" w:w="6696"/>
-            <w:vAlign w:val="top"/>
-          </w:tcPr>
-          <w:p>
-            <w:r/>
-            <w:r>
-              <w:rPr>
-                <w:rFonts w:ascii="Calibri" w:hAnsi="Calibri"/>
-                <w:b w:val="0"/>
-                <w:sz w:val="18"/>
-              </w:rPr>
-              <w:t>C?c bi?n s? nh? dung t?ch ??ng c?, s? xi-lanh, m?c ti?u th? nhi?n li?u trong th?nh ph?, cao t?c, k?t h?p.</w:t>
-            </w:r>
-          </w:p>
-        </w:tc>
-      </w:tr>
-      <w:tr>
-        <w:tc>
-          <w:tcPr>
-            <w:tcW w:type="dxa" w:w="3384"/>
-            <w:vAlign w:val="top"/>
-          </w:tcPr>
-          <w:p>
-            <w:r/>
-            <w:r>
-              <w:rPr>
-                <w:rFonts w:ascii="Calibri" w:hAnsi="Calibri"/>
-                <w:b w:val="0"/>
-                <w:sz w:val="18"/>
-              </w:rPr>
-              <w:t>CATEGORICAL_FEATURES</w:t>
-            </w:r>
-          </w:p>
-        </w:tc>
-        <w:tc>
-          <w:tcPr>
-            <w:tcW w:type="dxa" w:w="6696"/>
-            <w:vAlign w:val="top"/>
-          </w:tcPr>
-          <w:p>
-            <w:r/>
-            <w:r>
-              <w:rPr>
-                <w:rFonts w:ascii="Calibri" w:hAnsi="Calibri"/>
-                <w:b w:val="0"/>
-                <w:sz w:val="18"/>
-              </w:rPr>
-              <w:t>C?c bi?n d?ng nh?n nh? h?ng xe, lo?i xe, h?p s?, lo?i nhi?n li?u.</w:t>
-            </w:r>
-          </w:p>
-        </w:tc>
-      </w:tr>
-      <w:tr>
-        <w:tc>
-          <w:tcPr>
-            <w:tcW w:type="dxa" w:w="3384"/>
-            <w:vAlign w:val="top"/>
-          </w:tcPr>
-          <w:p>
-            <w:r/>
-            <w:r>
-              <w:rPr>
-                <w:rFonts w:ascii="Calibri" w:hAnsi="Calibri"/>
-                <w:b w:val="0"/>
-                <w:sz w:val="18"/>
-              </w:rPr>
-              <w:t>RegressionArtifacts</w:t>
-            </w:r>
-          </w:p>
-        </w:tc>
-        <w:tc>
-          <w:tcPr>
-            <w:tcW w:type="dxa" w:w="6696"/>
-            <w:vAlign w:val="top"/>
-          </w:tcPr>
-          <w:p>
-            <w:r/>
-            <w:r>
-              <w:rPr>
-                <w:rFonts w:ascii="Calibri" w:hAnsi="Calibri"/>
-                <w:b w:val="0"/>
-                <w:sz w:val="18"/>
-              </w:rPr>
-              <w:t>Dataclass gom c?c k?t qu? sau khi ch?y: m? h?nh, metric, b?ng, h?nh, ???ng d?n output.</w:t>
-            </w:r>
-          </w:p>
-        </w:tc>
-      </w:tr>
-      <w:tr>
-        <w:tc>
-          <w:tcPr>
-            <w:tcW w:type="dxa" w:w="3384"/>
-            <w:vAlign w:val="top"/>
-          </w:tcPr>
-          <w:p>
-            <w:r/>
-            <w:r>
-              <w:rPr>
-                <w:rFonts w:ascii="Calibri" w:hAnsi="Calibri"/>
-                <w:b w:val="0"/>
-                <w:sz w:val="18"/>
-              </w:rPr>
-              <w:t>build_preprocessor()</w:t>
-            </w:r>
-          </w:p>
-        </w:tc>
-        <w:tc>
-          <w:tcPr>
-            <w:tcW w:type="dxa" w:w="6696"/>
-            <w:vAlign w:val="top"/>
-          </w:tcPr>
-          <w:p>
-            <w:r/>
-            <w:r>
-              <w:rPr>
-                <w:rFonts w:ascii="Calibri" w:hAnsi="Calibri"/>
-                <w:b w:val="0"/>
-                <w:sz w:val="18"/>
-              </w:rPr>
-              <w:t>T?o ColumnTransformer: x? l? bi?n s? v? bi?n ph?n lo?i theo hai nh?nh ri?ng.</w:t>
-            </w:r>
-          </w:p>
-        </w:tc>
-      </w:tr>
-      <w:tr>
-        <w:tc>
-          <w:tcPr>
-            <w:tcW w:type="dxa" w:w="3384"/>
-            <w:vAlign w:val="top"/>
-          </w:tcPr>
-          <w:p>
-            <w:r/>
-            <w:r>
-              <w:rPr>
-                <w:rFonts w:ascii="Calibri" w:hAnsi="Calibri"/>
-                <w:b w:val="0"/>
-                <w:sz w:val="18"/>
-              </w:rPr>
-              <w:t>build_models()</w:t>
-            </w:r>
-          </w:p>
-        </w:tc>
-        <w:tc>
-          <w:tcPr>
-            <w:tcW w:type="dxa" w:w="6696"/>
-            <w:vAlign w:val="top"/>
-          </w:tcPr>
-          <w:p>
-            <w:r/>
-            <w:r>
-              <w:rPr>
-                <w:rFonts w:ascii="Calibri" w:hAnsi="Calibri"/>
-                <w:b w:val="0"/>
-                <w:sz w:val="18"/>
-              </w:rPr>
-              <w:t>Khai b?o c?c m? h?nh ?ng vi?n: DummyRegressor, Linear Regression, Random Forest, Gradient Boosting.</w:t>
-            </w:r>
-          </w:p>
-        </w:tc>
-      </w:tr>
-      <w:tr>
-        <w:tc>
-          <w:tcPr>
-            <w:tcW w:type="dxa" w:w="3384"/>
-            <w:vAlign w:val="top"/>
-          </w:tcPr>
-          <w:p>
-            <w:r/>
-            <w:r>
-              <w:rPr>
-                <w:rFonts w:ascii="Calibri" w:hAnsi="Calibri"/>
-                <w:b w:val="0"/>
-                <w:sz w:val="18"/>
-              </w:rPr>
-              <w:t>prepare_dataset()</w:t>
-            </w:r>
-          </w:p>
-        </w:tc>
-        <w:tc>
-          <w:tcPr>
-            <w:tcW w:type="dxa" w:w="6696"/>
-            <w:vAlign w:val="top"/>
-          </w:tcPr>
-          <w:p>
-            <w:r/>
-            <w:r>
-              <w:rPr>
-                <w:rFonts w:ascii="Calibri" w:hAnsi="Calibri"/>
-                <w:b w:val="0"/>
-                <w:sz w:val="18"/>
-              </w:rPr>
-              <w:t>Lo?i b? MODELYEAR v? MODEL, t?ch X/y ?? tr?nh ??a th?ng tin kh?ng ph? h?p v?o m? h?nh.</w:t>
-            </w:r>
-          </w:p>
-        </w:tc>
-      </w:tr>
-      <w:tr>
-        <w:tc>
-          <w:tcPr>
-            <w:tcW w:type="dxa" w:w="3384"/>
-            <w:vAlign w:val="top"/>
-          </w:tcPr>
-          <w:p>
-            <w:r/>
-            <w:r>
-              <w:rPr>
-                <w:rFonts w:ascii="Calibri" w:hAnsi="Calibri"/>
-                <w:b w:val="0"/>
-                <w:sz w:val="18"/>
-              </w:rPr>
-              <w:t>evaluate_models()</w:t>
-            </w:r>
-          </w:p>
-        </w:tc>
-        <w:tc>
-          <w:tcPr>
-            <w:tcW w:type="dxa" w:w="6696"/>
-            <w:vAlign w:val="top"/>
-          </w:tcPr>
-          <w:p>
-            <w:r/>
-            <w:r>
-              <w:rPr>
-                <w:rFonts w:ascii="Calibri" w:hAnsi="Calibri"/>
-                <w:b w:val="0"/>
-                <w:sz w:val="18"/>
-              </w:rPr>
-              <w:t>So s?nh m? h?nh b?ng cross-validation tr?n t?p train v?i RMSE, MAE v? R2.</w:t>
-            </w:r>
-          </w:p>
-        </w:tc>
-      </w:tr>
-      <w:tr>
-        <w:tc>
-          <w:tcPr>
-            <w:tcW w:type="dxa" w:w="3384"/>
-            <w:vAlign w:val="top"/>
-          </w:tcPr>
-          <w:p>
-            <w:r/>
-            <w:r>
-              <w:rPr>
-                <w:rFonts w:ascii="Calibri" w:hAnsi="Calibri"/>
-                <w:b w:val="0"/>
-                <w:sz w:val="18"/>
-              </w:rPr>
-              <w:t>tune_best_model()</w:t>
-            </w:r>
-          </w:p>
-        </w:tc>
-        <w:tc>
-          <w:tcPr>
-            <w:tcW w:type="dxa" w:w="6696"/>
-            <w:vAlign w:val="top"/>
-          </w:tcPr>
-          <w:p>
-            <w:r/>
-            <w:r>
-              <w:rPr>
-                <w:rFonts w:ascii="Calibri" w:hAnsi="Calibri"/>
-                <w:b w:val="0"/>
-                <w:sz w:val="18"/>
-              </w:rPr>
-              <w:t>D?ng RandomizedSearchCV ?? th? nhi?u c?u h?nh si?u tham s? cho m? h?nh.</w:t>
-            </w:r>
-          </w:p>
-        </w:tc>
-      </w:tr>
-      <w:tr>
-        <w:tc>
-          <w:tcPr>
-            <w:tcW w:type="dxa" w:w="3384"/>
-            <w:vAlign w:val="top"/>
-          </w:tcPr>
-          <w:p>
-            <w:r/>
-            <w:r>
-              <w:rPr>
-                <w:rFonts w:ascii="Calibri" w:hAnsi="Calibri"/>
-                <w:b w:val="0"/>
-                <w:sz w:val="18"/>
-              </w:rPr>
-              <w:t>extract_feature_importance()</w:t>
-            </w:r>
-          </w:p>
-        </w:tc>
-        <w:tc>
-          <w:tcPr>
-            <w:tcW w:type="dxa" w:w="6696"/>
-            <w:vAlign w:val="top"/>
-          </w:tcPr>
-          <w:p>
-            <w:r/>
-            <w:r>
-              <w:rPr>
-                <w:rFonts w:ascii="Calibri" w:hAnsi="Calibri"/>
-                <w:b w:val="0"/>
-                <w:sz w:val="18"/>
-              </w:rPr>
-              <w:t>R?t ra c?c bi?n ?nh h??ng m?nh nh?t ??n d? ?o?n, ph?c v? gi?i th?ch m? h?nh.</w:t>
-            </w:r>
-          </w:p>
-        </w:tc>
-      </w:tr>
-      <w:tr>
-        <w:tc>
-          <w:tcPr>
-            <w:tcW w:type="dxa" w:w="3384"/>
-            <w:vAlign w:val="top"/>
-          </w:tcPr>
-          <w:p>
-            <w:r/>
-            <w:r>
-              <w:rPr>
-                <w:rFonts w:ascii="Calibri" w:hAnsi="Calibri"/>
-                <w:b w:val="0"/>
-                <w:sz w:val="18"/>
-              </w:rPr>
-              <w:t>save_eda_figures()</w:t>
-            </w:r>
-          </w:p>
-        </w:tc>
-        <w:tc>
-          <w:tcPr>
-            <w:tcW w:type="dxa" w:w="6696"/>
-            <w:vAlign w:val="top"/>
-          </w:tcPr>
-          <w:p>
-            <w:r/>
-            <w:r>
-              <w:rPr>
-                <w:rFonts w:ascii="Calibri" w:hAnsi="Calibri"/>
-                <w:b w:val="0"/>
-                <w:sz w:val="18"/>
-              </w:rPr>
-              <w:t>V? bi?u ?? EDA: ph?n ph?i CO2, t??ng quan, CO2 theo lo?i nhi?n li?u, lo?i xe, dung t?ch ??ng c?.</w:t>
-            </w:r>
-          </w:p>
-        </w:tc>
-      </w:tr>
-      <w:tr>
-        <w:tc>
-          <w:tcPr>
-            <w:tcW w:type="dxa" w:w="3384"/>
-            <w:vAlign w:val="top"/>
-          </w:tcPr>
-          <w:p>
-            <w:r/>
-            <w:r>
-              <w:rPr>
-                <w:rFonts w:ascii="Calibri" w:hAnsi="Calibri"/>
-                <w:b w:val="0"/>
-                <w:sz w:val="18"/>
-              </w:rPr>
-              <w:t>save_model_figures()</w:t>
-            </w:r>
-          </w:p>
-        </w:tc>
-        <w:tc>
-          <w:tcPr>
-            <w:tcW w:type="dxa" w:w="6696"/>
-            <w:vAlign w:val="top"/>
-          </w:tcPr>
-          <w:p>
-            <w:r/>
-            <w:r>
-              <w:rPr>
-                <w:rFonts w:ascii="Calibri" w:hAnsi="Calibri"/>
-                <w:b w:val="0"/>
-                <w:sz w:val="18"/>
-              </w:rPr>
-              <w:t>V? bi?u ?? ??nh gi? m? h?nh: actual vs predicted, residual, so s?nh RMSE, feature importance.</w:t>
-            </w:r>
-          </w:p>
-        </w:tc>
-      </w:tr>
-      <w:tr>
-        <w:tc>
-          <w:tcPr>
-            <w:tcW w:type="dxa" w:w="3384"/>
-            <w:vAlign w:val="top"/>
-          </w:tcPr>
-          <w:p>
-            <w:r/>
-            <w:r>
-              <w:rPr>
-                <w:rFonts w:ascii="Calibri" w:hAnsi="Calibri"/>
-                <w:b w:val="0"/>
-                <w:sz w:val="18"/>
-              </w:rPr>
-              <w:t>build_error_analysis()</w:t>
-            </w:r>
-          </w:p>
-        </w:tc>
-        <w:tc>
-          <w:tcPr>
-            <w:tcW w:type="dxa" w:w="6696"/>
-            <w:vAlign w:val="top"/>
-          </w:tcPr>
-          <w:p>
-            <w:r/>
-            <w:r>
-              <w:rPr>
-                <w:rFonts w:ascii="Calibri" w:hAnsi="Calibri"/>
-                <w:b w:val="0"/>
-                <w:sz w:val="18"/>
-              </w:rPr>
-              <w:t>T?nh l?i theo t?ng VEHICLECLASS ?? xem m? h?nh sai nhi?u ? nh?m xe n?o.</w:t>
-            </w:r>
-          </w:p>
-        </w:tc>
-      </w:tr>
-      <w:tr>
-        <w:tc>
-          <w:tcPr>
-            <w:tcW w:type="dxa" w:w="3384"/>
-            <w:vAlign w:val="top"/>
-          </w:tcPr>
-          <w:p>
-            <w:r/>
-            <w:r>
-              <w:rPr>
-                <w:rFonts w:ascii="Calibri" w:hAnsi="Calibri"/>
-                <w:b w:val="0"/>
-                <w:sz w:val="18"/>
-              </w:rPr>
-              <w:t>run_analysis()</w:t>
-            </w:r>
-          </w:p>
-        </w:tc>
-        <w:tc>
-          <w:tcPr>
-            <w:tcW w:type="dxa" w:w="6696"/>
-            <w:vAlign w:val="top"/>
-          </w:tcPr>
-          <w:p>
-            <w:r/>
-            <w:r>
-              <w:rPr>
-                <w:rFonts w:ascii="Calibri" w:hAnsi="Calibri"/>
-                <w:b w:val="0"/>
-                <w:sz w:val="18"/>
-              </w:rPr>
-              <w:t>H?m ?i?u ph?i to?n b? b?i CO2 t? ??c d? li?u ??n l?u k?t qu?.</w:t>
-            </w:r>
-          </w:p>
-        </w:tc>
-      </w:tr>
-      <w:tr>
-        <w:tc>
-          <w:tcPr>
-            <w:tcW w:type="dxa" w:w="3384"/>
-            <w:vAlign w:val="top"/>
-          </w:tcPr>
-          <w:p>
-            <w:r/>
-            <w:r>
-              <w:rPr>
-                <w:rFonts w:ascii="Calibri" w:hAnsi="Calibri"/>
-                <w:b w:val="0"/>
-                <w:sz w:val="18"/>
-              </w:rPr>
-              <w:t>main()</w:t>
-            </w:r>
-          </w:p>
-        </w:tc>
-        <w:tc>
-          <w:tcPr>
-            <w:tcW w:type="dxa" w:w="6696"/>
-            <w:vAlign w:val="top"/>
-          </w:tcPr>
-          <w:p>
-            <w:r/>
-            <w:r>
-              <w:rPr>
-                <w:rFonts w:ascii="Calibri" w:hAnsi="Calibri"/>
-                <w:b w:val="0"/>
-                <w:sz w:val="18"/>
-              </w:rPr>
-              <w:t>Nh?n tham s? d?ng l?nh, ch?y ph?n t?ch v? t?y ch?n m? bi?u ?? khi c? --show.</w:t>
-            </w:r>
-          </w:p>
-        </w:tc>
-      </w:tr>
-    </w:tbl>
-    <w:p/>
-    <w:p>
-      <w:pPr>
-        <w:pStyle w:val="Heading2"/>
-      </w:pPr>
-      <w:r>
-        <w:t>4.1. Ti?n x? l? d? li?u CO2</w:t>
-      </w:r>
-    </w:p>
-    <w:p>
-      <w:pPr>
-        <w:pStyle w:val="ListBullet"/>
-      </w:pPr>
-      <w:r>
-        <w:t>MODELYEAR b? b? v? d? li?u g?n nh? c?ng m?t n?m, kh?ng gi?p m? h?nh h?c quy lu?t t?ng qu?t.</w:t>
-      </w:r>
-    </w:p>
-    <w:p>
-      <w:pPr>
-        <w:pStyle w:val="ListBullet"/>
-      </w:pPr>
-      <w:r>
-        <w:t>MODEL b? b? v? t?n m?u xe c? qu? nhi?u gi? tr? ri?ng, d? g?y nhi?u v? l?m m? h?nh nh? t?n xe thay v? h?c quan h? k? thu?t.</w:t>
-      </w:r>
-    </w:p>
-    <w:p>
-      <w:pPr>
-        <w:pStyle w:val="ListBullet"/>
-      </w:pPr>
-      <w:r>
-        <w:t>Bi?n s? ???c ?i?n thi?u b?ng median ?? gi?m ?nh h??ng c?a gi? tr? ngo?i lai.</w:t>
-      </w:r>
-    </w:p>
-    <w:p>
-      <w:pPr>
-        <w:pStyle w:val="ListBullet"/>
-      </w:pPr>
-      <w:r>
-        <w:t>Bi?n s? ???c chu?n h?a b?ng StandardScaler ?? c?c m? h?nh nh?y v?i thang ?o ho?t ??ng ?n ??nh h?n.</w:t>
-      </w:r>
-    </w:p>
-    <w:p>
-      <w:pPr>
-        <w:pStyle w:val="ListBullet"/>
-      </w:pPr>
-      <w:r>
-        <w:t>Bi?n ph?n lo?i ???c m? h?a One-Hot ?? m? h?nh h?c ???c th?ng tin d?ng nh?n nh? FUELTYPE hay VEHICLECLASS.</w:t>
-      </w:r>
-    </w:p>
-    <w:p>
-      <w:pPr>
-        <w:pStyle w:val="Heading2"/>
-      </w:pPr>
-      <w:r>
-        <w:t>4.2. M? h?nh v? si?u tham s? CO2</w:t>
-      </w:r>
-    </w:p>
-    <w:tbl>
-      <w:tblPr>
-        <w:tblStyle w:val="TableGrid"/>
-        <w:tblW w:type="auto" w:w="0"/>
-        <w:jc w:val="center"/>
-        <w:tblLook w:firstColumn="1" w:firstRow="1" w:lastColumn="0" w:lastRow="0" w:noHBand="0" w:noVBand="1" w:val="04A0"/>
-      </w:tblPr>
-      <w:tblGrid>
-        <w:gridCol w:w="3408"/>
-        <w:gridCol w:w="3408"/>
-        <w:gridCol w:w="3408"/>
-      </w:tblGrid>
-      <w:tr>
-        <w:tc>
-          <w:tcPr>
-            <w:tcW w:type="dxa" w:w="2736"/>
-            <w:vAlign w:val="top"/>
-            <w:shd w:fill="D9EAF7"/>
-          </w:tcPr>
-          <w:p>
-            <w:r/>
-            <w:r>
-              <w:rPr>
-                <w:rFonts w:ascii="Calibri" w:hAnsi="Calibri"/>
-                <w:b/>
-                <w:sz w:val="18"/>
-              </w:rPr>
-              <w:t>M? h?nh</w:t>
-            </w:r>
-          </w:p>
-        </w:tc>
-        <w:tc>
-          <w:tcPr>
-            <w:tcW w:type="dxa" w:w="3312"/>
-            <w:vAlign w:val="top"/>
-            <w:shd w:fill="D9EAF7"/>
-          </w:tcPr>
-          <w:p>
-            <w:r/>
-            <w:r>
-              <w:rPr>
-                <w:rFonts w:ascii="Calibri" w:hAnsi="Calibri"/>
-                <w:b/>
-                <w:sz w:val="18"/>
-              </w:rPr>
-              <w:t>Vai tr?</w:t>
-            </w:r>
-          </w:p>
-        </w:tc>
-        <w:tc>
-          <w:tcPr>
-            <w:tcW w:type="dxa" w:w="4032"/>
-            <w:vAlign w:val="top"/>
-            <w:shd w:fill="D9EAF7"/>
-          </w:tcPr>
-          <w:p>
-            <w:r/>
-            <w:r>
-              <w:rPr>
-                <w:rFonts w:ascii="Calibri" w:hAnsi="Calibri"/>
-                <w:b/>
-                <w:sz w:val="18"/>
-              </w:rPr>
-              <w:t>Si?u tham s? ch?nh</w:t>
-            </w:r>
-          </w:p>
-        </w:tc>
-      </w:tr>
-      <w:tr>
-        <w:tc>
-          <w:tcPr>
-            <w:tcW w:type="dxa" w:w="2736"/>
-            <w:vAlign w:val="top"/>
-          </w:tcPr>
-          <w:p>
-            <w:r/>
-            <w:r>
-              <w:rPr>
-                <w:rFonts w:ascii="Calibri" w:hAnsi="Calibri"/>
-                <w:b w:val="0"/>
-                <w:sz w:val="18"/>
-              </w:rPr>
-              <w:t>DummyRegressor</w:t>
-            </w:r>
-          </w:p>
-        </w:tc>
-        <w:tc>
-          <w:tcPr>
-            <w:tcW w:type="dxa" w:w="3312"/>
-            <w:vAlign w:val="top"/>
-          </w:tcPr>
-          <w:p>
-            <w:r/>
-            <w:r>
-              <w:rPr>
-                <w:rFonts w:ascii="Calibri" w:hAnsi="Calibri"/>
-                <w:b w:val="0"/>
-                <w:sz w:val="18"/>
-              </w:rPr>
-              <w:t>M?c so s?nh r?t ??n gi?n.</w:t>
-            </w:r>
-          </w:p>
-        </w:tc>
-        <w:tc>
-          <w:tcPr>
-            <w:tcW w:type="dxa" w:w="4032"/>
-            <w:vAlign w:val="top"/>
-          </w:tcPr>
-          <w:p>
-            <w:r/>
-            <w:r>
-              <w:rPr>
-                <w:rFonts w:ascii="Calibri" w:hAnsi="Calibri"/>
-                <w:b w:val="0"/>
-                <w:sz w:val="18"/>
-              </w:rPr>
-              <w:t>strategy = mean.</w:t>
-            </w:r>
-          </w:p>
-        </w:tc>
-      </w:tr>
-      <w:tr>
-        <w:tc>
-          <w:tcPr>
-            <w:tcW w:type="dxa" w:w="2736"/>
-            <w:vAlign w:val="top"/>
-          </w:tcPr>
-          <w:p>
-            <w:r/>
-            <w:r>
-              <w:rPr>
-                <w:rFonts w:ascii="Calibri" w:hAnsi="Calibri"/>
-                <w:b w:val="0"/>
-                <w:sz w:val="18"/>
-              </w:rPr>
-              <w:t>Linear Regression</w:t>
-            </w:r>
-          </w:p>
-        </w:tc>
-        <w:tc>
-          <w:tcPr>
-            <w:tcW w:type="dxa" w:w="3312"/>
-            <w:vAlign w:val="top"/>
-          </w:tcPr>
-          <w:p>
-            <w:r/>
-            <w:r>
-              <w:rPr>
-                <w:rFonts w:ascii="Calibri" w:hAnsi="Calibri"/>
-                <w:b w:val="0"/>
-                <w:sz w:val="18"/>
-              </w:rPr>
-              <w:t>M? h?nh tuy?n t?nh, d? gi?i th?ch.</w:t>
-            </w:r>
-          </w:p>
-        </w:tc>
-        <w:tc>
-          <w:tcPr>
-            <w:tcW w:type="dxa" w:w="4032"/>
-            <w:vAlign w:val="top"/>
-          </w:tcPr>
-          <w:p>
-            <w:r/>
-            <w:r>
-              <w:rPr>
-                <w:rFonts w:ascii="Calibri" w:hAnsi="Calibri"/>
-                <w:b w:val="0"/>
-                <w:sz w:val="18"/>
-              </w:rPr>
-              <w:t>fit_intercept = True/False.</w:t>
-            </w:r>
-          </w:p>
-        </w:tc>
-      </w:tr>
-      <w:tr>
-        <w:tc>
-          <w:tcPr>
-            <w:tcW w:type="dxa" w:w="2736"/>
-            <w:vAlign w:val="top"/>
-          </w:tcPr>
-          <w:p>
-            <w:r/>
-            <w:r>
-              <w:rPr>
-                <w:rFonts w:ascii="Calibri" w:hAnsi="Calibri"/>
-                <w:b w:val="0"/>
-                <w:sz w:val="18"/>
-              </w:rPr>
-              <w:t>Random Forest Regressor</w:t>
-            </w:r>
-          </w:p>
-        </w:tc>
-        <w:tc>
-          <w:tcPr>
-            <w:tcW w:type="dxa" w:w="3312"/>
-            <w:vAlign w:val="top"/>
-          </w:tcPr>
-          <w:p>
-            <w:r/>
-            <w:r>
-              <w:rPr>
-                <w:rFonts w:ascii="Calibri" w:hAnsi="Calibri"/>
-                <w:b w:val="0"/>
-                <w:sz w:val="18"/>
-              </w:rPr>
-              <w:t>M? h?nh c?y t? h?p, b?t ???c quan h? phi tuy?n.</w:t>
-            </w:r>
-          </w:p>
-        </w:tc>
-        <w:tc>
-          <w:tcPr>
-            <w:tcW w:type="dxa" w:w="4032"/>
-            <w:vAlign w:val="top"/>
-          </w:tcPr>
-          <w:p>
-            <w:r/>
-            <w:r>
-              <w:rPr>
-                <w:rFonts w:ascii="Calibri" w:hAnsi="Calibri"/>
-                <w:b w:val="0"/>
-                <w:sz w:val="18"/>
-              </w:rPr>
-              <w:t>n_estimators, max_depth, min_samples_split, min_samples_leaf.</w:t>
-            </w:r>
-          </w:p>
-        </w:tc>
-      </w:tr>
-      <w:tr>
-        <w:tc>
-          <w:tcPr>
-            <w:tcW w:type="dxa" w:w="2736"/>
-            <w:vAlign w:val="top"/>
-          </w:tcPr>
-          <w:p>
-            <w:r/>
-            <w:r>
-              <w:rPr>
-                <w:rFonts w:ascii="Calibri" w:hAnsi="Calibri"/>
-                <w:b w:val="0"/>
-                <w:sz w:val="18"/>
-              </w:rPr>
-              <w:t>Gradient Boosting Regressor</w:t>
-            </w:r>
-          </w:p>
-        </w:tc>
-        <w:tc>
-          <w:tcPr>
-            <w:tcW w:type="dxa" w:w="3312"/>
-            <w:vAlign w:val="top"/>
-          </w:tcPr>
-          <w:p>
-            <w:r/>
-            <w:r>
-              <w:rPr>
-                <w:rFonts w:ascii="Calibri" w:hAnsi="Calibri"/>
-                <w:b w:val="0"/>
-                <w:sz w:val="18"/>
-              </w:rPr>
-              <w:t>M? h?nh boosting, h?c d?n t? sai s?.</w:t>
-            </w:r>
-          </w:p>
-        </w:tc>
-        <w:tc>
-          <w:tcPr>
-            <w:tcW w:type="dxa" w:w="4032"/>
-            <w:vAlign w:val="top"/>
-          </w:tcPr>
-          <w:p>
-            <w:r/>
-            <w:r>
-              <w:rPr>
-                <w:rFonts w:ascii="Calibri" w:hAnsi="Calibri"/>
-                <w:b w:val="0"/>
-                <w:sz w:val="18"/>
-              </w:rPr>
-              <w:t>n_estimators, learning_rate, max_depth, subsample.</w:t>
-            </w:r>
-          </w:p>
-        </w:tc>
-      </w:tr>
-    </w:tbl>
-    <w:p/>
-    <w:p>
-      <w:pPr>
-        <w:pStyle w:val="Heading2"/>
-      </w:pPr>
-      <w:r>
-        <w:t>4.3. K?t qu? CO2 hi?n t?i</w:t>
-      </w:r>
-    </w:p>
-    <w:tbl>
-      <w:tblPr>
-        <w:tblStyle w:val="TableGrid"/>
-        <w:tblW w:type="auto" w:w="0"/>
-        <w:jc w:val="center"/>
-        <w:tblLook w:firstColumn="1" w:firstRow="1" w:lastColumn="0" w:lastRow="0" w:noHBand="0" w:noVBand="1" w:val="04A0"/>
-      </w:tblPr>
-      <w:tblGrid>
-        <w:gridCol w:w="3408"/>
-        <w:gridCol w:w="3408"/>
-        <w:gridCol w:w="3408"/>
-      </w:tblGrid>
-      <w:tr>
-        <w:tc>
-          <w:tcPr>
-            <w:tcW w:type="dxa" w:w="1728"/>
-            <w:vAlign w:val="top"/>
-            <w:shd w:fill="D9EAF7"/>
-          </w:tcPr>
-          <w:p>
-            <w:r/>
-            <w:r>
-              <w:rPr>
-                <w:rFonts w:ascii="Calibri" w:hAnsi="Calibri"/>
-                <w:b/>
-                <w:sz w:val="18"/>
-              </w:rPr>
-              <w:t>Metric</w:t>
-            </w:r>
-          </w:p>
-        </w:tc>
-        <w:tc>
-          <w:tcPr>
-            <w:tcW w:type="dxa" w:w="1728"/>
-            <w:vAlign w:val="top"/>
-            <w:shd w:fill="D9EAF7"/>
-          </w:tcPr>
-          <w:p>
-            <w:r/>
-            <w:r>
-              <w:rPr>
-                <w:rFonts w:ascii="Calibri" w:hAnsi="Calibri"/>
-                <w:b/>
-                <w:sz w:val="18"/>
-              </w:rPr>
-              <w:t>Gi? tr?</w:t>
-            </w:r>
-          </w:p>
-        </w:tc>
-        <w:tc>
-          <w:tcPr>
-            <w:tcW w:type="dxa" w:w="6624"/>
-            <w:vAlign w:val="top"/>
-            <w:shd w:fill="D9EAF7"/>
-          </w:tcPr>
-          <w:p>
-            <w:r/>
-            <w:r>
-              <w:rPr>
-                <w:rFonts w:ascii="Calibri" w:hAnsi="Calibri"/>
-                <w:b/>
-                <w:sz w:val="18"/>
-              </w:rPr>
-              <w:t>C?ch hi?u</w:t>
-            </w:r>
-          </w:p>
-        </w:tc>
-      </w:tr>
-      <w:tr>
-        <w:tc>
-          <w:tcPr>
-            <w:tcW w:type="dxa" w:w="1728"/>
-            <w:vAlign w:val="top"/>
-          </w:tcPr>
-          <w:p>
-            <w:r/>
-            <w:r>
-              <w:rPr>
-                <w:rFonts w:ascii="Calibri" w:hAnsi="Calibri"/>
-                <w:b w:val="0"/>
-                <w:sz w:val="18"/>
-              </w:rPr>
-              <w:t>MAE</w:t>
-            </w:r>
-          </w:p>
-        </w:tc>
-        <w:tc>
-          <w:tcPr>
-            <w:tcW w:type="dxa" w:w="1728"/>
-            <w:vAlign w:val="top"/>
-          </w:tcPr>
-          <w:p>
-            <w:r/>
-            <w:r>
-              <w:rPr>
-                <w:rFonts w:ascii="Calibri" w:hAnsi="Calibri"/>
-                <w:b w:val="0"/>
-                <w:sz w:val="18"/>
-              </w:rPr>
-            </w:r>
-          </w:p>
-        </w:tc>
-        <w:tc>
-          <w:tcPr>
-            <w:tcW w:type="dxa" w:w="6624"/>
-            <w:vAlign w:val="top"/>
-          </w:tcPr>
-          <w:p>
-            <w:r/>
-            <w:r>
-              <w:rPr>
-                <w:rFonts w:ascii="Calibri" w:hAnsi="Calibri"/>
-                <w:b w:val="0"/>
-                <w:sz w:val="18"/>
-              </w:rPr>
-              <w:t>Sai s? tuy?t ??i trung b?nh, c?ng nh? c?ng t?t.</w:t>
-            </w:r>
-          </w:p>
-        </w:tc>
-      </w:tr>
-      <w:tr>
-        <w:tc>
-          <w:tcPr>
-            <w:tcW w:type="dxa" w:w="1728"/>
-            <w:vAlign w:val="top"/>
-          </w:tcPr>
-          <w:p>
-            <w:r/>
-            <w:r>
-              <w:rPr>
-                <w:rFonts w:ascii="Calibri" w:hAnsi="Calibri"/>
-                <w:b w:val="0"/>
-                <w:sz w:val="18"/>
-              </w:rPr>
-              <w:t>RMSE</w:t>
-            </w:r>
-          </w:p>
-        </w:tc>
-        <w:tc>
-          <w:tcPr>
-            <w:tcW w:type="dxa" w:w="1728"/>
-            <w:vAlign w:val="top"/>
-          </w:tcPr>
-          <w:p>
-            <w:r/>
-            <w:r>
-              <w:rPr>
-                <w:rFonts w:ascii="Calibri" w:hAnsi="Calibri"/>
-                <w:b w:val="0"/>
-                <w:sz w:val="18"/>
-              </w:rPr>
-            </w:r>
-          </w:p>
-        </w:tc>
-        <w:tc>
-          <w:tcPr>
-            <w:tcW w:type="dxa" w:w="6624"/>
-            <w:vAlign w:val="top"/>
-          </w:tcPr>
-          <w:p>
-            <w:r/>
-            <w:r>
-              <w:rPr>
-                <w:rFonts w:ascii="Calibri" w:hAnsi="Calibri"/>
-                <w:b w:val="0"/>
-                <w:sz w:val="18"/>
-              </w:rPr>
-              <w:t>Ph?t m?nh c?c l?i l?n, c?ng nh? c?ng t?t.</w:t>
-            </w:r>
-          </w:p>
-        </w:tc>
-      </w:tr>
-      <w:tr>
-        <w:tc>
-          <w:tcPr>
-            <w:tcW w:type="dxa" w:w="1728"/>
-            <w:vAlign w:val="top"/>
-          </w:tcPr>
-          <w:p>
-            <w:r/>
-            <w:r>
-              <w:rPr>
-                <w:rFonts w:ascii="Calibri" w:hAnsi="Calibri"/>
-                <w:b w:val="0"/>
-                <w:sz w:val="18"/>
-              </w:rPr>
-              <w:t>R2</w:t>
-            </w:r>
-          </w:p>
-        </w:tc>
-        <w:tc>
-          <w:tcPr>
-            <w:tcW w:type="dxa" w:w="1728"/>
-            <w:vAlign w:val="top"/>
-          </w:tcPr>
-          <w:p>
-            <w:r/>
-            <w:r>
-              <w:rPr>
-                <w:rFonts w:ascii="Calibri" w:hAnsi="Calibri"/>
-                <w:b w:val="0"/>
-                <w:sz w:val="18"/>
-              </w:rPr>
-            </w:r>
-          </w:p>
-        </w:tc>
-        <w:tc>
-          <w:tcPr>
-            <w:tcW w:type="dxa" w:w="6624"/>
-            <w:vAlign w:val="top"/>
-          </w:tcPr>
-          <w:p>
-            <w:r/>
-            <w:r>
-              <w:rPr>
-                <w:rFonts w:ascii="Calibri" w:hAnsi="Calibri"/>
-                <w:b w:val="0"/>
-                <w:sz w:val="18"/>
-              </w:rPr>
-              <w:t>T? l? bi?n thi?n CO2 ???c m? h?nh gi?i th?ch, c?ng g?n 1 c?ng t?t.</w:t>
-            </w:r>
-          </w:p>
-        </w:tc>
-      </w:tr>
-    </w:tbl>
-    <w:p/>
-    <w:p>
-      <w:r>
-        <w:t>K?t lu?n ng?n khi b?o c?o: Linear Regression ?ang cho k?t qu? r?t t?t v? CO2 c? quan h? g?n tuy?n t?nh v?i m?c ti?u th? nhi?n li?u v? dung t?ch ??ng c?.</w:t>
-      </w:r>
-    </w:p>
-    <w:p>
-      <w:pPr>
-        <w:pStyle w:val="Heading1"/>
-      </w:pPr>
-      <w:r>
-        <w:t>5. Gi?i th?ch code b?i ph?n lo?i Churn</w:t>
-      </w:r>
-    </w:p>
-    <w:p>
-      <w:r>
-        <w:t>File ch?nh: ml_coursework/churn_classification_project.py. B?i n?y l? ph?n lo?i nh? ph?n v? bi?n Churn ch? c? hai l?p: Yes ho?c No.</w:t>
-      </w:r>
-    </w:p>
-    <w:tbl>
-      <w:tblPr>
-        <w:tblStyle w:val="TableGrid"/>
-        <w:tblW w:type="auto" w:w="0"/>
-        <w:jc w:val="center"/>
-        <w:tblLook w:firstColumn="1" w:firstRow="1" w:lastColumn="0" w:lastRow="0" w:noHBand="0" w:noVBand="1" w:val="04A0"/>
-      </w:tblPr>
-      <w:tblGrid>
-        <w:gridCol w:w="5112"/>
-        <w:gridCol w:w="5112"/>
-      </w:tblGrid>
-      <w:tr>
-        <w:tc>
-          <w:tcPr>
-            <w:tcW w:type="dxa" w:w="3384"/>
-            <w:vAlign w:val="top"/>
-            <w:shd w:fill="D9EAF7"/>
-          </w:tcPr>
-          <w:p>
-            <w:r/>
-            <w:r>
-              <w:rPr>
-                <w:rFonts w:ascii="Calibri" w:hAnsi="Calibri"/>
-                <w:b/>
-                <w:sz w:val="18"/>
-              </w:rPr>
-              <w:t>Th?nh ph?n code</w:t>
-            </w:r>
-          </w:p>
-        </w:tc>
-        <w:tc>
-          <w:tcPr>
-            <w:tcW w:type="dxa" w:w="6696"/>
-            <w:vAlign w:val="top"/>
-            <w:shd w:fill="D9EAF7"/>
-          </w:tcPr>
-          <w:p>
-            <w:r/>
-            <w:r>
-              <w:rPr>
-                <w:rFonts w:ascii="Calibri" w:hAnsi="Calibri"/>
-                <w:b/>
-                <w:sz w:val="18"/>
-              </w:rPr>
-              <w:t>? ngh?a</w:t>
-            </w:r>
-          </w:p>
-        </w:tc>
-      </w:tr>
-      <w:tr>
-        <w:tc>
-          <w:tcPr>
-            <w:tcW w:type="dxa" w:w="3384"/>
-            <w:vAlign w:val="top"/>
-          </w:tcPr>
-          <w:p>
-            <w:r/>
-            <w:r>
-              <w:rPr>
-                <w:rFonts w:ascii="Calibri" w:hAnsi="Calibri"/>
-                <w:b w:val="0"/>
-                <w:sz w:val="18"/>
-              </w:rPr>
-              <w:t>TARGET_COLUMN = Churn</w:t>
-            </w:r>
-          </w:p>
-        </w:tc>
-        <w:tc>
-          <w:tcPr>
-            <w:tcW w:type="dxa" w:w="6696"/>
-            <w:vAlign w:val="top"/>
-          </w:tcPr>
-          <w:p>
-            <w:r/>
-            <w:r>
-              <w:rPr>
-                <w:rFonts w:ascii="Calibri" w:hAnsi="Calibri"/>
-                <w:b w:val="0"/>
-                <w:sz w:val="18"/>
-              </w:rPr>
-              <w:t>X?c ??nh c?t c?n d? ?o?n l? kh?ch h?ng c? r?i b? d?ch v? hay kh?ng.</w:t>
-            </w:r>
-          </w:p>
-        </w:tc>
-      </w:tr>
-      <w:tr>
-        <w:tc>
-          <w:tcPr>
-            <w:tcW w:type="dxa" w:w="3384"/>
-            <w:vAlign w:val="top"/>
-          </w:tcPr>
-          <w:p>
-            <w:r/>
-            <w:r>
-              <w:rPr>
-                <w:rFonts w:ascii="Calibri" w:hAnsi="Calibri"/>
-                <w:b w:val="0"/>
-                <w:sz w:val="18"/>
-              </w:rPr>
-              <w:t>NUMERIC_FEATURES</w:t>
-            </w:r>
-          </w:p>
-        </w:tc>
-        <w:tc>
-          <w:tcPr>
-            <w:tcW w:type="dxa" w:w="6696"/>
-            <w:vAlign w:val="top"/>
-          </w:tcPr>
-          <w:p>
-            <w:r/>
-            <w:r>
-              <w:rPr>
-                <w:rFonts w:ascii="Calibri" w:hAnsi="Calibri"/>
-                <w:b w:val="0"/>
-                <w:sz w:val="18"/>
-              </w:rPr>
-              <w:t>C?c bi?n s? g?m tenure, MonthlyCharges, TotalCharges.</w:t>
-            </w:r>
-          </w:p>
-        </w:tc>
-      </w:tr>
-      <w:tr>
-        <w:tc>
-          <w:tcPr>
-            <w:tcW w:type="dxa" w:w="3384"/>
-            <w:vAlign w:val="top"/>
-          </w:tcPr>
-          <w:p>
-            <w:r/>
-            <w:r>
-              <w:rPr>
-                <w:rFonts w:ascii="Calibri" w:hAnsi="Calibri"/>
-                <w:b w:val="0"/>
-                <w:sz w:val="18"/>
-              </w:rPr>
-              <w:t>CATEGORICAL_FEATURES</w:t>
-            </w:r>
-          </w:p>
-        </w:tc>
-        <w:tc>
-          <w:tcPr>
-            <w:tcW w:type="dxa" w:w="6696"/>
-            <w:vAlign w:val="top"/>
-          </w:tcPr>
-          <w:p>
-            <w:r/>
-            <w:r>
-              <w:rPr>
-                <w:rFonts w:ascii="Calibri" w:hAnsi="Calibri"/>
-                <w:b w:val="0"/>
-                <w:sz w:val="18"/>
-              </w:rPr>
-              <w:t>C?c bi?n nh?n nh? Contract, PaymentMethod, InternetService, TechSupport, OnlineSecurity.</w:t>
-            </w:r>
-          </w:p>
-        </w:tc>
-      </w:tr>
-      <w:tr>
-        <w:tc>
-          <w:tcPr>
-            <w:tcW w:type="dxa" w:w="3384"/>
-            <w:vAlign w:val="top"/>
-          </w:tcPr>
-          <w:p>
-            <w:r/>
-            <w:r>
-              <w:rPr>
-                <w:rFonts w:ascii="Calibri" w:hAnsi="Calibri"/>
-                <w:b w:val="0"/>
-                <w:sz w:val="18"/>
-              </w:rPr>
-              <w:t>ClassificationArtifacts</w:t>
-            </w:r>
-          </w:p>
-        </w:tc>
-        <w:tc>
-          <w:tcPr>
-            <w:tcW w:type="dxa" w:w="6696"/>
-            <w:vAlign w:val="top"/>
-          </w:tcPr>
-          <w:p>
-            <w:r/>
-            <w:r>
-              <w:rPr>
-                <w:rFonts w:ascii="Calibri" w:hAnsi="Calibri"/>
-                <w:b w:val="0"/>
-                <w:sz w:val="18"/>
-              </w:rPr>
-              <w:t>Dataclass gom m? h?nh t?t nh?t, threshold, metric, b?ng, h?nh, ???ng d?n output.</w:t>
-            </w:r>
-          </w:p>
-        </w:tc>
-      </w:tr>
-      <w:tr>
-        <w:tc>
-          <w:tcPr>
-            <w:tcW w:type="dxa" w:w="3384"/>
-            <w:vAlign w:val="top"/>
-          </w:tcPr>
-          <w:p>
-            <w:r/>
-            <w:r>
-              <w:rPr>
-                <w:rFonts w:ascii="Calibri" w:hAnsi="Calibri"/>
-                <w:b w:val="0"/>
-                <w:sz w:val="18"/>
-              </w:rPr>
-              <w:t>build_preprocessor()</w:t>
-            </w:r>
-          </w:p>
-        </w:tc>
-        <w:tc>
-          <w:tcPr>
-            <w:tcW w:type="dxa" w:w="6696"/>
-            <w:vAlign w:val="top"/>
-          </w:tcPr>
-          <w:p>
-            <w:r/>
-            <w:r>
-              <w:rPr>
-                <w:rFonts w:ascii="Calibri" w:hAnsi="Calibri"/>
-                <w:b w:val="0"/>
-                <w:sz w:val="18"/>
-              </w:rPr>
-              <w:t>T?o pipeline ti?n x? l? cho bi?n s? v? bi?n ph?n lo?i.</w:t>
-            </w:r>
-          </w:p>
-        </w:tc>
-      </w:tr>
-      <w:tr>
-        <w:tc>
-          <w:tcPr>
-            <w:tcW w:type="dxa" w:w="3384"/>
-            <w:vAlign w:val="top"/>
-          </w:tcPr>
-          <w:p>
-            <w:r/>
-            <w:r>
-              <w:rPr>
-                <w:rFonts w:ascii="Calibri" w:hAnsi="Calibri"/>
-                <w:b w:val="0"/>
-                <w:sz w:val="18"/>
-              </w:rPr>
-              <w:t>build_models()</w:t>
-            </w:r>
-          </w:p>
-        </w:tc>
-        <w:tc>
-          <w:tcPr>
-            <w:tcW w:type="dxa" w:w="6696"/>
-            <w:vAlign w:val="top"/>
-          </w:tcPr>
-          <w:p>
-            <w:r/>
-            <w:r>
-              <w:rPr>
-                <w:rFonts w:ascii="Calibri" w:hAnsi="Calibri"/>
-                <w:b w:val="0"/>
-                <w:sz w:val="18"/>
-              </w:rPr>
-              <w:t>Khai b?o DummyClassifier, Logistic Regression, Random Forest, Gradient Boosting.</w:t>
-            </w:r>
-          </w:p>
-        </w:tc>
-      </w:tr>
-      <w:tr>
-        <w:tc>
-          <w:tcPr>
-            <w:tcW w:type="dxa" w:w="3384"/>
-            <w:vAlign w:val="top"/>
-          </w:tcPr>
-          <w:p>
-            <w:r/>
-            <w:r>
-              <w:rPr>
-                <w:rFonts w:ascii="Calibri" w:hAnsi="Calibri"/>
-                <w:b w:val="0"/>
-                <w:sz w:val="18"/>
-              </w:rPr>
-              <w:t>prepare_dataset()</w:t>
-            </w:r>
-          </w:p>
-        </w:tc>
-        <w:tc>
-          <w:tcPr>
-            <w:tcW w:type="dxa" w:w="6696"/>
-            <w:vAlign w:val="top"/>
-          </w:tcPr>
-          <w:p>
-            <w:r/>
-            <w:r>
-              <w:rPr>
-                <w:rFonts w:ascii="Calibri" w:hAnsi="Calibri"/>
-                <w:b w:val="0"/>
-                <w:sz w:val="18"/>
-              </w:rPr>
-              <w:t>B? customerID, ??i TotalCharges sang s?, ??i Churn Yes/No th?nh 1/0.</w:t>
-            </w:r>
-          </w:p>
-        </w:tc>
-      </w:tr>
-      <w:tr>
-        <w:tc>
-          <w:tcPr>
-            <w:tcW w:type="dxa" w:w="3384"/>
-            <w:vAlign w:val="top"/>
-          </w:tcPr>
-          <w:p>
-            <w:r/>
-            <w:r>
-              <w:rPr>
-                <w:rFonts w:ascii="Calibri" w:hAnsi="Calibri"/>
-                <w:b w:val="0"/>
-                <w:sz w:val="18"/>
-              </w:rPr>
-              <w:t>evaluate_models()</w:t>
-            </w:r>
-          </w:p>
-        </w:tc>
-        <w:tc>
-          <w:tcPr>
-            <w:tcW w:type="dxa" w:w="6696"/>
-            <w:vAlign w:val="top"/>
-          </w:tcPr>
-          <w:p>
-            <w:r/>
-            <w:r>
-              <w:rPr>
-                <w:rFonts w:ascii="Calibri" w:hAnsi="Calibri"/>
-                <w:b w:val="0"/>
-                <w:sz w:val="18"/>
-              </w:rPr>
-              <w:t>Cross-validation tr?n t?p train v?i accuracy, precision, recall, F1 v? ROC-AUC.</w:t>
-            </w:r>
-          </w:p>
-        </w:tc>
-      </w:tr>
-      <w:tr>
-        <w:tc>
-          <w:tcPr>
-            <w:tcW w:type="dxa" w:w="3384"/>
-            <w:vAlign w:val="top"/>
-          </w:tcPr>
-          <w:p>
-            <w:r/>
-            <w:r>
-              <w:rPr>
-                <w:rFonts w:ascii="Calibri" w:hAnsi="Calibri"/>
-                <w:b w:val="0"/>
-                <w:sz w:val="18"/>
-              </w:rPr>
-              <w:t>tune_best_model()</w:t>
-            </w:r>
-          </w:p>
-        </w:tc>
-        <w:tc>
-          <w:tcPr>
-            <w:tcW w:type="dxa" w:w="6696"/>
-            <w:vAlign w:val="top"/>
-          </w:tcPr>
-          <w:p>
-            <w:r/>
-            <w:r>
-              <w:rPr>
-                <w:rFonts w:ascii="Calibri" w:hAnsi="Calibri"/>
-                <w:b w:val="0"/>
-                <w:sz w:val="18"/>
-              </w:rPr>
-              <w:t>T?i ?u si?u tham s? b?ng RandomizedSearchCV, ?u ti?n F1.</w:t>
-            </w:r>
-          </w:p>
-        </w:tc>
-      </w:tr>
-      <w:tr>
-        <w:tc>
-          <w:tcPr>
-            <w:tcW w:type="dxa" w:w="3384"/>
-            <w:vAlign w:val="top"/>
-          </w:tcPr>
-          <w:p>
-            <w:r/>
-            <w:r>
-              <w:rPr>
-                <w:rFonts w:ascii="Calibri" w:hAnsi="Calibri"/>
-                <w:b w:val="0"/>
-                <w:sz w:val="18"/>
-              </w:rPr>
-              <w:t>find_best_threshold()</w:t>
-            </w:r>
-          </w:p>
-        </w:tc>
-        <w:tc>
-          <w:tcPr>
-            <w:tcW w:type="dxa" w:w="6696"/>
-            <w:vAlign w:val="top"/>
-          </w:tcPr>
-          <w:p>
-            <w:r/>
-            <w:r>
-              <w:rPr>
-                <w:rFonts w:ascii="Calibri" w:hAnsi="Calibri"/>
-                <w:b w:val="0"/>
-                <w:sz w:val="18"/>
-              </w:rPr>
-              <w:t>T?m ng??ng x?c su?t t?t nh?t ?? c?n b?ng precision v? recall theo F1.</w:t>
-            </w:r>
-          </w:p>
-        </w:tc>
-      </w:tr>
-      <w:tr>
-        <w:tc>
-          <w:tcPr>
-            <w:tcW w:type="dxa" w:w="3384"/>
-            <w:vAlign w:val="top"/>
-          </w:tcPr>
-          <w:p>
-            <w:r/>
-            <w:r>
-              <w:rPr>
-                <w:rFonts w:ascii="Calibri" w:hAnsi="Calibri"/>
-                <w:b w:val="0"/>
-                <w:sz w:val="18"/>
-              </w:rPr>
-              <w:t>save_eda_figures()</w:t>
-            </w:r>
-          </w:p>
-        </w:tc>
-        <w:tc>
-          <w:tcPr>
-            <w:tcW w:type="dxa" w:w="6696"/>
-            <w:vAlign w:val="top"/>
-          </w:tcPr>
-          <w:p>
-            <w:r/>
-            <w:r>
-              <w:rPr>
-                <w:rFonts w:ascii="Calibri" w:hAnsi="Calibri"/>
-                <w:b w:val="0"/>
-                <w:sz w:val="18"/>
-              </w:rPr>
-              <w:t>V? EDA: t? l? churn, churn theo h?p ??ng, thanh to?n, tenure, MonthlyCharges, d?ch v? thi?u.</w:t>
-            </w:r>
-          </w:p>
-        </w:tc>
-      </w:tr>
-      <w:tr>
-        <w:tc>
-          <w:tcPr>
-            <w:tcW w:type="dxa" w:w="3384"/>
-            <w:vAlign w:val="top"/>
-          </w:tcPr>
-          <w:p>
-            <w:r/>
-            <w:r>
-              <w:rPr>
-                <w:rFonts w:ascii="Calibri" w:hAnsi="Calibri"/>
-                <w:b w:val="0"/>
-                <w:sz w:val="18"/>
-              </w:rPr>
-              <w:t>save_model_figures()</w:t>
-            </w:r>
-          </w:p>
-        </w:tc>
-        <w:tc>
-          <w:tcPr>
-            <w:tcW w:type="dxa" w:w="6696"/>
-            <w:vAlign w:val="top"/>
-          </w:tcPr>
-          <w:p>
-            <w:r/>
-            <w:r>
-              <w:rPr>
-                <w:rFonts w:ascii="Calibri" w:hAnsi="Calibri"/>
-                <w:b w:val="0"/>
-                <w:sz w:val="18"/>
-              </w:rPr>
-              <w:t>V? confusion matrix, ROC curve, precision-recall curve, threshold vs F1, feature importance.</w:t>
-            </w:r>
-          </w:p>
-        </w:tc>
-      </w:tr>
-      <w:tr>
-        <w:tc>
-          <w:tcPr>
-            <w:tcW w:type="dxa" w:w="3384"/>
-            <w:vAlign w:val="top"/>
-          </w:tcPr>
-          <w:p>
-            <w:r/>
-            <w:r>
-              <w:rPr>
-                <w:rFonts w:ascii="Calibri" w:hAnsi="Calibri"/>
-                <w:b w:val="0"/>
-                <w:sz w:val="18"/>
-              </w:rPr>
-              <w:t>build_error_analysis()</w:t>
-            </w:r>
-          </w:p>
-        </w:tc>
-        <w:tc>
-          <w:tcPr>
-            <w:tcW w:type="dxa" w:w="6696"/>
-            <w:vAlign w:val="top"/>
-          </w:tcPr>
-          <w:p>
-            <w:r/>
-            <w:r>
-              <w:rPr>
-                <w:rFonts w:ascii="Calibri" w:hAnsi="Calibri"/>
-                <w:b w:val="0"/>
-                <w:sz w:val="18"/>
-              </w:rPr>
-              <w:t>T?nh l?i theo lo?i Contract ?? bi?t nh?m n?o d? d? ?o?n sai.</w:t>
-            </w:r>
-          </w:p>
-        </w:tc>
-      </w:tr>
-      <w:tr>
-        <w:tc>
-          <w:tcPr>
-            <w:tcW w:type="dxa" w:w="3384"/>
-            <w:vAlign w:val="top"/>
-          </w:tcPr>
-          <w:p>
-            <w:r/>
-            <w:r>
-              <w:rPr>
-                <w:rFonts w:ascii="Calibri" w:hAnsi="Calibri"/>
-                <w:b w:val="0"/>
-                <w:sz w:val="18"/>
-              </w:rPr>
-              <w:t>run_analysis()</w:t>
-            </w:r>
-          </w:p>
-        </w:tc>
-        <w:tc>
-          <w:tcPr>
-            <w:tcW w:type="dxa" w:w="6696"/>
-            <w:vAlign w:val="top"/>
-          </w:tcPr>
-          <w:p>
-            <w:r/>
-            <w:r>
-              <w:rPr>
-                <w:rFonts w:ascii="Calibri" w:hAnsi="Calibri"/>
-                <w:b w:val="0"/>
-                <w:sz w:val="18"/>
-              </w:rPr>
-              <w:t>?i?u ph?i to?n b? b?i churn t? ??c d? li?u ??n l?u k?t qu?.</w:t>
-            </w:r>
-          </w:p>
-        </w:tc>
-      </w:tr>
-      <w:tr>
-        <w:tc>
-          <w:tcPr>
-            <w:tcW w:type="dxa" w:w="3384"/>
-            <w:vAlign w:val="top"/>
-          </w:tcPr>
-          <w:p>
-            <w:r/>
-            <w:r>
-              <w:rPr>
-                <w:rFonts w:ascii="Calibri" w:hAnsi="Calibri"/>
-                <w:b w:val="0"/>
-                <w:sz w:val="18"/>
-              </w:rPr>
-              <w:t>main()</w:t>
-            </w:r>
-          </w:p>
-        </w:tc>
-        <w:tc>
-          <w:tcPr>
-            <w:tcW w:type="dxa" w:w="6696"/>
-            <w:vAlign w:val="top"/>
-          </w:tcPr>
-          <w:p>
-            <w:r/>
-            <w:r>
-              <w:rPr>
-                <w:rFonts w:ascii="Calibri" w:hAnsi="Calibri"/>
-                <w:b w:val="0"/>
-                <w:sz w:val="18"/>
-              </w:rPr>
-              <w:t>Nh?n tham s? d?ng l?nh, ch?y ph?n t?ch v? m? bi?u ?? n?u c? --show.</w:t>
-            </w:r>
-          </w:p>
-        </w:tc>
-      </w:tr>
-    </w:tbl>
-    <w:p/>
-    <w:p>
-      <w:pPr>
-        <w:pStyle w:val="Heading2"/>
-      </w:pPr>
-      <w:r>
-        <w:t>5.1. Ti?n x? l? d? li?u Churn</w:t>
-      </w:r>
-    </w:p>
-    <w:p>
-      <w:pPr>
-        <w:pStyle w:val="ListBullet"/>
-      </w:pPr>
-      <w:r>
-        <w:t>customerID b? b? v? ch? l? m? ??nh danh, kh?ng mang quy lu?t d? ?o?n v? c? th? l?m m? h?nh h?c thu?c kh?ch h?ng.</w:t>
-      </w:r>
-    </w:p>
-    <w:p>
-      <w:pPr>
-        <w:pStyle w:val="ListBullet"/>
-      </w:pPr>
-      <w:r>
-        <w:t>TotalCharges ???c ?p sang d?ng s? v? trong d? li?u g?c c? m?t s? ? tr?ng ho?c d?ng chu?i.</w:t>
-      </w:r>
-    </w:p>
-    <w:p>
-      <w:pPr>
-        <w:pStyle w:val="ListBullet"/>
-      </w:pPr>
-      <w:r>
-        <w:t>SeniorCitizen ???c coi nh? bi?n ph?n lo?i v? gi? tr? 0/1 ? ??y l? nh?n nh?m tu?i, kh?ng ph?i ??i l??ng li?n t?c.</w:t>
-      </w:r>
-    </w:p>
-    <w:p>
-      <w:pPr>
-        <w:pStyle w:val="ListBullet"/>
-      </w:pPr>
-      <w:r>
-        <w:t>Churn ???c m? h?a: No = 0, Yes = 1 ?? m? h?nh ph?n lo?i c? th? h?c.</w:t>
-      </w:r>
-    </w:p>
-    <w:p>
-      <w:pPr>
-        <w:pStyle w:val="ListBullet"/>
-      </w:pPr>
-      <w:r>
-        <w:t>Khi chia train/test c? stratify=y ?? t? l? kh?ch churn v? kh?ng churn ???c gi? t??ng ??i gi?ng nhau ? hai t?p.</w:t>
-      </w:r>
-    </w:p>
-    <w:p>
-      <w:pPr>
-        <w:pStyle w:val="Heading2"/>
-      </w:pPr>
-      <w:r>
-        <w:t>5.2. M? h?nh v? si?u tham s? Churn</w:t>
-      </w:r>
-    </w:p>
-    <w:tbl>
-      <w:tblPr>
-        <w:tblStyle w:val="TableGrid"/>
-        <w:tblW w:type="auto" w:w="0"/>
-        <w:jc w:val="center"/>
-        <w:tblLook w:firstColumn="1" w:firstRow="1" w:lastColumn="0" w:lastRow="0" w:noHBand="0" w:noVBand="1" w:val="04A0"/>
-      </w:tblPr>
-      <w:tblGrid>
-        <w:gridCol w:w="3408"/>
-        <w:gridCol w:w="3408"/>
-        <w:gridCol w:w="3408"/>
-      </w:tblGrid>
-      <w:tr>
-        <w:tc>
-          <w:tcPr>
-            <w:tcW w:type="dxa" w:w="2736"/>
-            <w:vAlign w:val="top"/>
-            <w:shd w:fill="D9EAF7"/>
-          </w:tcPr>
-          <w:p>
-            <w:r/>
-            <w:r>
-              <w:rPr>
-                <w:rFonts w:ascii="Calibri" w:hAnsi="Calibri"/>
-                <w:b/>
-                <w:sz w:val="18"/>
-              </w:rPr>
-              <w:t>M? h?nh</w:t>
-            </w:r>
-          </w:p>
-        </w:tc>
-        <w:tc>
-          <w:tcPr>
-            <w:tcW w:type="dxa" w:w="3312"/>
-            <w:vAlign w:val="top"/>
-            <w:shd w:fill="D9EAF7"/>
-          </w:tcPr>
-          <w:p>
-            <w:r/>
-            <w:r>
-              <w:rPr>
-                <w:rFonts w:ascii="Calibri" w:hAnsi="Calibri"/>
-                <w:b/>
-                <w:sz w:val="18"/>
-              </w:rPr>
-              <w:t>Vai tr?</w:t>
-            </w:r>
-          </w:p>
-        </w:tc>
-        <w:tc>
-          <w:tcPr>
-            <w:tcW w:type="dxa" w:w="4032"/>
-            <w:vAlign w:val="top"/>
-            <w:shd w:fill="D9EAF7"/>
-          </w:tcPr>
-          <w:p>
-            <w:r/>
-            <w:r>
-              <w:rPr>
-                <w:rFonts w:ascii="Calibri" w:hAnsi="Calibri"/>
-                <w:b/>
-                <w:sz w:val="18"/>
-              </w:rPr>
-              <w:t>Si?u tham s? ch?nh</w:t>
-            </w:r>
-          </w:p>
-        </w:tc>
-      </w:tr>
-      <w:tr>
-        <w:tc>
-          <w:tcPr>
-            <w:tcW w:type="dxa" w:w="2736"/>
-            <w:vAlign w:val="top"/>
-          </w:tcPr>
-          <w:p>
-            <w:r/>
-            <w:r>
-              <w:rPr>
-                <w:rFonts w:ascii="Calibri" w:hAnsi="Calibri"/>
-                <w:b w:val="0"/>
-                <w:sz w:val="18"/>
-              </w:rPr>
-              <w:t>DummyClassifier</w:t>
-            </w:r>
-          </w:p>
-        </w:tc>
-        <w:tc>
-          <w:tcPr>
-            <w:tcW w:type="dxa" w:w="3312"/>
-            <w:vAlign w:val="top"/>
-          </w:tcPr>
-          <w:p>
-            <w:r/>
-            <w:r>
-              <w:rPr>
-                <w:rFonts w:ascii="Calibri" w:hAnsi="Calibri"/>
-                <w:b w:val="0"/>
-                <w:sz w:val="18"/>
-              </w:rPr>
-              <w:t>M?c so s?nh ??n gi?n.</w:t>
-            </w:r>
-          </w:p>
-        </w:tc>
-        <w:tc>
-          <w:tcPr>
-            <w:tcW w:type="dxa" w:w="4032"/>
-            <w:vAlign w:val="top"/>
-          </w:tcPr>
-          <w:p>
-            <w:r/>
-            <w:r>
-              <w:rPr>
-                <w:rFonts w:ascii="Calibri" w:hAnsi="Calibri"/>
-                <w:b w:val="0"/>
-                <w:sz w:val="18"/>
-              </w:rPr>
-              <w:t>strategy = most_frequent ho?c stratified.</w:t>
-            </w:r>
-          </w:p>
-        </w:tc>
-      </w:tr>
-      <w:tr>
-        <w:tc>
-          <w:tcPr>
-            <w:tcW w:type="dxa" w:w="2736"/>
-            <w:vAlign w:val="top"/>
-          </w:tcPr>
-          <w:p>
-            <w:r/>
-            <w:r>
-              <w:rPr>
-                <w:rFonts w:ascii="Calibri" w:hAnsi="Calibri"/>
-                <w:b w:val="0"/>
-                <w:sz w:val="18"/>
-              </w:rPr>
-              <w:t>Logistic Regression</w:t>
-            </w:r>
-          </w:p>
-        </w:tc>
-        <w:tc>
-          <w:tcPr>
-            <w:tcW w:type="dxa" w:w="3312"/>
-            <w:vAlign w:val="top"/>
-          </w:tcPr>
-          <w:p>
-            <w:r/>
-            <w:r>
-              <w:rPr>
-                <w:rFonts w:ascii="Calibri" w:hAnsi="Calibri"/>
-                <w:b w:val="0"/>
-                <w:sz w:val="18"/>
-              </w:rPr>
-              <w:t>M? h?nh tuy?n t?nh cho ph?n lo?i, d? gi?i th?ch.</w:t>
-            </w:r>
-          </w:p>
-        </w:tc>
-        <w:tc>
-          <w:tcPr>
-            <w:tcW w:type="dxa" w:w="4032"/>
-            <w:vAlign w:val="top"/>
-          </w:tcPr>
-          <w:p>
-            <w:r/>
-            <w:r>
-              <w:rPr>
-                <w:rFonts w:ascii="Calibri" w:hAnsi="Calibri"/>
-                <w:b w:val="0"/>
-                <w:sz w:val="18"/>
-              </w:rPr>
-              <w:t>C, solver, class_weight = balanced.</w:t>
-            </w:r>
-          </w:p>
-        </w:tc>
-      </w:tr>
-      <w:tr>
-        <w:tc>
-          <w:tcPr>
-            <w:tcW w:type="dxa" w:w="2736"/>
-            <w:vAlign w:val="top"/>
-          </w:tcPr>
-          <w:p>
-            <w:r/>
-            <w:r>
-              <w:rPr>
-                <w:rFonts w:ascii="Calibri" w:hAnsi="Calibri"/>
-                <w:b w:val="0"/>
-                <w:sz w:val="18"/>
-              </w:rPr>
-              <w:t>Random Forest Classifier</w:t>
-            </w:r>
-          </w:p>
-        </w:tc>
-        <w:tc>
-          <w:tcPr>
-            <w:tcW w:type="dxa" w:w="3312"/>
-            <w:vAlign w:val="top"/>
-          </w:tcPr>
-          <w:p>
-            <w:r/>
-            <w:r>
-              <w:rPr>
-                <w:rFonts w:ascii="Calibri" w:hAnsi="Calibri"/>
-                <w:b w:val="0"/>
-                <w:sz w:val="18"/>
-              </w:rPr>
-              <w:t>M? h?nh c?y t? h?p, b?t quan h? phi tuy?n.</w:t>
-            </w:r>
-          </w:p>
-        </w:tc>
-        <w:tc>
-          <w:tcPr>
-            <w:tcW w:type="dxa" w:w="4032"/>
-            <w:vAlign w:val="top"/>
-          </w:tcPr>
-          <w:p>
-            <w:r/>
-            <w:r>
-              <w:rPr>
-                <w:rFonts w:ascii="Calibri" w:hAnsi="Calibri"/>
-                <w:b w:val="0"/>
-                <w:sz w:val="18"/>
-              </w:rPr>
-              <w:t>n_estimators, max_depth, min_samples_split, min_samples_leaf.</w:t>
-            </w:r>
-          </w:p>
-        </w:tc>
-      </w:tr>
-      <w:tr>
-        <w:tc>
-          <w:tcPr>
-            <w:tcW w:type="dxa" w:w="2736"/>
-            <w:vAlign w:val="top"/>
-          </w:tcPr>
-          <w:p>
-            <w:r/>
-            <w:r>
-              <w:rPr>
-                <w:rFonts w:ascii="Calibri" w:hAnsi="Calibri"/>
-                <w:b w:val="0"/>
-                <w:sz w:val="18"/>
-              </w:rPr>
-              <w:t>Gradient Boosting Classifier</w:t>
-            </w:r>
-          </w:p>
-        </w:tc>
-        <w:tc>
-          <w:tcPr>
-            <w:tcW w:type="dxa" w:w="3312"/>
-            <w:vAlign w:val="top"/>
-          </w:tcPr>
-          <w:p>
-            <w:r/>
-            <w:r>
-              <w:rPr>
-                <w:rFonts w:ascii="Calibri" w:hAnsi="Calibri"/>
-                <w:b w:val="0"/>
-                <w:sz w:val="18"/>
-              </w:rPr>
-              <w:t>M? h?nh boosting, h?c d?n c?c ?i?m kh?.</w:t>
-            </w:r>
-          </w:p>
-        </w:tc>
-        <w:tc>
-          <w:tcPr>
-            <w:tcW w:type="dxa" w:w="4032"/>
-            <w:vAlign w:val="top"/>
-          </w:tcPr>
-          <w:p>
-            <w:r/>
-            <w:r>
-              <w:rPr>
-                <w:rFonts w:ascii="Calibri" w:hAnsi="Calibri"/>
-                <w:b w:val="0"/>
-                <w:sz w:val="18"/>
-              </w:rPr>
-              <w:t>n_estimators, learning_rate, max_depth, subsample.</w:t>
-            </w:r>
-          </w:p>
-        </w:tc>
-      </w:tr>
-    </w:tbl>
-    <w:p/>
-    <w:p>
-      <w:pPr>
-        <w:pStyle w:val="Heading2"/>
-      </w:pPr>
-      <w:r>
-        <w:t>5.3. K?t qu? Churn hi?n t?i</w:t>
-      </w:r>
-    </w:p>
-    <w:tbl>
-      <w:tblPr>
-        <w:tblStyle w:val="TableGrid"/>
-        <w:tblW w:type="auto" w:w="0"/>
-        <w:jc w:val="center"/>
-        <w:tblLook w:firstColumn="1" w:firstRow="1" w:lastColumn="0" w:lastRow="0" w:noHBand="0" w:noVBand="1" w:val="04A0"/>
-      </w:tblPr>
-      <w:tblGrid>
-        <w:gridCol w:w="3408"/>
-        <w:gridCol w:w="3408"/>
-        <w:gridCol w:w="3408"/>
+        <w:gridCol w:w="3360"/>
+        <w:gridCol w:w="3360"/>
+        <w:gridCol w:w="3360"/>
       </w:tblGrid>
       <w:tr>
         <w:tc>
           <w:tcPr>
             <w:tcW w:type="dxa" w:w="2016"/>
             <w:vAlign w:val="top"/>
-            <w:shd w:fill="D9EAF7"/>
+            <w:shd w:fill="2E74B5"/>
+            <w:tcBorders>
+              <w:top w:val="single" w:sz="6" w:space="0" w:color="9FBAD3"/>
+              <w:left w:val="single" w:sz="6" w:space="0" w:color="9FBAD3"/>
+              <w:bottom w:val="single" w:sz="6" w:space="0" w:color="9FBAD3"/>
+              <w:right w:val="single" w:sz="6" w:space="0" w:color="9FBAD3"/>
+              <w:insideH w:val="single" w:sz="6" w:space="0" w:color="9FBAD3"/>
+              <w:insideV w:val="single" w:sz="6" w:space="0" w:color="9FBAD3"/>
+            </w:tcBorders>
           </w:tcPr>
           <w:p>
-            <w:r/>
+            <w:pPr>
+              <w:spacing w:after="0"/>
+            </w:pPr>
             <w:r>
               <w:rPr>
-                <w:rFonts w:ascii="Calibri" w:hAnsi="Calibri"/>
+                <w:sz w:val="21"/>
+              </w:rPr>
+            </w:r>
+            <w:r>
+              <w:rPr>
+                <w:rFonts w:ascii="Calibri" w:hAnsi="Calibri" w:eastAsia="Calibri"/>
                 <w:b/>
-                <w:sz w:val="18"/>
+                <w:color w:val="FFFFFF"/>
+                <w:sz w:val="22"/>
               </w:rPr>
-              <w:t>Metric</w:t>
+              <w:t>Nhóm biến</w:t>
             </w:r>
           </w:p>
         </w:tc>
         <w:tc>
           <w:tcPr>
-            <w:tcW w:type="dxa" w:w="1656"/>
+            <w:tcW w:type="dxa" w:w="4176"/>
             <w:vAlign w:val="top"/>
-            <w:shd w:fill="D9EAF7"/>
+            <w:shd w:fill="2E74B5"/>
+            <w:tcBorders>
+              <w:top w:val="single" w:sz="6" w:space="0" w:color="9FBAD3"/>
+              <w:left w:val="single" w:sz="6" w:space="0" w:color="9FBAD3"/>
+              <w:bottom w:val="single" w:sz="6" w:space="0" w:color="9FBAD3"/>
+              <w:right w:val="single" w:sz="6" w:space="0" w:color="9FBAD3"/>
+              <w:insideH w:val="single" w:sz="6" w:space="0" w:color="9FBAD3"/>
+              <w:insideV w:val="single" w:sz="6" w:space="0" w:color="9FBAD3"/>
+            </w:tcBorders>
           </w:tcPr>
           <w:p>
-            <w:r/>
+            <w:pPr>
+              <w:spacing w:after="0"/>
+            </w:pPr>
             <w:r>
               <w:rPr>
-                <w:rFonts w:ascii="Calibri" w:hAnsi="Calibri"/>
+                <w:sz w:val="21"/>
+              </w:rPr>
+            </w:r>
+            <w:r>
+              <w:rPr>
+                <w:rFonts w:ascii="Calibri" w:hAnsi="Calibri" w:eastAsia="Calibri"/>
                 <w:b/>
-                <w:sz w:val="18"/>
+                <w:color w:val="FFFFFF"/>
+                <w:sz w:val="22"/>
               </w:rPr>
-              <w:t>Gi? tr?</w:t>
+              <w:t>Cách xử lý</w:t>
             </w:r>
           </w:p>
         </w:tc>
         <w:tc>
           <w:tcPr>
-            <w:tcW w:type="dxa" w:w="6408"/>
+            <w:tcW w:type="dxa" w:w="4176"/>
             <w:vAlign w:val="top"/>
-            <w:shd w:fill="D9EAF7"/>
+            <w:shd w:fill="2E74B5"/>
+            <w:tcBorders>
+              <w:top w:val="single" w:sz="6" w:space="0" w:color="9FBAD3"/>
+              <w:left w:val="single" w:sz="6" w:space="0" w:color="9FBAD3"/>
+              <w:bottom w:val="single" w:sz="6" w:space="0" w:color="9FBAD3"/>
+              <w:right w:val="single" w:sz="6" w:space="0" w:color="9FBAD3"/>
+              <w:insideH w:val="single" w:sz="6" w:space="0" w:color="9FBAD3"/>
+              <w:insideV w:val="single" w:sz="6" w:space="0" w:color="9FBAD3"/>
+            </w:tcBorders>
           </w:tcPr>
           <w:p>
-            <w:r/>
+            <w:pPr>
+              <w:spacing w:after="0"/>
+            </w:pPr>
             <w:r>
               <w:rPr>
-                <w:rFonts w:ascii="Calibri" w:hAnsi="Calibri"/>
+                <w:sz w:val="21"/>
+              </w:rPr>
+            </w:r>
+            <w:r>
+              <w:rPr>
+                <w:rFonts w:ascii="Calibri" w:hAnsi="Calibri" w:eastAsia="Calibri"/>
                 <w:b/>
-                <w:sz w:val="18"/>
+                <w:color w:val="FFFFFF"/>
+                <w:sz w:val="22"/>
               </w:rPr>
-              <w:t>C?ch hi?u</w:t>
+              <w:t>Lý do</w:t>
             </w:r>
           </w:p>
         </w:tc>
@@ -3787,49 +2128,98 @@
           <w:tcPr>
             <w:tcW w:type="dxa" w:w="2016"/>
             <w:vAlign w:val="top"/>
+            <w:tcBorders>
+              <w:top w:val="single" w:sz="6" w:space="0" w:color="CBD5E1"/>
+              <w:left w:val="single" w:sz="6" w:space="0" w:color="CBD5E1"/>
+              <w:bottom w:val="single" w:sz="6" w:space="0" w:color="CBD5E1"/>
+              <w:right w:val="single" w:sz="6" w:space="0" w:color="CBD5E1"/>
+              <w:insideH w:val="single" w:sz="6" w:space="0" w:color="CBD5E1"/>
+              <w:insideV w:val="single" w:sz="6" w:space="0" w:color="CBD5E1"/>
+            </w:tcBorders>
           </w:tcPr>
           <w:p>
-            <w:r/>
+            <w:pPr>
+              <w:spacing w:after="0"/>
+            </w:pPr>
             <w:r>
               <w:rPr>
-                <w:rFonts w:ascii="Calibri" w:hAnsi="Calibri"/>
+                <w:sz w:val="21"/>
+              </w:rPr>
+            </w:r>
+            <w:r>
+              <w:rPr>
+                <w:rFonts w:ascii="Calibri" w:hAnsi="Calibri" w:eastAsia="Calibri"/>
                 <w:b w:val="0"/>
-                <w:sz w:val="18"/>
+                <w:color w:val="0F172A"/>
+                <w:sz w:val="21"/>
               </w:rPr>
-              <w:t>Accuracy</w:t>
+              <w:t>Numeric</w:t>
             </w:r>
           </w:p>
         </w:tc>
         <w:tc>
           <w:tcPr>
-            <w:tcW w:type="dxa" w:w="1656"/>
+            <w:tcW w:type="dxa" w:w="4176"/>
             <w:vAlign w:val="top"/>
+            <w:tcBorders>
+              <w:top w:val="single" w:sz="6" w:space="0" w:color="CBD5E1"/>
+              <w:left w:val="single" w:sz="6" w:space="0" w:color="CBD5E1"/>
+              <w:bottom w:val="single" w:sz="6" w:space="0" w:color="CBD5E1"/>
+              <w:right w:val="single" w:sz="6" w:space="0" w:color="CBD5E1"/>
+              <w:insideH w:val="single" w:sz="6" w:space="0" w:color="CBD5E1"/>
+              <w:insideV w:val="single" w:sz="6" w:space="0" w:color="CBD5E1"/>
+            </w:tcBorders>
           </w:tcPr>
           <w:p>
-            <w:r/>
+            <w:pPr>
+              <w:spacing w:after="0"/>
+            </w:pPr>
             <w:r>
               <w:rPr>
-                <w:rFonts w:ascii="Calibri" w:hAnsi="Calibri"/>
+                <w:sz w:val="21"/>
+              </w:rPr>
+            </w:r>
+            <w:r>
+              <w:rPr>
+                <w:rFonts w:ascii="Calibri" w:hAnsi="Calibri" w:eastAsia="Calibri"/>
                 <w:b w:val="0"/>
-                <w:sz w:val="18"/>
+                <w:color w:val="0F172A"/>
+                <w:sz w:val="21"/>
               </w:rPr>
+              <w:t>SimpleImputer(strategy='median') + StandardScaler</w:t>
             </w:r>
           </w:p>
         </w:tc>
         <w:tc>
           <w:tcPr>
-            <w:tcW w:type="dxa" w:w="6408"/>
+            <w:tcW w:type="dxa" w:w="4176"/>
             <w:vAlign w:val="top"/>
+            <w:tcBorders>
+              <w:top w:val="single" w:sz="6" w:space="0" w:color="CBD5E1"/>
+              <w:left w:val="single" w:sz="6" w:space="0" w:color="CBD5E1"/>
+              <w:bottom w:val="single" w:sz="6" w:space="0" w:color="CBD5E1"/>
+              <w:right w:val="single" w:sz="6" w:space="0" w:color="CBD5E1"/>
+              <w:insideH w:val="single" w:sz="6" w:space="0" w:color="CBD5E1"/>
+              <w:insideV w:val="single" w:sz="6" w:space="0" w:color="CBD5E1"/>
+            </w:tcBorders>
           </w:tcPr>
           <w:p>
-            <w:r/>
+            <w:pPr>
+              <w:spacing w:after="0"/>
+            </w:pPr>
             <w:r>
               <w:rPr>
-                <w:rFonts w:ascii="Calibri" w:hAnsi="Calibri"/>
+                <w:sz w:val="21"/>
+              </w:rPr>
+            </w:r>
+            <w:r>
+              <w:rPr>
+                <w:rFonts w:ascii="Calibri" w:hAnsi="Calibri" w:eastAsia="Calibri"/>
                 <w:b w:val="0"/>
-                <w:sz w:val="18"/>
+                <w:color w:val="0F172A"/>
+                <w:sz w:val="21"/>
               </w:rPr>
-              <w:t>T? l? d? ?o?n ??ng t?ng th?.</w:t>
+              <w:t>Xử lý thiếu và đưa biến số về cùng thang đo.</w:t>
             </w:r>
           </w:p>
         </w:tc>
@@ -3839,49 +2229,98 @@
           <w:tcPr>
             <w:tcW w:type="dxa" w:w="2016"/>
             <w:vAlign w:val="top"/>
+            <w:tcBorders>
+              <w:top w:val="single" w:sz="6" w:space="0" w:color="CBD5E1"/>
+              <w:left w:val="single" w:sz="6" w:space="0" w:color="CBD5E1"/>
+              <w:bottom w:val="single" w:sz="6" w:space="0" w:color="CBD5E1"/>
+              <w:right w:val="single" w:sz="6" w:space="0" w:color="CBD5E1"/>
+              <w:insideH w:val="single" w:sz="6" w:space="0" w:color="CBD5E1"/>
+              <w:insideV w:val="single" w:sz="6" w:space="0" w:color="CBD5E1"/>
+            </w:tcBorders>
           </w:tcPr>
           <w:p>
-            <w:r/>
+            <w:pPr>
+              <w:spacing w:after="0"/>
+            </w:pPr>
             <w:r>
               <w:rPr>
-                <w:rFonts w:ascii="Calibri" w:hAnsi="Calibri"/>
+                <w:sz w:val="21"/>
+              </w:rPr>
+            </w:r>
+            <w:r>
+              <w:rPr>
+                <w:rFonts w:ascii="Calibri" w:hAnsi="Calibri" w:eastAsia="Calibri"/>
                 <w:b w:val="0"/>
-                <w:sz w:val="18"/>
+                <w:color w:val="0F172A"/>
+                <w:sz w:val="21"/>
               </w:rPr>
-              <w:t>Precision</w:t>
+              <w:t>Categorical</w:t>
             </w:r>
           </w:p>
         </w:tc>
         <w:tc>
           <w:tcPr>
-            <w:tcW w:type="dxa" w:w="1656"/>
+            <w:tcW w:type="dxa" w:w="4176"/>
             <w:vAlign w:val="top"/>
+            <w:tcBorders>
+              <w:top w:val="single" w:sz="6" w:space="0" w:color="CBD5E1"/>
+              <w:left w:val="single" w:sz="6" w:space="0" w:color="CBD5E1"/>
+              <w:bottom w:val="single" w:sz="6" w:space="0" w:color="CBD5E1"/>
+              <w:right w:val="single" w:sz="6" w:space="0" w:color="CBD5E1"/>
+              <w:insideH w:val="single" w:sz="6" w:space="0" w:color="CBD5E1"/>
+              <w:insideV w:val="single" w:sz="6" w:space="0" w:color="CBD5E1"/>
+            </w:tcBorders>
           </w:tcPr>
           <w:p>
-            <w:r/>
+            <w:pPr>
+              <w:spacing w:after="0"/>
+            </w:pPr>
             <w:r>
               <w:rPr>
-                <w:rFonts w:ascii="Calibri" w:hAnsi="Calibri"/>
+                <w:sz w:val="21"/>
+              </w:rPr>
+            </w:r>
+            <w:r>
+              <w:rPr>
+                <w:rFonts w:ascii="Calibri" w:hAnsi="Calibri" w:eastAsia="Calibri"/>
                 <w:b w:val="0"/>
-                <w:sz w:val="18"/>
+                <w:color w:val="0F172A"/>
+                <w:sz w:val="21"/>
               </w:rPr>
+              <w:t>SimpleImputer(strategy='most_frequent') + OneHotEncoder</w:t>
             </w:r>
           </w:p>
         </w:tc>
         <w:tc>
           <w:tcPr>
-            <w:tcW w:type="dxa" w:w="6408"/>
+            <w:tcW w:type="dxa" w:w="4176"/>
             <w:vAlign w:val="top"/>
+            <w:tcBorders>
+              <w:top w:val="single" w:sz="6" w:space="0" w:color="CBD5E1"/>
+              <w:left w:val="single" w:sz="6" w:space="0" w:color="CBD5E1"/>
+              <w:bottom w:val="single" w:sz="6" w:space="0" w:color="CBD5E1"/>
+              <w:right w:val="single" w:sz="6" w:space="0" w:color="CBD5E1"/>
+              <w:insideH w:val="single" w:sz="6" w:space="0" w:color="CBD5E1"/>
+              <w:insideV w:val="single" w:sz="6" w:space="0" w:color="CBD5E1"/>
+            </w:tcBorders>
           </w:tcPr>
           <w:p>
-            <w:r/>
+            <w:pPr>
+              <w:spacing w:after="0"/>
+            </w:pPr>
             <w:r>
               <w:rPr>
-                <w:rFonts w:ascii="Calibri" w:hAnsi="Calibri"/>
+                <w:sz w:val="21"/>
+              </w:rPr>
+            </w:r>
+            <w:r>
+              <w:rPr>
+                <w:rFonts w:ascii="Calibri" w:hAnsi="Calibri" w:eastAsia="Calibri"/>
                 <w:b w:val="0"/>
-                <w:sz w:val="18"/>
+                <w:color w:val="0F172A"/>
+                <w:sz w:val="21"/>
               </w:rPr>
-              <w:t>Trong c?c kh?ch b? d? ?o?n churn, bao nhi?u ng??i th?t s? churn.</w:t>
+              <w:t>Biến nhãn thành vector số để mô hình học được.</w:t>
             </w:r>
           </w:p>
         </w:tc>
@@ -3891,49 +2330,98 @@
           <w:tcPr>
             <w:tcW w:type="dxa" w:w="2016"/>
             <w:vAlign w:val="top"/>
+            <w:tcBorders>
+              <w:top w:val="single" w:sz="6" w:space="0" w:color="CBD5E1"/>
+              <w:left w:val="single" w:sz="6" w:space="0" w:color="CBD5E1"/>
+              <w:bottom w:val="single" w:sz="6" w:space="0" w:color="CBD5E1"/>
+              <w:right w:val="single" w:sz="6" w:space="0" w:color="CBD5E1"/>
+              <w:insideH w:val="single" w:sz="6" w:space="0" w:color="CBD5E1"/>
+              <w:insideV w:val="single" w:sz="6" w:space="0" w:color="CBD5E1"/>
+            </w:tcBorders>
           </w:tcPr>
           <w:p>
-            <w:r/>
+            <w:pPr>
+              <w:spacing w:after="0"/>
+            </w:pPr>
             <w:r>
               <w:rPr>
-                <w:rFonts w:ascii="Calibri" w:hAnsi="Calibri"/>
+                <w:sz w:val="21"/>
+              </w:rPr>
+            </w:r>
+            <w:r>
+              <w:rPr>
+                <w:rFonts w:ascii="Calibri" w:hAnsi="Calibri" w:eastAsia="Calibri"/>
                 <w:b w:val="0"/>
-                <w:sz w:val="18"/>
+                <w:color w:val="0F172A"/>
+                <w:sz w:val="21"/>
               </w:rPr>
-              <w:t>Recall</w:t>
+              <w:t>Target CO2</w:t>
             </w:r>
           </w:p>
         </w:tc>
         <w:tc>
           <w:tcPr>
-            <w:tcW w:type="dxa" w:w="1656"/>
+            <w:tcW w:type="dxa" w:w="4176"/>
             <w:vAlign w:val="top"/>
+            <w:tcBorders>
+              <w:top w:val="single" w:sz="6" w:space="0" w:color="CBD5E1"/>
+              <w:left w:val="single" w:sz="6" w:space="0" w:color="CBD5E1"/>
+              <w:bottom w:val="single" w:sz="6" w:space="0" w:color="CBD5E1"/>
+              <w:right w:val="single" w:sz="6" w:space="0" w:color="CBD5E1"/>
+              <w:insideH w:val="single" w:sz="6" w:space="0" w:color="CBD5E1"/>
+              <w:insideV w:val="single" w:sz="6" w:space="0" w:color="CBD5E1"/>
+            </w:tcBorders>
           </w:tcPr>
           <w:p>
-            <w:r/>
+            <w:pPr>
+              <w:spacing w:after="0"/>
+            </w:pPr>
             <w:r>
               <w:rPr>
-                <w:rFonts w:ascii="Calibri" w:hAnsi="Calibri"/>
+                <w:sz w:val="21"/>
+              </w:rPr>
+            </w:r>
+            <w:r>
+              <w:rPr>
+                <w:rFonts w:ascii="Calibri" w:hAnsi="Calibri" w:eastAsia="Calibri"/>
                 <w:b w:val="0"/>
-                <w:sz w:val="18"/>
+                <w:color w:val="0F172A"/>
+                <w:sz w:val="21"/>
               </w:rPr>
+              <w:t>Giữ nguyên dạng số liên tục</w:t>
             </w:r>
           </w:p>
         </w:tc>
         <w:tc>
           <w:tcPr>
-            <w:tcW w:type="dxa" w:w="6408"/>
+            <w:tcW w:type="dxa" w:w="4176"/>
             <w:vAlign w:val="top"/>
+            <w:tcBorders>
+              <w:top w:val="single" w:sz="6" w:space="0" w:color="CBD5E1"/>
+              <w:left w:val="single" w:sz="6" w:space="0" w:color="CBD5E1"/>
+              <w:bottom w:val="single" w:sz="6" w:space="0" w:color="CBD5E1"/>
+              <w:right w:val="single" w:sz="6" w:space="0" w:color="CBD5E1"/>
+              <w:insideH w:val="single" w:sz="6" w:space="0" w:color="CBD5E1"/>
+              <w:insideV w:val="single" w:sz="6" w:space="0" w:color="CBD5E1"/>
+            </w:tcBorders>
           </w:tcPr>
           <w:p>
-            <w:r/>
+            <w:pPr>
+              <w:spacing w:after="0"/>
+            </w:pPr>
             <w:r>
               <w:rPr>
-                <w:rFonts w:ascii="Calibri" w:hAnsi="Calibri"/>
+                <w:sz w:val="21"/>
+              </w:rPr>
+            </w:r>
+            <w:r>
+              <w:rPr>
+                <w:rFonts w:ascii="Calibri" w:hAnsi="Calibri" w:eastAsia="Calibri"/>
                 <w:b w:val="0"/>
-                <w:sz w:val="18"/>
+                <w:color w:val="0F172A"/>
+                <w:sz w:val="21"/>
               </w:rPr>
-              <w:t>Trong c?c kh?ch th?t s? churn, m? h?nh b?t ???c bao nhi?u ng??i.</w:t>
+              <w:t>Phù hợp bài toán hồi quy.</w:t>
             </w:r>
           </w:p>
         </w:tc>
@@ -3943,732 +2431,150 @@
           <w:tcPr>
             <w:tcW w:type="dxa" w:w="2016"/>
             <w:vAlign w:val="top"/>
+            <w:tcBorders>
+              <w:top w:val="single" w:sz="6" w:space="0" w:color="CBD5E1"/>
+              <w:left w:val="single" w:sz="6" w:space="0" w:color="CBD5E1"/>
+              <w:bottom w:val="single" w:sz="6" w:space="0" w:color="CBD5E1"/>
+              <w:right w:val="single" w:sz="6" w:space="0" w:color="CBD5E1"/>
+              <w:insideH w:val="single" w:sz="6" w:space="0" w:color="CBD5E1"/>
+              <w:insideV w:val="single" w:sz="6" w:space="0" w:color="CBD5E1"/>
+            </w:tcBorders>
           </w:tcPr>
           <w:p>
-            <w:r/>
+            <w:pPr>
+              <w:spacing w:after="0"/>
+            </w:pPr>
             <w:r>
               <w:rPr>
-                <w:rFonts w:ascii="Calibri" w:hAnsi="Calibri"/>
+                <w:sz w:val="21"/>
+              </w:rPr>
+            </w:r>
+            <w:r>
+              <w:rPr>
+                <w:rFonts w:ascii="Calibri" w:hAnsi="Calibri" w:eastAsia="Calibri"/>
                 <w:b w:val="0"/>
-                <w:sz w:val="18"/>
+                <w:color w:val="0F172A"/>
+                <w:sz w:val="21"/>
               </w:rPr>
-              <w:t>F1</w:t>
+              <w:t>Target Churn</w:t>
             </w:r>
           </w:p>
         </w:tc>
         <w:tc>
           <w:tcPr>
-            <w:tcW w:type="dxa" w:w="1656"/>
+            <w:tcW w:type="dxa" w:w="4176"/>
             <w:vAlign w:val="top"/>
+            <w:tcBorders>
+              <w:top w:val="single" w:sz="6" w:space="0" w:color="CBD5E1"/>
+              <w:left w:val="single" w:sz="6" w:space="0" w:color="CBD5E1"/>
+              <w:bottom w:val="single" w:sz="6" w:space="0" w:color="CBD5E1"/>
+              <w:right w:val="single" w:sz="6" w:space="0" w:color="CBD5E1"/>
+              <w:insideH w:val="single" w:sz="6" w:space="0" w:color="CBD5E1"/>
+              <w:insideV w:val="single" w:sz="6" w:space="0" w:color="CBD5E1"/>
+            </w:tcBorders>
           </w:tcPr>
           <w:p>
-            <w:r/>
+            <w:pPr>
+              <w:spacing w:after="0"/>
+            </w:pPr>
             <w:r>
               <w:rPr>
-                <w:rFonts w:ascii="Calibri" w:hAnsi="Calibri"/>
+                <w:sz w:val="21"/>
+              </w:rPr>
+            </w:r>
+            <w:r>
+              <w:rPr>
+                <w:rFonts w:ascii="Calibri" w:hAnsi="Calibri" w:eastAsia="Calibri"/>
                 <w:b w:val="0"/>
-                <w:sz w:val="18"/>
+                <w:color w:val="0F172A"/>
+                <w:sz w:val="21"/>
               </w:rPr>
+              <w:t>Map No/Yes thành 0/1</w:t>
             </w:r>
           </w:p>
         </w:tc>
         <w:tc>
           <w:tcPr>
-            <w:tcW w:type="dxa" w:w="6408"/>
+            <w:tcW w:type="dxa" w:w="4176"/>
             <w:vAlign w:val="top"/>
+            <w:tcBorders>
+              <w:top w:val="single" w:sz="6" w:space="0" w:color="CBD5E1"/>
+              <w:left w:val="single" w:sz="6" w:space="0" w:color="CBD5E1"/>
+              <w:bottom w:val="single" w:sz="6" w:space="0" w:color="CBD5E1"/>
+              <w:right w:val="single" w:sz="6" w:space="0" w:color="CBD5E1"/>
+              <w:insideH w:val="single" w:sz="6" w:space="0" w:color="CBD5E1"/>
+              <w:insideV w:val="single" w:sz="6" w:space="0" w:color="CBD5E1"/>
+            </w:tcBorders>
           </w:tcPr>
           <w:p>
-            <w:r/>
+            <w:pPr>
+              <w:spacing w:after="0"/>
+            </w:pPr>
             <w:r>
               <w:rPr>
-                <w:rFonts w:ascii="Calibri" w:hAnsi="Calibri"/>
-                <w:b w:val="0"/>
-                <w:sz w:val="18"/>
+                <w:sz w:val="21"/>
               </w:rPr>
-              <w:t>Trung b?nh ?i?u h?a gi?a precision v? recall.</w:t>
             </w:r>
-          </w:p>
-        </w:tc>
-      </w:tr>
-      <w:tr>
-        <w:tc>
-          <w:tcPr>
-            <w:tcW w:type="dxa" w:w="2016"/>
-            <w:vAlign w:val="top"/>
-          </w:tcPr>
-          <w:p>
-            <w:r/>
             <w:r>
               <w:rPr>
-                <w:rFonts w:ascii="Calibri" w:hAnsi="Calibri"/>
+                <w:rFonts w:ascii="Calibri" w:hAnsi="Calibri" w:eastAsia="Calibri"/>
                 <w:b w:val="0"/>
-                <w:sz w:val="18"/>
+                <w:color w:val="0F172A"/>
+                <w:sz w:val="21"/>
               </w:rPr>
-              <w:t>ROC-AUC</w:t>
-            </w:r>
-          </w:p>
-        </w:tc>
-        <w:tc>
-          <w:tcPr>
-            <w:tcW w:type="dxa" w:w="1656"/>
-            <w:vAlign w:val="top"/>
-          </w:tcPr>
-          <w:p>
-            <w:r/>
-            <w:r>
-              <w:rPr>
-                <w:rFonts w:ascii="Calibri" w:hAnsi="Calibri"/>
-                <w:b w:val="0"/>
-                <w:sz w:val="18"/>
-              </w:rPr>
-            </w:r>
-          </w:p>
-        </w:tc>
-        <w:tc>
-          <w:tcPr>
-            <w:tcW w:type="dxa" w:w="6408"/>
-            <w:vAlign w:val="top"/>
-          </w:tcPr>
-          <w:p>
-            <w:r/>
-            <w:r>
-              <w:rPr>
-                <w:rFonts w:ascii="Calibri" w:hAnsi="Calibri"/>
-                <w:b w:val="0"/>
-                <w:sz w:val="18"/>
-              </w:rPr>
-              <w:t>Kh? n?ng t?ch hai l?p tr?n nhi?u ng??ng x?c su?t.</w:t>
-            </w:r>
-          </w:p>
-        </w:tc>
-      </w:tr>
-      <w:tr>
-        <w:tc>
-          <w:tcPr>
-            <w:tcW w:type="dxa" w:w="2016"/>
-            <w:vAlign w:val="top"/>
-          </w:tcPr>
-          <w:p>
-            <w:r/>
-            <w:r>
-              <w:rPr>
-                <w:rFonts w:ascii="Calibri" w:hAnsi="Calibri"/>
-                <w:b w:val="0"/>
-                <w:sz w:val="18"/>
-              </w:rPr>
-              <w:t>Decision threshold</w:t>
-            </w:r>
-          </w:p>
-        </w:tc>
-        <w:tc>
-          <w:tcPr>
-            <w:tcW w:type="dxa" w:w="1656"/>
-            <w:vAlign w:val="top"/>
-          </w:tcPr>
-          <w:p>
-            <w:r/>
-            <w:r>
-              <w:rPr>
-                <w:rFonts w:ascii="Calibri" w:hAnsi="Calibri"/>
-                <w:b w:val="0"/>
-                <w:sz w:val="18"/>
-              </w:rPr>
-              <w:t>0.5165</w:t>
-            </w:r>
-          </w:p>
-        </w:tc>
-        <w:tc>
-          <w:tcPr>
-            <w:tcW w:type="dxa" w:w="6408"/>
-            <w:vAlign w:val="top"/>
-          </w:tcPr>
-          <w:p>
-            <w:r/>
-            <w:r>
-              <w:rPr>
-                <w:rFonts w:ascii="Calibri" w:hAnsi="Calibri"/>
-                <w:b w:val="0"/>
-                <w:sz w:val="18"/>
-              </w:rPr>
-              <w:t>Ng??ng x?c su?t d?ng ?? ??i probability th?nh nh?n 0/1.</w:t>
+              <w:t>Phù hợp bài toán phân loại nhị phân.</w:t>
             </w:r>
           </w:p>
         </w:tc>
       </w:tr>
     </w:tbl>
     <w:p/>
-    <w:p>
-      <w:r>
-        <w:t>K?t lu?n ng?n khi b?o c?o: Logistic Regression ph? h?p v? b?i churn c?n m? h?nh d? gi?i th?ch; recall kh? cao gi?p ph?t hi?n nhi?u kh?ch c? nguy c? r?i b?.</w:t>
-      </w:r>
-    </w:p>
-    <w:p>
-      <w:pPr>
-        <w:pStyle w:val="Heading1"/>
-      </w:pPr>
-      <w:r>
-        <w:t>6. C?c k?t qu? ??u ra c?n bi?t</w:t>
-      </w:r>
-    </w:p>
     <w:tbl>
       <w:tblPr>
-        <w:tblStyle w:val="TableGrid"/>
         <w:tblW w:type="auto" w:w="0"/>
         <w:jc w:val="center"/>
         <w:tblLook w:firstColumn="1" w:firstRow="1" w:lastColumn="0" w:lastRow="0" w:noHBand="0" w:noVBand="1" w:val="04A0"/>
       </w:tblPr>
       <w:tblGrid>
-        <w:gridCol w:w="3408"/>
-        <w:gridCol w:w="3408"/>
-        <w:gridCol w:w="3408"/>
+        <w:gridCol w:w="10080"/>
       </w:tblGrid>
       <w:tr>
         <w:tc>
           <w:tcPr>
-            <w:tcW w:type="dxa" w:w="2160"/>
-            <w:vAlign w:val="top"/>
-            <w:shd w:fill="D9EAF7"/>
+            <w:tcW w:type="dxa" w:w="10080"/>
+            <w:shd w:fill="E8F1FA"/>
+            <w:tcBorders>
+              <w:top w:val="single" w:sz="6" w:space="0" w:color="B7D3EA"/>
+              <w:left w:val="single" w:sz="6" w:space="0" w:color="B7D3EA"/>
+              <w:bottom w:val="single" w:sz="6" w:space="0" w:color="B7D3EA"/>
+              <w:right w:val="single" w:sz="6" w:space="0" w:color="B7D3EA"/>
+              <w:insideH w:val="single" w:sz="6" w:space="0" w:color="B7D3EA"/>
+              <w:insideV w:val="single" w:sz="6" w:space="0" w:color="B7D3EA"/>
+            </w:tcBorders>
           </w:tcPr>
           <w:p>
-            <w:r/>
+            <w:r>
+              <w:rPr>
+                <w:sz w:val="21"/>
+              </w:rPr>
+            </w:r>
             <w:r>
               <w:rPr>
                 <w:rFonts w:ascii="Calibri" w:hAnsi="Calibri"/>
                 <w:b/>
-                <w:sz w:val="18"/>
+                <w:color w:val="1F4D78"/>
+                <w:sz w:val="22"/>
               </w:rPr>
-              <w:t>Nh?m output</w:t>
+              <w:t>Kiểm soát rò rỉ dữ liệu</w:t>
+              <w:br/>
             </w:r>
-          </w:p>
-        </w:tc>
-        <w:tc>
-          <w:tcPr>
-            <w:tcW w:type="dxa" w:w="3024"/>
-            <w:vAlign w:val="top"/>
-            <w:shd w:fill="D9EAF7"/>
-          </w:tcPr>
-          <w:p>
-            <w:r/>
             <w:r>
               <w:rPr>
                 <w:rFonts w:ascii="Calibri" w:hAnsi="Calibri"/>
-                <w:b/>
-                <w:sz w:val="18"/>
+                <w:color w:val="0F172A"/>
+                <w:sz w:val="21"/>
               </w:rPr>
-              <w:t>V? tr?</w:t>
-            </w:r>
-          </w:p>
-        </w:tc>
-        <w:tc>
-          <w:tcPr>
-            <w:tcW w:type="dxa" w:w="4896"/>
-            <w:vAlign w:val="top"/>
-            <w:shd w:fill="D9EAF7"/>
-          </w:tcPr>
-          <w:p>
-            <w:r/>
-            <w:r>
-              <w:rPr>
-                <w:rFonts w:ascii="Calibri" w:hAnsi="Calibri"/>
-                <w:b/>
-                <w:sz w:val="18"/>
-              </w:rPr>
-              <w:t>D?ng ?? l?m g?</w:t>
-            </w:r>
-          </w:p>
-        </w:tc>
-      </w:tr>
-      <w:tr>
-        <w:tc>
-          <w:tcPr>
-            <w:tcW w:type="dxa" w:w="2160"/>
-            <w:vAlign w:val="top"/>
-          </w:tcPr>
-          <w:p>
-            <w:r/>
-            <w:r>
-              <w:rPr>
-                <w:rFonts w:ascii="Calibri" w:hAnsi="Calibri"/>
-                <w:b w:val="0"/>
-                <w:sz w:val="18"/>
-              </w:rPr>
-              <w:t>Bi?u ?? CO2</w:t>
-            </w:r>
-          </w:p>
-        </w:tc>
-        <w:tc>
-          <w:tcPr>
-            <w:tcW w:type="dxa" w:w="3024"/>
-            <w:vAlign w:val="top"/>
-          </w:tcPr>
-          <w:p>
-            <w:r/>
-            <w:r>
-              <w:rPr>
-                <w:rFonts w:ascii="Calibri" w:hAnsi="Calibri"/>
-                <w:b w:val="0"/>
-                <w:sz w:val="18"/>
-              </w:rPr>
-              <w:t>reports/figures/co2</w:t>
-            </w:r>
-          </w:p>
-        </w:tc>
-        <w:tc>
-          <w:tcPr>
-            <w:tcW w:type="dxa" w:w="4896"/>
-            <w:vAlign w:val="top"/>
-          </w:tcPr>
-          <w:p>
-            <w:r/>
-            <w:r>
-              <w:rPr>
-                <w:rFonts w:ascii="Calibri" w:hAnsi="Calibri"/>
-                <w:b w:val="0"/>
-                <w:sz w:val="18"/>
-              </w:rPr>
-              <w:t>Tr?nh b?y EDA, quan h? bi?n ??u v?o v?i CO2, so s?nh m? h?nh, ph?n t?ch l?i.</w:t>
-            </w:r>
-          </w:p>
-        </w:tc>
-      </w:tr>
-      <w:tr>
-        <w:tc>
-          <w:tcPr>
-            <w:tcW w:type="dxa" w:w="2160"/>
-            <w:vAlign w:val="top"/>
-          </w:tcPr>
-          <w:p>
-            <w:r/>
-            <w:r>
-              <w:rPr>
-                <w:rFonts w:ascii="Calibri" w:hAnsi="Calibri"/>
-                <w:b w:val="0"/>
-                <w:sz w:val="18"/>
-              </w:rPr>
-              <w:t>B?ng CO2</w:t>
-            </w:r>
-          </w:p>
-        </w:tc>
-        <w:tc>
-          <w:tcPr>
-            <w:tcW w:type="dxa" w:w="3024"/>
-            <w:vAlign w:val="top"/>
-          </w:tcPr>
-          <w:p>
-            <w:r/>
-            <w:r>
-              <w:rPr>
-                <w:rFonts w:ascii="Calibri" w:hAnsi="Calibri"/>
-                <w:b w:val="0"/>
-                <w:sz w:val="18"/>
-              </w:rPr>
-              <w:t>reports/tables/co2</w:t>
-            </w:r>
-          </w:p>
-        </w:tc>
-        <w:tc>
-          <w:tcPr>
-            <w:tcW w:type="dxa" w:w="4896"/>
-            <w:vAlign w:val="top"/>
-          </w:tcPr>
-          <w:p>
-            <w:r/>
-            <w:r>
-              <w:rPr>
-                <w:rFonts w:ascii="Calibri" w:hAnsi="Calibri"/>
-                <w:b w:val="0"/>
-                <w:sz w:val="18"/>
-              </w:rPr>
-              <w:t>L?u metric CV, metric test, feature importance, error analysis.</w:t>
-            </w:r>
-          </w:p>
-        </w:tc>
-      </w:tr>
-      <w:tr>
-        <w:tc>
-          <w:tcPr>
-            <w:tcW w:type="dxa" w:w="2160"/>
-            <w:vAlign w:val="top"/>
-          </w:tcPr>
-          <w:p>
-            <w:r/>
-            <w:r>
-              <w:rPr>
-                <w:rFonts w:ascii="Calibri" w:hAnsi="Calibri"/>
-                <w:b w:val="0"/>
-                <w:sz w:val="18"/>
-              </w:rPr>
-              <w:t>Bi?u ?? Churn</w:t>
-            </w:r>
-          </w:p>
-        </w:tc>
-        <w:tc>
-          <w:tcPr>
-            <w:tcW w:type="dxa" w:w="3024"/>
-            <w:vAlign w:val="top"/>
-          </w:tcPr>
-          <w:p>
-            <w:r/>
-            <w:r>
-              <w:rPr>
-                <w:rFonts w:ascii="Calibri" w:hAnsi="Calibri"/>
-                <w:b w:val="0"/>
-                <w:sz w:val="18"/>
-              </w:rPr>
-              <w:t>reports/figures/churn</w:t>
-            </w:r>
-          </w:p>
-        </w:tc>
-        <w:tc>
-          <w:tcPr>
-            <w:tcW w:type="dxa" w:w="4896"/>
-            <w:vAlign w:val="top"/>
-          </w:tcPr>
-          <w:p>
-            <w:r/>
-            <w:r>
-              <w:rPr>
-                <w:rFonts w:ascii="Calibri" w:hAnsi="Calibri"/>
-                <w:b w:val="0"/>
-                <w:sz w:val="18"/>
-              </w:rPr>
-              <w:t>Tr?nh b?y ph?n ph?i churn, churn theo nh?m kh?ch h?ng, confusion matrix, ROC/PR curve.</w:t>
-            </w:r>
-          </w:p>
-        </w:tc>
-      </w:tr>
-      <w:tr>
-        <w:tc>
-          <w:tcPr>
-            <w:tcW w:type="dxa" w:w="2160"/>
-            <w:vAlign w:val="top"/>
-          </w:tcPr>
-          <w:p>
-            <w:r/>
-            <w:r>
-              <w:rPr>
-                <w:rFonts w:ascii="Calibri" w:hAnsi="Calibri"/>
-                <w:b w:val="0"/>
-                <w:sz w:val="18"/>
-              </w:rPr>
-              <w:t>B?ng Churn</w:t>
-            </w:r>
-          </w:p>
-        </w:tc>
-        <w:tc>
-          <w:tcPr>
-            <w:tcW w:type="dxa" w:w="3024"/>
-            <w:vAlign w:val="top"/>
-          </w:tcPr>
-          <w:p>
-            <w:r/>
-            <w:r>
-              <w:rPr>
-                <w:rFonts w:ascii="Calibri" w:hAnsi="Calibri"/>
-                <w:b w:val="0"/>
-                <w:sz w:val="18"/>
-              </w:rPr>
-              <w:t>reports/tables/churn</w:t>
-            </w:r>
-          </w:p>
-        </w:tc>
-        <w:tc>
-          <w:tcPr>
-            <w:tcW w:type="dxa" w:w="4896"/>
-            <w:vAlign w:val="top"/>
-          </w:tcPr>
-          <w:p>
-            <w:r/>
-            <w:r>
-              <w:rPr>
-                <w:rFonts w:ascii="Calibri" w:hAnsi="Calibri"/>
-                <w:b w:val="0"/>
-                <w:sz w:val="18"/>
-              </w:rPr>
-              <w:t>L?u metric CV, classification report, metric test, feature importance, error analysis.</w:t>
-            </w:r>
-          </w:p>
-        </w:tc>
-      </w:tr>
-      <w:tr>
-        <w:tc>
-          <w:tcPr>
-            <w:tcW w:type="dxa" w:w="2160"/>
-            <w:vAlign w:val="top"/>
-          </w:tcPr>
-          <w:p>
-            <w:r/>
-            <w:r>
-              <w:rPr>
-                <w:rFonts w:ascii="Calibri" w:hAnsi="Calibri"/>
-                <w:b w:val="0"/>
-                <w:sz w:val="18"/>
-              </w:rPr>
-              <w:t>Notebook</w:t>
-            </w:r>
-          </w:p>
-        </w:tc>
-        <w:tc>
-          <w:tcPr>
-            <w:tcW w:type="dxa" w:w="3024"/>
-            <w:vAlign w:val="top"/>
-          </w:tcPr>
-          <w:p>
-            <w:r/>
-            <w:r>
-              <w:rPr>
-                <w:rFonts w:ascii="Calibri" w:hAnsi="Calibri"/>
-                <w:b w:val="0"/>
-                <w:sz w:val="18"/>
-              </w:rPr>
-              <w:t>notebooks</w:t>
-            </w:r>
-          </w:p>
-        </w:tc>
-        <w:tc>
-          <w:tcPr>
-            <w:tcW w:type="dxa" w:w="4896"/>
-            <w:vAlign w:val="top"/>
-          </w:tcPr>
-          <w:p>
-            <w:r/>
-            <w:r>
-              <w:rPr>
-                <w:rFonts w:ascii="Calibri" w:hAnsi="Calibri"/>
-                <w:b w:val="0"/>
-                <w:sz w:val="18"/>
-              </w:rPr>
-              <w:t>Phi?n b?n b?o c?o theo t?ng cell, ti?n m? b?ng Jupyter ho?c Colab.</w:t>
-            </w:r>
-          </w:p>
-        </w:tc>
-      </w:tr>
-      <w:tr>
-        <w:tc>
-          <w:tcPr>
-            <w:tcW w:type="dxa" w:w="2160"/>
-            <w:vAlign w:val="top"/>
-          </w:tcPr>
-          <w:p>
-            <w:r/>
-            <w:r>
-              <w:rPr>
-                <w:rFonts w:ascii="Calibri" w:hAnsi="Calibri"/>
-                <w:b w:val="0"/>
-                <w:sz w:val="18"/>
-              </w:rPr>
-              <w:t>B?n n?p</w:t>
-            </w:r>
-          </w:p>
-        </w:tc>
-        <w:tc>
-          <w:tcPr>
-            <w:tcW w:type="dxa" w:w="3024"/>
-            <w:vAlign w:val="top"/>
-          </w:tcPr>
-          <w:p>
-            <w:r/>
-            <w:r>
-              <w:rPr>
-                <w:rFonts w:ascii="Calibri" w:hAnsi="Calibri"/>
-                <w:b w:val="0"/>
-                <w:sz w:val="18"/>
-              </w:rPr>
-              <w:t>submissions</w:t>
-            </w:r>
-          </w:p>
-        </w:tc>
-        <w:tc>
-          <w:tcPr>
-            <w:tcW w:type="dxa" w:w="4896"/>
-            <w:vAlign w:val="top"/>
-          </w:tcPr>
-          <w:p>
-            <w:r/>
-            <w:r>
-              <w:rPr>
-                <w:rFonts w:ascii="Calibri" w:hAnsi="Calibri"/>
-                <w:b w:val="0"/>
-                <w:sz w:val="18"/>
-              </w:rPr>
-              <w:t>Hai th? m?c ??c l?p, m?i th? m?c l? m?t b?i ?? n?p ho?c g?i th?y.</w:t>
-            </w:r>
-          </w:p>
-        </w:tc>
-      </w:tr>
-    </w:tbl>
-    <w:p/>
-    <w:p>
-      <w:pPr>
-        <w:pStyle w:val="Heading2"/>
-      </w:pPr>
-      <w:r>
-        <w:t>6.1. Danh s?ch bi?u ??</w:t>
-      </w:r>
-    </w:p>
-    <w:tbl>
-      <w:tblPr>
-        <w:tblStyle w:val="TableGrid"/>
-        <w:tblW w:type="auto" w:w="0"/>
-        <w:jc w:val="center"/>
-        <w:tblLook w:firstColumn="1" w:firstRow="1" w:lastColumn="0" w:lastRow="0" w:noHBand="0" w:noVBand="1" w:val="04A0"/>
-      </w:tblPr>
-      <w:tblGrid>
-        <w:gridCol w:w="5112"/>
-        <w:gridCol w:w="5112"/>
-      </w:tblGrid>
-      <w:tr>
-        <w:tc>
-          <w:tcPr>
-            <w:tcW w:type="dxa" w:w="1728"/>
-            <w:vAlign w:val="top"/>
-            <w:shd w:fill="D9EAF7"/>
-          </w:tcPr>
-          <w:p>
-            <w:r/>
-            <w:r>
-              <w:rPr>
-                <w:rFonts w:ascii="Calibri" w:hAnsi="Calibri"/>
-                <w:b/>
-                <w:sz w:val="18"/>
-              </w:rPr>
-              <w:t>B?i</w:t>
-            </w:r>
-          </w:p>
-        </w:tc>
-        <w:tc>
-          <w:tcPr>
-            <w:tcW w:type="dxa" w:w="8352"/>
-            <w:vAlign w:val="top"/>
-            <w:shd w:fill="D9EAF7"/>
-          </w:tcPr>
-          <w:p>
-            <w:r/>
-            <w:r>
-              <w:rPr>
-                <w:rFonts w:ascii="Calibri" w:hAnsi="Calibri"/>
-                <w:b/>
-                <w:sz w:val="18"/>
-              </w:rPr>
-              <w:t>Bi?u ??</w:t>
-            </w:r>
-          </w:p>
-        </w:tc>
-      </w:tr>
-      <w:tr>
-        <w:tc>
-          <w:tcPr>
-            <w:tcW w:type="dxa" w:w="1728"/>
-            <w:vAlign w:val="top"/>
-          </w:tcPr>
-          <w:p>
-            <w:r/>
-            <w:r>
-              <w:rPr>
-                <w:rFonts w:ascii="Calibri" w:hAnsi="Calibri"/>
-                <w:b w:val="0"/>
-                <w:sz w:val="18"/>
-              </w:rPr>
-              <w:t>CO2</w:t>
-            </w:r>
-          </w:p>
-        </w:tc>
-        <w:tc>
-          <w:tcPr>
-            <w:tcW w:type="dxa" w:w="8352"/>
-            <w:vAlign w:val="top"/>
-          </w:tcPr>
-          <w:p>
-            <w:r/>
-            <w:r>
-              <w:rPr>
-                <w:rFonts w:ascii="Calibri" w:hAnsi="Calibri"/>
-                <w:b w:val="0"/>
-                <w:sz w:val="18"/>
-              </w:rPr>
-              <w:t>co2_actual_vs_predicted.png</w:t>
-              <w:br/>
-              <w:t>co2_by_fuel_type.png</w:t>
-              <w:br/>
-              <w:t>co2_by_vehicle_class.png</w:t>
-              <w:br/>
-              <w:t>co2_correlation_heatmap.png</w:t>
-              <w:br/>
-              <w:t>co2_engine_size_regression.png</w:t>
-              <w:br/>
-              <w:t>co2_feature_importance.png</w:t>
-              <w:br/>
-              <w:t>co2_fuel_consumption_scatter.png</w:t>
-              <w:br/>
-              <w:t>co2_model_comparison_rmse.png</w:t>
-              <w:br/>
-              <w:t>co2_residual_distribution.png</w:t>
-              <w:br/>
-              <w:t>co2_residual_vs_predicted.png</w:t>
-              <w:br/>
-              <w:t>co2_target_distribution.png</w:t>
-              <w:br/>
-              <w:t>co2_top_makes_mean_emissions.png</w:t>
-            </w:r>
-          </w:p>
-        </w:tc>
-      </w:tr>
-      <w:tr>
-        <w:tc>
-          <w:tcPr>
-            <w:tcW w:type="dxa" w:w="1728"/>
-            <w:vAlign w:val="top"/>
-          </w:tcPr>
-          <w:p>
-            <w:r/>
-            <w:r>
-              <w:rPr>
-                <w:rFonts w:ascii="Calibri" w:hAnsi="Calibri"/>
-                <w:b w:val="0"/>
-                <w:sz w:val="18"/>
-              </w:rPr>
-              <w:t>Churn</w:t>
-            </w:r>
-          </w:p>
-        </w:tc>
-        <w:tc>
-          <w:tcPr>
-            <w:tcW w:type="dxa" w:w="8352"/>
-            <w:vAlign w:val="top"/>
-          </w:tcPr>
-          <w:p>
-            <w:r/>
-            <w:r>
-              <w:rPr>
-                <w:rFonts w:ascii="Calibri" w:hAnsi="Calibri"/>
-                <w:b w:val="0"/>
-                <w:sz w:val="18"/>
-              </w:rPr>
-              <w:t>churn_class_distribution.png</w:t>
-              <w:br/>
-              <w:t>churn_confusion_matrix.png</w:t>
-              <w:br/>
-              <w:t>churn_contract_monthlycharges.png</w:t>
-              <w:br/>
-              <w:t>churn_feature_importance.png</w:t>
-              <w:br/>
-              <w:t>churn_model_comparison_f1.png</w:t>
-              <w:br/>
-              <w:t>churn_monthlycharges_distribution.png</w:t>
-              <w:br/>
-              <w:t>churn_precision_recall_curve.png</w:t>
-              <w:br/>
-              <w:t>churn_rate_by_contract.png</w:t>
-              <w:br/>
-              <w:t>churn_rate_by_missing_services.png</w:t>
-              <w:br/>
-              <w:t>churn_rate_by_payment_method.png</w:t>
-              <w:br/>
-              <w:t>churn_roc_curve.png</w:t>
-              <w:br/>
-              <w:t>churn_tenure_density.png</w:t>
-              <w:br/>
-              <w:t>churn_threshold_vs_f1.png</w:t>
+              <w:t>Preprocessing được đặt trong scikit-learn Pipeline/ColumnTransformer. Khi cross-validation, các bước imputation, scaling và encoding được fit trên fold train, không fit trước trên toàn bộ dữ liệu.</w:t>
             </w:r>
           </w:p>
         </w:tc>
@@ -4680,113 +2586,339 @@
         <w:pStyle w:val="Heading1"/>
       </w:pPr>
       <w:r>
-        <w:t>7. L?nh ch?y v? c?ch d?ng khi b?o c?o</w:t>
+        <w:rPr>
+          <w:sz w:val="36"/>
+        </w:rPr>
+        <w:t>5. Chiến lược mô hình hóa</w:t>
       </w:r>
     </w:p>
+    <w:tbl>
+      <w:tblPr>
+        <w:tblStyle w:val="TableGrid"/>
+        <w:tblW w:type="auto" w:w="0"/>
+        <w:jc w:val="center"/>
+        <w:tblLayout w:type="fixed"/>
+        <w:tblLook w:firstColumn="1" w:firstRow="1" w:lastColumn="0" w:lastRow="0" w:noHBand="0" w:noVBand="1" w:val="04A0"/>
+      </w:tblPr>
+      <w:tblGrid>
+        <w:gridCol w:w="3360"/>
+        <w:gridCol w:w="3360"/>
+        <w:gridCol w:w="3360"/>
+      </w:tblGrid>
+      <w:tr>
+        <w:tc>
+          <w:tcPr>
+            <w:tcW w:type="dxa" w:w="1296"/>
+            <w:vAlign w:val="top"/>
+            <w:shd w:fill="2E74B5"/>
+            <w:tcBorders>
+              <w:top w:val="single" w:sz="6" w:space="0" w:color="9FBAD3"/>
+              <w:left w:val="single" w:sz="6" w:space="0" w:color="9FBAD3"/>
+              <w:bottom w:val="single" w:sz="6" w:space="0" w:color="9FBAD3"/>
+              <w:right w:val="single" w:sz="6" w:space="0" w:color="9FBAD3"/>
+              <w:insideH w:val="single" w:sz="6" w:space="0" w:color="9FBAD3"/>
+              <w:insideV w:val="single" w:sz="6" w:space="0" w:color="9FBAD3"/>
+            </w:tcBorders>
+          </w:tcPr>
+          <w:p>
+            <w:pPr>
+              <w:spacing w:after="0"/>
+            </w:pPr>
+            <w:r>
+              <w:rPr>
+                <w:sz w:val="21"/>
+              </w:rPr>
+            </w:r>
+            <w:r>
+              <w:rPr>
+                <w:rFonts w:ascii="Calibri" w:hAnsi="Calibri" w:eastAsia="Calibri"/>
+                <w:b/>
+                <w:color w:val="FFFFFF"/>
+                <w:sz w:val="22"/>
+              </w:rPr>
+              <w:t>Bài</w:t>
+            </w:r>
+          </w:p>
+        </w:tc>
+        <w:tc>
+          <w:tcPr>
+            <w:tcW w:type="dxa" w:w="5976"/>
+            <w:vAlign w:val="top"/>
+            <w:shd w:fill="2E74B5"/>
+            <w:tcBorders>
+              <w:top w:val="single" w:sz="6" w:space="0" w:color="9FBAD3"/>
+              <w:left w:val="single" w:sz="6" w:space="0" w:color="9FBAD3"/>
+              <w:bottom w:val="single" w:sz="6" w:space="0" w:color="9FBAD3"/>
+              <w:right w:val="single" w:sz="6" w:space="0" w:color="9FBAD3"/>
+              <w:insideH w:val="single" w:sz="6" w:space="0" w:color="9FBAD3"/>
+              <w:insideV w:val="single" w:sz="6" w:space="0" w:color="9FBAD3"/>
+            </w:tcBorders>
+          </w:tcPr>
+          <w:p>
+            <w:pPr>
+              <w:spacing w:after="0"/>
+            </w:pPr>
+            <w:r>
+              <w:rPr>
+                <w:sz w:val="21"/>
+              </w:rPr>
+            </w:r>
+            <w:r>
+              <w:rPr>
+                <w:rFonts w:ascii="Calibri" w:hAnsi="Calibri" w:eastAsia="Calibri"/>
+                <w:b/>
+                <w:color w:val="FFFFFF"/>
+                <w:sz w:val="22"/>
+              </w:rPr>
+              <w:t>Mô hình được so sánh</w:t>
+            </w:r>
+          </w:p>
+        </w:tc>
+        <w:tc>
+          <w:tcPr>
+            <w:tcW w:type="dxa" w:w="3168"/>
+            <w:vAlign w:val="top"/>
+            <w:shd w:fill="2E74B5"/>
+            <w:tcBorders>
+              <w:top w:val="single" w:sz="6" w:space="0" w:color="9FBAD3"/>
+              <w:left w:val="single" w:sz="6" w:space="0" w:color="9FBAD3"/>
+              <w:bottom w:val="single" w:sz="6" w:space="0" w:color="9FBAD3"/>
+              <w:right w:val="single" w:sz="6" w:space="0" w:color="9FBAD3"/>
+              <w:insideH w:val="single" w:sz="6" w:space="0" w:color="9FBAD3"/>
+              <w:insideV w:val="single" w:sz="6" w:space="0" w:color="9FBAD3"/>
+            </w:tcBorders>
+          </w:tcPr>
+          <w:p>
+            <w:pPr>
+              <w:spacing w:after="0"/>
+            </w:pPr>
+            <w:r>
+              <w:rPr>
+                <w:sz w:val="21"/>
+              </w:rPr>
+            </w:r>
+            <w:r>
+              <w:rPr>
+                <w:rFonts w:ascii="Calibri" w:hAnsi="Calibri" w:eastAsia="Calibri"/>
+                <w:b/>
+                <w:color w:val="FFFFFF"/>
+                <w:sz w:val="22"/>
+              </w:rPr>
+              <w:t>Tiêu chí chọn</w:t>
+            </w:r>
+          </w:p>
+        </w:tc>
+      </w:tr>
+      <w:tr>
+        <w:tc>
+          <w:tcPr>
+            <w:tcW w:type="dxa" w:w="1296"/>
+            <w:vAlign w:val="top"/>
+            <w:tcBorders>
+              <w:top w:val="single" w:sz="6" w:space="0" w:color="CBD5E1"/>
+              <w:left w:val="single" w:sz="6" w:space="0" w:color="CBD5E1"/>
+              <w:bottom w:val="single" w:sz="6" w:space="0" w:color="CBD5E1"/>
+              <w:right w:val="single" w:sz="6" w:space="0" w:color="CBD5E1"/>
+              <w:insideH w:val="single" w:sz="6" w:space="0" w:color="CBD5E1"/>
+              <w:insideV w:val="single" w:sz="6" w:space="0" w:color="CBD5E1"/>
+            </w:tcBorders>
+          </w:tcPr>
+          <w:p>
+            <w:pPr>
+              <w:spacing w:after="0"/>
+            </w:pPr>
+            <w:r>
+              <w:rPr>
+                <w:sz w:val="21"/>
+              </w:rPr>
+            </w:r>
+            <w:r>
+              <w:rPr>
+                <w:rFonts w:ascii="Calibri" w:hAnsi="Calibri" w:eastAsia="Calibri"/>
+                <w:b w:val="0"/>
+                <w:color w:val="0F172A"/>
+                <w:sz w:val="21"/>
+              </w:rPr>
+              <w:t>CO2</w:t>
+            </w:r>
+          </w:p>
+        </w:tc>
+        <w:tc>
+          <w:tcPr>
+            <w:tcW w:type="dxa" w:w="5976"/>
+            <w:vAlign w:val="top"/>
+            <w:tcBorders>
+              <w:top w:val="single" w:sz="6" w:space="0" w:color="CBD5E1"/>
+              <w:left w:val="single" w:sz="6" w:space="0" w:color="CBD5E1"/>
+              <w:bottom w:val="single" w:sz="6" w:space="0" w:color="CBD5E1"/>
+              <w:right w:val="single" w:sz="6" w:space="0" w:color="CBD5E1"/>
+              <w:insideH w:val="single" w:sz="6" w:space="0" w:color="CBD5E1"/>
+              <w:insideV w:val="single" w:sz="6" w:space="0" w:color="CBD5E1"/>
+            </w:tcBorders>
+          </w:tcPr>
+          <w:p>
+            <w:pPr>
+              <w:spacing w:after="0"/>
+            </w:pPr>
+            <w:r>
+              <w:rPr>
+                <w:sz w:val="21"/>
+              </w:rPr>
+            </w:r>
+            <w:r>
+              <w:rPr>
+                <w:rFonts w:ascii="Calibri" w:hAnsi="Calibri" w:eastAsia="Calibri"/>
+                <w:b w:val="0"/>
+                <w:color w:val="0F172A"/>
+                <w:sz w:val="21"/>
+              </w:rPr>
+              <w:t>Dummy Regressor, Linear Regression, Random Forest Regressor, Gradient Boosting Regressor</w:t>
+            </w:r>
+          </w:p>
+        </w:tc>
+        <w:tc>
+          <w:tcPr>
+            <w:tcW w:type="dxa" w:w="3168"/>
+            <w:vAlign w:val="top"/>
+            <w:tcBorders>
+              <w:top w:val="single" w:sz="6" w:space="0" w:color="CBD5E1"/>
+              <w:left w:val="single" w:sz="6" w:space="0" w:color="CBD5E1"/>
+              <w:bottom w:val="single" w:sz="6" w:space="0" w:color="CBD5E1"/>
+              <w:right w:val="single" w:sz="6" w:space="0" w:color="CBD5E1"/>
+              <w:insideH w:val="single" w:sz="6" w:space="0" w:color="CBD5E1"/>
+              <w:insideV w:val="single" w:sz="6" w:space="0" w:color="CBD5E1"/>
+            </w:tcBorders>
+          </w:tcPr>
+          <w:p>
+            <w:pPr>
+              <w:spacing w:after="0"/>
+            </w:pPr>
+            <w:r>
+              <w:rPr>
+                <w:sz w:val="21"/>
+              </w:rPr>
+            </w:r>
+            <w:r>
+              <w:rPr>
+                <w:rFonts w:ascii="Calibri" w:hAnsi="Calibri" w:eastAsia="Calibri"/>
+                <w:b w:val="0"/>
+                <w:color w:val="0F172A"/>
+                <w:sz w:val="21"/>
+              </w:rPr>
+              <w:t>Ưu tiên RMSE thấp, MAE thấp và R2 cao.</w:t>
+            </w:r>
+          </w:p>
+        </w:tc>
+      </w:tr>
+      <w:tr>
+        <w:tc>
+          <w:tcPr>
+            <w:tcW w:type="dxa" w:w="1296"/>
+            <w:vAlign w:val="top"/>
+            <w:tcBorders>
+              <w:top w:val="single" w:sz="6" w:space="0" w:color="CBD5E1"/>
+              <w:left w:val="single" w:sz="6" w:space="0" w:color="CBD5E1"/>
+              <w:bottom w:val="single" w:sz="6" w:space="0" w:color="CBD5E1"/>
+              <w:right w:val="single" w:sz="6" w:space="0" w:color="CBD5E1"/>
+              <w:insideH w:val="single" w:sz="6" w:space="0" w:color="CBD5E1"/>
+              <w:insideV w:val="single" w:sz="6" w:space="0" w:color="CBD5E1"/>
+            </w:tcBorders>
+          </w:tcPr>
+          <w:p>
+            <w:pPr>
+              <w:spacing w:after="0"/>
+            </w:pPr>
+            <w:r>
+              <w:rPr>
+                <w:sz w:val="21"/>
+              </w:rPr>
+            </w:r>
+            <w:r>
+              <w:rPr>
+                <w:rFonts w:ascii="Calibri" w:hAnsi="Calibri" w:eastAsia="Calibri"/>
+                <w:b w:val="0"/>
+                <w:color w:val="0F172A"/>
+                <w:sz w:val="21"/>
+              </w:rPr>
+              <w:t>Churn</w:t>
+            </w:r>
+          </w:p>
+        </w:tc>
+        <w:tc>
+          <w:tcPr>
+            <w:tcW w:type="dxa" w:w="5976"/>
+            <w:vAlign w:val="top"/>
+            <w:tcBorders>
+              <w:top w:val="single" w:sz="6" w:space="0" w:color="CBD5E1"/>
+              <w:left w:val="single" w:sz="6" w:space="0" w:color="CBD5E1"/>
+              <w:bottom w:val="single" w:sz="6" w:space="0" w:color="CBD5E1"/>
+              <w:right w:val="single" w:sz="6" w:space="0" w:color="CBD5E1"/>
+              <w:insideH w:val="single" w:sz="6" w:space="0" w:color="CBD5E1"/>
+              <w:insideV w:val="single" w:sz="6" w:space="0" w:color="CBD5E1"/>
+            </w:tcBorders>
+          </w:tcPr>
+          <w:p>
+            <w:pPr>
+              <w:spacing w:after="0"/>
+            </w:pPr>
+            <w:r>
+              <w:rPr>
+                <w:sz w:val="21"/>
+              </w:rPr>
+            </w:r>
+            <w:r>
+              <w:rPr>
+                <w:rFonts w:ascii="Calibri" w:hAnsi="Calibri" w:eastAsia="Calibri"/>
+                <w:b w:val="0"/>
+                <w:color w:val="0F172A"/>
+                <w:sz w:val="21"/>
+              </w:rPr>
+              <w:t>Dummy Classifier, Logistic Regression, Random Forest Classifier, Gradient Boosting Classifier</w:t>
+            </w:r>
+          </w:p>
+        </w:tc>
+        <w:tc>
+          <w:tcPr>
+            <w:tcW w:type="dxa" w:w="3168"/>
+            <w:vAlign w:val="top"/>
+            <w:tcBorders>
+              <w:top w:val="single" w:sz="6" w:space="0" w:color="CBD5E1"/>
+              <w:left w:val="single" w:sz="6" w:space="0" w:color="CBD5E1"/>
+              <w:bottom w:val="single" w:sz="6" w:space="0" w:color="CBD5E1"/>
+              <w:right w:val="single" w:sz="6" w:space="0" w:color="CBD5E1"/>
+              <w:insideH w:val="single" w:sz="6" w:space="0" w:color="CBD5E1"/>
+              <w:insideV w:val="single" w:sz="6" w:space="0" w:color="CBD5E1"/>
+            </w:tcBorders>
+          </w:tcPr>
+          <w:p>
+            <w:pPr>
+              <w:spacing w:after="0"/>
+            </w:pPr>
+            <w:r>
+              <w:rPr>
+                <w:sz w:val="21"/>
+              </w:rPr>
+            </w:r>
+            <w:r>
+              <w:rPr>
+                <w:rFonts w:ascii="Calibri" w:hAnsi="Calibri" w:eastAsia="Calibri"/>
+                <w:b w:val="0"/>
+                <w:color w:val="0F172A"/>
+                <w:sz w:val="21"/>
+              </w:rPr>
+              <w:t>Ưu tiên F1-score, đồng thời theo dõi Precision, Recall và ROC-AUC.</w:t>
+            </w:r>
+          </w:p>
+        </w:tc>
+      </w:tr>
+    </w:tbl>
+    <w:p/>
     <w:p>
       <w:r>
-        <w:t>N?n ch?y t?ng b?i ri?ng, ??ng nh? y?u c?u ?? th?ng nh?t. C?c l?nh d??i ??y ch?y ???c trong PowerShell ho?c CMD n?u ?ang ? th? m?c d? ?n.</w:t>
-      </w:r>
-    </w:p>
-    <w:p>
-      <w:pPr>
-        <w:spacing w:after="80"/>
-      </w:pPr>
-      <w:r>
         <w:rPr>
-          <w:rFonts w:ascii="Consolas" w:hAnsi="Consolas" w:eastAsia="Consolas"/>
-          <w:color w:val="2A4050"/>
-          <w:sz w:val="18"/>
+          <w:sz w:val="24"/>
         </w:rPr>
-        <w:t>cd d:\A49932_hocmay</w:t>
-      </w:r>
-    </w:p>
-    <w:p>
-      <w:pPr>
-        <w:spacing w:after="80"/>
-      </w:pPr>
-      <w:r>
-        <w:rPr>
-          <w:rFonts w:ascii="Consolas" w:hAnsi="Consolas" w:eastAsia="Consolas"/>
-          <w:color w:val="2A4050"/>
-          <w:sz w:val="18"/>
-        </w:rPr>
-        <w:t>python -m co2</w:t>
-      </w:r>
-    </w:p>
-    <w:p>
-      <w:pPr>
-        <w:spacing w:after="80"/>
-      </w:pPr>
-      <w:r>
-        <w:rPr>
-          <w:rFonts w:ascii="Consolas" w:hAnsi="Consolas" w:eastAsia="Consolas"/>
-          <w:color w:val="2A4050"/>
-          <w:sz w:val="18"/>
-        </w:rPr>
-        <w:t>python -m churn</w:t>
-      </w:r>
-    </w:p>
-    <w:p>
-      <w:r>
-        <w:t>N?u mu?n v?a ch?y v?a m? c?a s? xem bi?u ?? c? n?t chuy?n ti?p:</w:t>
-      </w:r>
-    </w:p>
-    <w:p>
-      <w:pPr>
-        <w:spacing w:after="80"/>
-      </w:pPr>
-      <w:r>
-        <w:rPr>
-          <w:rFonts w:ascii="Consolas" w:hAnsi="Consolas" w:eastAsia="Consolas"/>
-          <w:color w:val="2A4050"/>
-          <w:sz w:val="18"/>
-        </w:rPr>
-        <w:t>python -m co2 --show</w:t>
-      </w:r>
-    </w:p>
-    <w:p>
-      <w:pPr>
-        <w:spacing w:after="80"/>
-      </w:pPr>
-      <w:r>
-        <w:rPr>
-          <w:rFonts w:ascii="Consolas" w:hAnsi="Consolas" w:eastAsia="Consolas"/>
-          <w:color w:val="2A4050"/>
-          <w:sz w:val="18"/>
-        </w:rPr>
-        <w:t>python -m churn --show</w:t>
-      </w:r>
-    </w:p>
-    <w:p>
-      <w:r>
-        <w:t>N?u c?n t?o l?i notebook ho?c ??ng g?i b?n n?p:</w:t>
-      </w:r>
-    </w:p>
-    <w:p>
-      <w:pPr>
-        <w:spacing w:after="80"/>
-      </w:pPr>
-      <w:r>
-        <w:rPr>
-          <w:rFonts w:ascii="Consolas" w:hAnsi="Consolas" w:eastAsia="Consolas"/>
-          <w:color w:val="2A4050"/>
-          <w:sz w:val="18"/>
-        </w:rPr>
-        <w:t>python scripts/03_make_notebooks.py</w:t>
-      </w:r>
-    </w:p>
-    <w:p>
-      <w:pPr>
-        <w:spacing w:after="80"/>
-      </w:pPr>
-      <w:r>
-        <w:rPr>
-          <w:rFonts w:ascii="Consolas" w:hAnsi="Consolas" w:eastAsia="Consolas"/>
-          <w:color w:val="2A4050"/>
-          <w:sz w:val="18"/>
-        </w:rPr>
-        <w:t>python scripts/04_package_submission_folders.py</w:t>
+        <w:t>Sau bước so sánh mô hình bằng cross-validation, mô hình tốt nhất được tối ưu thêm bằng RandomizedSearchCV. Riêng bài Churn có thêm bước chọn decision threshold để cân bằng Precision và Recall theo F1-score.</w:t>
       </w:r>
     </w:p>
     <w:p>
@@ -4794,7 +2926,10 @@
         <w:pStyle w:val="Heading1"/>
       </w:pPr>
       <w:r>
-        <w:t>8. G?i ? tr? l?i v?n ??p</w:t>
+        <w:rPr>
+          <w:sz w:val="36"/>
+        </w:rPr>
+        <w:t>6. Chỉ số đánh giá</w:t>
       </w:r>
     </w:p>
     <w:tbl>
@@ -4802,46 +2937,114 @@
         <w:tblStyle w:val="TableGrid"/>
         <w:tblW w:type="auto" w:w="0"/>
         <w:jc w:val="center"/>
+        <w:tblLayout w:type="fixed"/>
         <w:tblLook w:firstColumn="1" w:firstRow="1" w:lastColumn="0" w:lastRow="0" w:noHBand="0" w:noVBand="1" w:val="04A0"/>
       </w:tblPr>
       <w:tblGrid>
-        <w:gridCol w:w="5112"/>
-        <w:gridCol w:w="5112"/>
+        <w:gridCol w:w="3360"/>
+        <w:gridCol w:w="3360"/>
+        <w:gridCol w:w="3360"/>
       </w:tblGrid>
       <w:tr>
         <w:tc>
           <w:tcPr>
-            <w:tcW w:type="dxa" w:w="3456"/>
+            <w:tcW w:type="dxa" w:w="1656"/>
             <w:vAlign w:val="top"/>
-            <w:shd w:fill="D9EAF7"/>
+            <w:shd w:fill="2E74B5"/>
+            <w:tcBorders>
+              <w:top w:val="single" w:sz="6" w:space="0" w:color="9FBAD3"/>
+              <w:left w:val="single" w:sz="6" w:space="0" w:color="9FBAD3"/>
+              <w:bottom w:val="single" w:sz="6" w:space="0" w:color="9FBAD3"/>
+              <w:right w:val="single" w:sz="6" w:space="0" w:color="9FBAD3"/>
+              <w:insideH w:val="single" w:sz="6" w:space="0" w:color="9FBAD3"/>
+              <w:insideV w:val="single" w:sz="6" w:space="0" w:color="9FBAD3"/>
+            </w:tcBorders>
           </w:tcPr>
           <w:p>
-            <w:r/>
+            <w:pPr>
+              <w:spacing w:after="0"/>
+            </w:pPr>
             <w:r>
               <w:rPr>
-                <w:rFonts w:ascii="Calibri" w:hAnsi="Calibri"/>
+                <w:sz w:val="21"/>
+              </w:rPr>
+            </w:r>
+            <w:r>
+              <w:rPr>
+                <w:rFonts w:ascii="Calibri" w:hAnsi="Calibri" w:eastAsia="Calibri"/>
                 <w:b/>
-                <w:sz w:val="18"/>
+                <w:color w:val="FFFFFF"/>
+                <w:sz w:val="22"/>
               </w:rPr>
-              <w:t>C?u h?i th?y c? th? h?i</w:t>
+              <w:t>Metric</w:t>
             </w:r>
           </w:p>
         </w:tc>
         <w:tc>
           <w:tcPr>
-            <w:tcW w:type="dxa" w:w="6624"/>
+            <w:tcW w:type="dxa" w:w="1440"/>
             <w:vAlign w:val="top"/>
-            <w:shd w:fill="D9EAF7"/>
+            <w:shd w:fill="2E74B5"/>
+            <w:tcBorders>
+              <w:top w:val="single" w:sz="6" w:space="0" w:color="9FBAD3"/>
+              <w:left w:val="single" w:sz="6" w:space="0" w:color="9FBAD3"/>
+              <w:bottom w:val="single" w:sz="6" w:space="0" w:color="9FBAD3"/>
+              <w:right w:val="single" w:sz="6" w:space="0" w:color="9FBAD3"/>
+              <w:insideH w:val="single" w:sz="6" w:space="0" w:color="9FBAD3"/>
+              <w:insideV w:val="single" w:sz="6" w:space="0" w:color="9FBAD3"/>
+            </w:tcBorders>
           </w:tcPr>
           <w:p>
-            <w:r/>
+            <w:pPr>
+              <w:spacing w:after="0"/>
+            </w:pPr>
             <w:r>
               <w:rPr>
-                <w:rFonts w:ascii="Calibri" w:hAnsi="Calibri"/>
+                <w:sz w:val="21"/>
+              </w:rPr>
+            </w:r>
+            <w:r>
+              <w:rPr>
+                <w:rFonts w:ascii="Calibri" w:hAnsi="Calibri" w:eastAsia="Calibri"/>
                 <w:b/>
-                <w:sz w:val="18"/>
+                <w:color w:val="FFFFFF"/>
+                <w:sz w:val="22"/>
               </w:rPr>
-              <w:t>C?ch tr? l?i ng?n g?n</w:t>
+              <w:t>Áp dụng</w:t>
+            </w:r>
+          </w:p>
+        </w:tc>
+        <w:tc>
+          <w:tcPr>
+            <w:tcW w:type="dxa" w:w="7344"/>
+            <w:vAlign w:val="top"/>
+            <w:shd w:fill="2E74B5"/>
+            <w:tcBorders>
+              <w:top w:val="single" w:sz="6" w:space="0" w:color="9FBAD3"/>
+              <w:left w:val="single" w:sz="6" w:space="0" w:color="9FBAD3"/>
+              <w:bottom w:val="single" w:sz="6" w:space="0" w:color="9FBAD3"/>
+              <w:right w:val="single" w:sz="6" w:space="0" w:color="9FBAD3"/>
+              <w:insideH w:val="single" w:sz="6" w:space="0" w:color="9FBAD3"/>
+              <w:insideV w:val="single" w:sz="6" w:space="0" w:color="9FBAD3"/>
+            </w:tcBorders>
+          </w:tcPr>
+          <w:p>
+            <w:pPr>
+              <w:spacing w:after="0"/>
+            </w:pPr>
+            <w:r>
+              <w:rPr>
+                <w:sz w:val="21"/>
+              </w:rPr>
+            </w:r>
+            <w:r>
+              <w:rPr>
+                <w:rFonts w:ascii="Calibri" w:hAnsi="Calibri" w:eastAsia="Calibri"/>
+                <w:b/>
+                <w:color w:val="FFFFFF"/>
+                <w:sz w:val="22"/>
+              </w:rPr>
+              <w:t>Diễn giải</w:t>
             </w:r>
           </w:p>
         </w:tc>
@@ -4849,35 +3052,100 @@
       <w:tr>
         <w:tc>
           <w:tcPr>
-            <w:tcW w:type="dxa" w:w="3456"/>
+            <w:tcW w:type="dxa" w:w="1656"/>
             <w:vAlign w:val="top"/>
+            <w:tcBorders>
+              <w:top w:val="single" w:sz="6" w:space="0" w:color="CBD5E1"/>
+              <w:left w:val="single" w:sz="6" w:space="0" w:color="CBD5E1"/>
+              <w:bottom w:val="single" w:sz="6" w:space="0" w:color="CBD5E1"/>
+              <w:right w:val="single" w:sz="6" w:space="0" w:color="CBD5E1"/>
+              <w:insideH w:val="single" w:sz="6" w:space="0" w:color="CBD5E1"/>
+              <w:insideV w:val="single" w:sz="6" w:space="0" w:color="CBD5E1"/>
+            </w:tcBorders>
           </w:tcPr>
           <w:p>
-            <w:r/>
+            <w:pPr>
+              <w:spacing w:after="0"/>
+            </w:pPr>
             <w:r>
               <w:rPr>
-                <w:rFonts w:ascii="Calibri" w:hAnsi="Calibri"/>
+                <w:sz w:val="21"/>
+              </w:rPr>
+            </w:r>
+            <w:r>
+              <w:rPr>
+                <w:rFonts w:ascii="Calibri" w:hAnsi="Calibri" w:eastAsia="Calibri"/>
                 <w:b w:val="0"/>
-                <w:sz w:val="18"/>
+                <w:color w:val="0F172A"/>
+                <w:sz w:val="21"/>
               </w:rPr>
-              <w:t>V? sao ph?i chia train/test?</w:t>
+              <w:t>MAE</w:t>
             </w:r>
           </w:p>
         </w:tc>
         <w:tc>
           <w:tcPr>
-            <w:tcW w:type="dxa" w:w="6624"/>
+            <w:tcW w:type="dxa" w:w="1440"/>
             <w:vAlign w:val="top"/>
+            <w:tcBorders>
+              <w:top w:val="single" w:sz="6" w:space="0" w:color="CBD5E1"/>
+              <w:left w:val="single" w:sz="6" w:space="0" w:color="CBD5E1"/>
+              <w:bottom w:val="single" w:sz="6" w:space="0" w:color="CBD5E1"/>
+              <w:right w:val="single" w:sz="6" w:space="0" w:color="CBD5E1"/>
+              <w:insideH w:val="single" w:sz="6" w:space="0" w:color="CBD5E1"/>
+              <w:insideV w:val="single" w:sz="6" w:space="0" w:color="CBD5E1"/>
+            </w:tcBorders>
           </w:tcPr>
           <w:p>
-            <w:r/>
+            <w:pPr>
+              <w:spacing w:after="0"/>
+            </w:pPr>
             <w:r>
               <w:rPr>
-                <w:rFonts w:ascii="Calibri" w:hAnsi="Calibri"/>
+                <w:sz w:val="21"/>
+              </w:rPr>
+            </w:r>
+            <w:r>
+              <w:rPr>
+                <w:rFonts w:ascii="Calibri" w:hAnsi="Calibri" w:eastAsia="Calibri"/>
                 <w:b w:val="0"/>
-                <w:sz w:val="18"/>
+                <w:color w:val="0F172A"/>
+                <w:sz w:val="21"/>
               </w:rPr>
-              <w:t>?? ??nh gi? m? h?nh tr?n d? li?u ch?a t?ng th?y, tr?nh ch? ?o kh? n?ng h?c thu?c t?p train.</w:t>
+              <w:t>CO2</w:t>
+            </w:r>
+          </w:p>
+        </w:tc>
+        <w:tc>
+          <w:tcPr>
+            <w:tcW w:type="dxa" w:w="7344"/>
+            <w:vAlign w:val="top"/>
+            <w:tcBorders>
+              <w:top w:val="single" w:sz="6" w:space="0" w:color="CBD5E1"/>
+              <w:left w:val="single" w:sz="6" w:space="0" w:color="CBD5E1"/>
+              <w:bottom w:val="single" w:sz="6" w:space="0" w:color="CBD5E1"/>
+              <w:right w:val="single" w:sz="6" w:space="0" w:color="CBD5E1"/>
+              <w:insideH w:val="single" w:sz="6" w:space="0" w:color="CBD5E1"/>
+              <w:insideV w:val="single" w:sz="6" w:space="0" w:color="CBD5E1"/>
+            </w:tcBorders>
+          </w:tcPr>
+          <w:p>
+            <w:pPr>
+              <w:spacing w:after="0"/>
+            </w:pPr>
+            <w:r>
+              <w:rPr>
+                <w:sz w:val="21"/>
+              </w:rPr>
+            </w:r>
+            <w:r>
+              <w:rPr>
+                <w:rFonts w:ascii="Calibri" w:hAnsi="Calibri" w:eastAsia="Calibri"/>
+                <w:b w:val="0"/>
+                <w:color w:val="0F172A"/>
+                <w:sz w:val="21"/>
+              </w:rPr>
+              <w:t>Sai số tuyệt đối trung bình, dễ hiểu theo đơn vị g/km.</w:t>
             </w:r>
           </w:p>
         </w:tc>
@@ -4885,35 +3153,100 @@
       <w:tr>
         <w:tc>
           <w:tcPr>
-            <w:tcW w:type="dxa" w:w="3456"/>
+            <w:tcW w:type="dxa" w:w="1656"/>
             <w:vAlign w:val="top"/>
+            <w:tcBorders>
+              <w:top w:val="single" w:sz="6" w:space="0" w:color="CBD5E1"/>
+              <w:left w:val="single" w:sz="6" w:space="0" w:color="CBD5E1"/>
+              <w:bottom w:val="single" w:sz="6" w:space="0" w:color="CBD5E1"/>
+              <w:right w:val="single" w:sz="6" w:space="0" w:color="CBD5E1"/>
+              <w:insideH w:val="single" w:sz="6" w:space="0" w:color="CBD5E1"/>
+              <w:insideV w:val="single" w:sz="6" w:space="0" w:color="CBD5E1"/>
+            </w:tcBorders>
           </w:tcPr>
           <w:p>
-            <w:r/>
+            <w:pPr>
+              <w:spacing w:after="0"/>
+            </w:pPr>
             <w:r>
               <w:rPr>
-                <w:rFonts w:ascii="Calibri" w:hAnsi="Calibri"/>
+                <w:sz w:val="21"/>
+              </w:rPr>
+            </w:r>
+            <w:r>
+              <w:rPr>
+                <w:rFonts w:ascii="Calibri" w:hAnsi="Calibri" w:eastAsia="Calibri"/>
                 <w:b w:val="0"/>
-                <w:sz w:val="18"/>
+                <w:color w:val="0F172A"/>
+                <w:sz w:val="21"/>
               </w:rPr>
-              <w:t>V? sao d?ng Pipeline?</w:t>
+              <w:t>RMSE</w:t>
             </w:r>
           </w:p>
         </w:tc>
         <w:tc>
           <w:tcPr>
-            <w:tcW w:type="dxa" w:w="6624"/>
+            <w:tcW w:type="dxa" w:w="1440"/>
             <w:vAlign w:val="top"/>
+            <w:tcBorders>
+              <w:top w:val="single" w:sz="6" w:space="0" w:color="CBD5E1"/>
+              <w:left w:val="single" w:sz="6" w:space="0" w:color="CBD5E1"/>
+              <w:bottom w:val="single" w:sz="6" w:space="0" w:color="CBD5E1"/>
+              <w:right w:val="single" w:sz="6" w:space="0" w:color="CBD5E1"/>
+              <w:insideH w:val="single" w:sz="6" w:space="0" w:color="CBD5E1"/>
+              <w:insideV w:val="single" w:sz="6" w:space="0" w:color="CBD5E1"/>
+            </w:tcBorders>
           </w:tcPr>
           <w:p>
-            <w:r/>
+            <w:pPr>
+              <w:spacing w:after="0"/>
+            </w:pPr>
             <w:r>
               <w:rPr>
-                <w:rFonts w:ascii="Calibri" w:hAnsi="Calibri"/>
+                <w:sz w:val="21"/>
+              </w:rPr>
+            </w:r>
+            <w:r>
+              <w:rPr>
+                <w:rFonts w:ascii="Calibri" w:hAnsi="Calibri" w:eastAsia="Calibri"/>
                 <w:b w:val="0"/>
-                <w:sz w:val="18"/>
+                <w:color w:val="0F172A"/>
+                <w:sz w:val="21"/>
               </w:rPr>
-              <w:t>Pipeline gi?p ti?n x? l? v? m? h?nh ch?y th?ng nh?t trong cross-validation, gi?m nguy c? r? r? d? li?u.</w:t>
+              <w:t>CO2</w:t>
+            </w:r>
+          </w:p>
+        </w:tc>
+        <w:tc>
+          <w:tcPr>
+            <w:tcW w:type="dxa" w:w="7344"/>
+            <w:vAlign w:val="top"/>
+            <w:tcBorders>
+              <w:top w:val="single" w:sz="6" w:space="0" w:color="CBD5E1"/>
+              <w:left w:val="single" w:sz="6" w:space="0" w:color="CBD5E1"/>
+              <w:bottom w:val="single" w:sz="6" w:space="0" w:color="CBD5E1"/>
+              <w:right w:val="single" w:sz="6" w:space="0" w:color="CBD5E1"/>
+              <w:insideH w:val="single" w:sz="6" w:space="0" w:color="CBD5E1"/>
+              <w:insideV w:val="single" w:sz="6" w:space="0" w:color="CBD5E1"/>
+            </w:tcBorders>
+          </w:tcPr>
+          <w:p>
+            <w:pPr>
+              <w:spacing w:after="0"/>
+            </w:pPr>
+            <w:r>
+              <w:rPr>
+                <w:sz w:val="21"/>
+              </w:rPr>
+            </w:r>
+            <w:r>
+              <w:rPr>
+                <w:rFonts w:ascii="Calibri" w:hAnsi="Calibri" w:eastAsia="Calibri"/>
+                <w:b w:val="0"/>
+                <w:color w:val="0F172A"/>
+                <w:sz w:val="21"/>
+              </w:rPr>
+              <w:t>Phạt mạnh các lỗi lớn, phù hợp để kiểm tra dự đoán lệch xa.</w:t>
             </w:r>
           </w:p>
         </w:tc>
@@ -4921,35 +3254,100 @@
       <w:tr>
         <w:tc>
           <w:tcPr>
-            <w:tcW w:type="dxa" w:w="3456"/>
+            <w:tcW w:type="dxa" w:w="1656"/>
             <w:vAlign w:val="top"/>
+            <w:tcBorders>
+              <w:top w:val="single" w:sz="6" w:space="0" w:color="CBD5E1"/>
+              <w:left w:val="single" w:sz="6" w:space="0" w:color="CBD5E1"/>
+              <w:bottom w:val="single" w:sz="6" w:space="0" w:color="CBD5E1"/>
+              <w:right w:val="single" w:sz="6" w:space="0" w:color="CBD5E1"/>
+              <w:insideH w:val="single" w:sz="6" w:space="0" w:color="CBD5E1"/>
+              <w:insideV w:val="single" w:sz="6" w:space="0" w:color="CBD5E1"/>
+            </w:tcBorders>
           </w:tcPr>
           <w:p>
-            <w:r/>
+            <w:pPr>
+              <w:spacing w:after="0"/>
+            </w:pPr>
             <w:r>
               <w:rPr>
-                <w:rFonts w:ascii="Calibri" w:hAnsi="Calibri"/>
+                <w:sz w:val="21"/>
+              </w:rPr>
+            </w:r>
+            <w:r>
+              <w:rPr>
+                <w:rFonts w:ascii="Calibri" w:hAnsi="Calibri" w:eastAsia="Calibri"/>
                 <w:b w:val="0"/>
-                <w:sz w:val="18"/>
+                <w:color w:val="0F172A"/>
+                <w:sz w:val="21"/>
               </w:rPr>
-              <w:t>Si?u tham s? l? g??</w:t>
+              <w:t>R2</w:t>
             </w:r>
           </w:p>
         </w:tc>
         <w:tc>
           <w:tcPr>
-            <w:tcW w:type="dxa" w:w="6624"/>
+            <w:tcW w:type="dxa" w:w="1440"/>
             <w:vAlign w:val="top"/>
+            <w:tcBorders>
+              <w:top w:val="single" w:sz="6" w:space="0" w:color="CBD5E1"/>
+              <w:left w:val="single" w:sz="6" w:space="0" w:color="CBD5E1"/>
+              <w:bottom w:val="single" w:sz="6" w:space="0" w:color="CBD5E1"/>
+              <w:right w:val="single" w:sz="6" w:space="0" w:color="CBD5E1"/>
+              <w:insideH w:val="single" w:sz="6" w:space="0" w:color="CBD5E1"/>
+              <w:insideV w:val="single" w:sz="6" w:space="0" w:color="CBD5E1"/>
+            </w:tcBorders>
           </w:tcPr>
           <w:p>
-            <w:r/>
+            <w:pPr>
+              <w:spacing w:after="0"/>
+            </w:pPr>
             <w:r>
               <w:rPr>
-                <w:rFonts w:ascii="Calibri" w:hAnsi="Calibri"/>
+                <w:sz w:val="21"/>
+              </w:rPr>
+            </w:r>
+            <w:r>
+              <w:rPr>
+                <w:rFonts w:ascii="Calibri" w:hAnsi="Calibri" w:eastAsia="Calibri"/>
                 <w:b w:val="0"/>
-                <w:sz w:val="18"/>
+                <w:color w:val="0F172A"/>
+                <w:sz w:val="21"/>
               </w:rPr>
-              <w:t>L? tham s? m?nh ??t tr??c khi hu?n luy?n, v? d? s? c?y n_estimators, ?? s?u max_depth, h? s? C c?a Logistic Regression.</w:t>
+              <w:t>CO2</w:t>
+            </w:r>
+          </w:p>
+        </w:tc>
+        <w:tc>
+          <w:tcPr>
+            <w:tcW w:type="dxa" w:w="7344"/>
+            <w:vAlign w:val="top"/>
+            <w:tcBorders>
+              <w:top w:val="single" w:sz="6" w:space="0" w:color="CBD5E1"/>
+              <w:left w:val="single" w:sz="6" w:space="0" w:color="CBD5E1"/>
+              <w:bottom w:val="single" w:sz="6" w:space="0" w:color="CBD5E1"/>
+              <w:right w:val="single" w:sz="6" w:space="0" w:color="CBD5E1"/>
+              <w:insideH w:val="single" w:sz="6" w:space="0" w:color="CBD5E1"/>
+              <w:insideV w:val="single" w:sz="6" w:space="0" w:color="CBD5E1"/>
+            </w:tcBorders>
+          </w:tcPr>
+          <w:p>
+            <w:pPr>
+              <w:spacing w:after="0"/>
+            </w:pPr>
+            <w:r>
+              <w:rPr>
+                <w:sz w:val="21"/>
+              </w:rPr>
+            </w:r>
+            <w:r>
+              <w:rPr>
+                <w:rFonts w:ascii="Calibri" w:hAnsi="Calibri" w:eastAsia="Calibri"/>
+                <w:b w:val="0"/>
+                <w:color w:val="0F172A"/>
+                <w:sz w:val="21"/>
+              </w:rPr>
+              <w:t>Tỷ lệ biến thiên của CO2 được mô hình giải thích.</w:t>
             </w:r>
           </w:p>
         </w:tc>
@@ -4957,35 +3355,100 @@
       <w:tr>
         <w:tc>
           <w:tcPr>
-            <w:tcW w:type="dxa" w:w="3456"/>
+            <w:tcW w:type="dxa" w:w="1656"/>
             <w:vAlign w:val="top"/>
+            <w:tcBorders>
+              <w:top w:val="single" w:sz="6" w:space="0" w:color="CBD5E1"/>
+              <w:left w:val="single" w:sz="6" w:space="0" w:color="CBD5E1"/>
+              <w:bottom w:val="single" w:sz="6" w:space="0" w:color="CBD5E1"/>
+              <w:right w:val="single" w:sz="6" w:space="0" w:color="CBD5E1"/>
+              <w:insideH w:val="single" w:sz="6" w:space="0" w:color="CBD5E1"/>
+              <w:insideV w:val="single" w:sz="6" w:space="0" w:color="CBD5E1"/>
+            </w:tcBorders>
           </w:tcPr>
           <w:p>
-            <w:r/>
+            <w:pPr>
+              <w:spacing w:after="0"/>
+            </w:pPr>
             <w:r>
               <w:rPr>
-                <w:rFonts w:ascii="Calibri" w:hAnsi="Calibri"/>
+                <w:sz w:val="21"/>
+              </w:rPr>
+            </w:r>
+            <w:r>
+              <w:rPr>
+                <w:rFonts w:ascii="Calibri" w:hAnsi="Calibri" w:eastAsia="Calibri"/>
                 <w:b w:val="0"/>
-                <w:sz w:val="18"/>
+                <w:color w:val="0F172A"/>
+                <w:sz w:val="21"/>
               </w:rPr>
-              <w:t>V? sao CO2 d?ng RMSE/R2?</w:t>
+              <w:t>Accuracy</w:t>
             </w:r>
           </w:p>
         </w:tc>
         <w:tc>
           <w:tcPr>
-            <w:tcW w:type="dxa" w:w="6624"/>
+            <w:tcW w:type="dxa" w:w="1440"/>
             <w:vAlign w:val="top"/>
+            <w:tcBorders>
+              <w:top w:val="single" w:sz="6" w:space="0" w:color="CBD5E1"/>
+              <w:left w:val="single" w:sz="6" w:space="0" w:color="CBD5E1"/>
+              <w:bottom w:val="single" w:sz="6" w:space="0" w:color="CBD5E1"/>
+              <w:right w:val="single" w:sz="6" w:space="0" w:color="CBD5E1"/>
+              <w:insideH w:val="single" w:sz="6" w:space="0" w:color="CBD5E1"/>
+              <w:insideV w:val="single" w:sz="6" w:space="0" w:color="CBD5E1"/>
+            </w:tcBorders>
           </w:tcPr>
           <w:p>
-            <w:r/>
+            <w:pPr>
+              <w:spacing w:after="0"/>
+            </w:pPr>
             <w:r>
               <w:rPr>
-                <w:rFonts w:ascii="Calibri" w:hAnsi="Calibri"/>
+                <w:sz w:val="21"/>
+              </w:rPr>
+            </w:r>
+            <w:r>
+              <w:rPr>
+                <w:rFonts w:ascii="Calibri" w:hAnsi="Calibri" w:eastAsia="Calibri"/>
                 <w:b w:val="0"/>
-                <w:sz w:val="18"/>
+                <w:color w:val="0F172A"/>
+                <w:sz w:val="21"/>
               </w:rPr>
-              <w:t>V? CO2 l? b?i h?i quy, c?n ?o sai s? s? h?c v? m?c gi?i th?ch bi?n thi?n c?a m? h?nh.</w:t>
+              <w:t>Churn</w:t>
+            </w:r>
+          </w:p>
+        </w:tc>
+        <w:tc>
+          <w:tcPr>
+            <w:tcW w:type="dxa" w:w="7344"/>
+            <w:vAlign w:val="top"/>
+            <w:tcBorders>
+              <w:top w:val="single" w:sz="6" w:space="0" w:color="CBD5E1"/>
+              <w:left w:val="single" w:sz="6" w:space="0" w:color="CBD5E1"/>
+              <w:bottom w:val="single" w:sz="6" w:space="0" w:color="CBD5E1"/>
+              <w:right w:val="single" w:sz="6" w:space="0" w:color="CBD5E1"/>
+              <w:insideH w:val="single" w:sz="6" w:space="0" w:color="CBD5E1"/>
+              <w:insideV w:val="single" w:sz="6" w:space="0" w:color="CBD5E1"/>
+            </w:tcBorders>
+          </w:tcPr>
+          <w:p>
+            <w:pPr>
+              <w:spacing w:after="0"/>
+            </w:pPr>
+            <w:r>
+              <w:rPr>
+                <w:sz w:val="21"/>
+              </w:rPr>
+            </w:r>
+            <w:r>
+              <w:rPr>
+                <w:rFonts w:ascii="Calibri" w:hAnsi="Calibri" w:eastAsia="Calibri"/>
+                <w:b w:val="0"/>
+                <w:color w:val="0F172A"/>
+                <w:sz w:val="21"/>
+              </w:rPr>
+              <w:t>Tỷ lệ dự đoán đúng tổng thể.</w:t>
             </w:r>
           </w:p>
         </w:tc>
@@ -4993,35 +3456,100 @@
       <w:tr>
         <w:tc>
           <w:tcPr>
-            <w:tcW w:type="dxa" w:w="3456"/>
+            <w:tcW w:type="dxa" w:w="1656"/>
             <w:vAlign w:val="top"/>
+            <w:tcBorders>
+              <w:top w:val="single" w:sz="6" w:space="0" w:color="CBD5E1"/>
+              <w:left w:val="single" w:sz="6" w:space="0" w:color="CBD5E1"/>
+              <w:bottom w:val="single" w:sz="6" w:space="0" w:color="CBD5E1"/>
+              <w:right w:val="single" w:sz="6" w:space="0" w:color="CBD5E1"/>
+              <w:insideH w:val="single" w:sz="6" w:space="0" w:color="CBD5E1"/>
+              <w:insideV w:val="single" w:sz="6" w:space="0" w:color="CBD5E1"/>
+            </w:tcBorders>
           </w:tcPr>
           <w:p>
-            <w:r/>
+            <w:pPr>
+              <w:spacing w:after="0"/>
+            </w:pPr>
             <w:r>
               <w:rPr>
-                <w:rFonts w:ascii="Calibri" w:hAnsi="Calibri"/>
+                <w:sz w:val="21"/>
+              </w:rPr>
+            </w:r>
+            <w:r>
+              <w:rPr>
+                <w:rFonts w:ascii="Calibri" w:hAnsi="Calibri" w:eastAsia="Calibri"/>
                 <w:b w:val="0"/>
-                <w:sz w:val="18"/>
+                <w:color w:val="0F172A"/>
+                <w:sz w:val="21"/>
               </w:rPr>
-              <w:t>V? sao Churn d?ng F1/Recall/ROC-AUC?</w:t>
+              <w:t>Precision</w:t>
             </w:r>
           </w:p>
         </w:tc>
         <w:tc>
           <w:tcPr>
-            <w:tcW w:type="dxa" w:w="6624"/>
+            <w:tcW w:type="dxa" w:w="1440"/>
             <w:vAlign w:val="top"/>
+            <w:tcBorders>
+              <w:top w:val="single" w:sz="6" w:space="0" w:color="CBD5E1"/>
+              <w:left w:val="single" w:sz="6" w:space="0" w:color="CBD5E1"/>
+              <w:bottom w:val="single" w:sz="6" w:space="0" w:color="CBD5E1"/>
+              <w:right w:val="single" w:sz="6" w:space="0" w:color="CBD5E1"/>
+              <w:insideH w:val="single" w:sz="6" w:space="0" w:color="CBD5E1"/>
+              <w:insideV w:val="single" w:sz="6" w:space="0" w:color="CBD5E1"/>
+            </w:tcBorders>
           </w:tcPr>
           <w:p>
-            <w:r/>
+            <w:pPr>
+              <w:spacing w:after="0"/>
+            </w:pPr>
             <w:r>
               <w:rPr>
-                <w:rFonts w:ascii="Calibri" w:hAnsi="Calibri"/>
+                <w:sz w:val="21"/>
+              </w:rPr>
+            </w:r>
+            <w:r>
+              <w:rPr>
+                <w:rFonts w:ascii="Calibri" w:hAnsi="Calibri" w:eastAsia="Calibri"/>
                 <w:b w:val="0"/>
-                <w:sz w:val="18"/>
+                <w:color w:val="0F172A"/>
+                <w:sz w:val="21"/>
               </w:rPr>
-              <w:t>V? churn l? b?i ph?n lo?i v? d? li?u l?ch l?p; ch? nh?n accuracy c? th? g?y hi?u nh?m.</w:t>
+              <w:t>Churn</w:t>
+            </w:r>
+          </w:p>
+        </w:tc>
+        <w:tc>
+          <w:tcPr>
+            <w:tcW w:type="dxa" w:w="7344"/>
+            <w:vAlign w:val="top"/>
+            <w:tcBorders>
+              <w:top w:val="single" w:sz="6" w:space="0" w:color="CBD5E1"/>
+              <w:left w:val="single" w:sz="6" w:space="0" w:color="CBD5E1"/>
+              <w:bottom w:val="single" w:sz="6" w:space="0" w:color="CBD5E1"/>
+              <w:right w:val="single" w:sz="6" w:space="0" w:color="CBD5E1"/>
+              <w:insideH w:val="single" w:sz="6" w:space="0" w:color="CBD5E1"/>
+              <w:insideV w:val="single" w:sz="6" w:space="0" w:color="CBD5E1"/>
+            </w:tcBorders>
+          </w:tcPr>
+          <w:p>
+            <w:pPr>
+              <w:spacing w:after="0"/>
+            </w:pPr>
+            <w:r>
+              <w:rPr>
+                <w:sz w:val="21"/>
+              </w:rPr>
+            </w:r>
+            <w:r>
+              <w:rPr>
+                <w:rFonts w:ascii="Calibri" w:hAnsi="Calibri" w:eastAsia="Calibri"/>
+                <w:b w:val="0"/>
+                <w:color w:val="0F172A"/>
+                <w:sz w:val="21"/>
+              </w:rPr>
+              <w:t>Trong nhóm dự đoán churn, tỷ lệ thật sự churn.</w:t>
             </w:r>
           </w:p>
         </w:tc>
@@ -5029,35 +3557,100 @@
       <w:tr>
         <w:tc>
           <w:tcPr>
-            <w:tcW w:type="dxa" w:w="3456"/>
+            <w:tcW w:type="dxa" w:w="1656"/>
             <w:vAlign w:val="top"/>
+            <w:tcBorders>
+              <w:top w:val="single" w:sz="6" w:space="0" w:color="CBD5E1"/>
+              <w:left w:val="single" w:sz="6" w:space="0" w:color="CBD5E1"/>
+              <w:bottom w:val="single" w:sz="6" w:space="0" w:color="CBD5E1"/>
+              <w:right w:val="single" w:sz="6" w:space="0" w:color="CBD5E1"/>
+              <w:insideH w:val="single" w:sz="6" w:space="0" w:color="CBD5E1"/>
+              <w:insideV w:val="single" w:sz="6" w:space="0" w:color="CBD5E1"/>
+            </w:tcBorders>
           </w:tcPr>
           <w:p>
-            <w:r/>
+            <w:pPr>
+              <w:spacing w:after="0"/>
+            </w:pPr>
             <w:r>
               <w:rPr>
-                <w:rFonts w:ascii="Calibri" w:hAnsi="Calibri"/>
+                <w:sz w:val="21"/>
+              </w:rPr>
+            </w:r>
+            <w:r>
+              <w:rPr>
+                <w:rFonts w:ascii="Calibri" w:hAnsi="Calibri" w:eastAsia="Calibri"/>
                 <w:b w:val="0"/>
-                <w:sz w:val="18"/>
+                <w:color w:val="0F172A"/>
+                <w:sz w:val="21"/>
               </w:rPr>
-              <w:t>V? sao Logistic Regression t?t cho churn?</w:t>
+              <w:t>Recall</w:t>
             </w:r>
           </w:p>
         </w:tc>
         <w:tc>
           <w:tcPr>
-            <w:tcW w:type="dxa" w:w="6624"/>
+            <w:tcW w:type="dxa" w:w="1440"/>
             <w:vAlign w:val="top"/>
+            <w:tcBorders>
+              <w:top w:val="single" w:sz="6" w:space="0" w:color="CBD5E1"/>
+              <w:left w:val="single" w:sz="6" w:space="0" w:color="CBD5E1"/>
+              <w:bottom w:val="single" w:sz="6" w:space="0" w:color="CBD5E1"/>
+              <w:right w:val="single" w:sz="6" w:space="0" w:color="CBD5E1"/>
+              <w:insideH w:val="single" w:sz="6" w:space="0" w:color="CBD5E1"/>
+              <w:insideV w:val="single" w:sz="6" w:space="0" w:color="CBD5E1"/>
+            </w:tcBorders>
           </w:tcPr>
           <w:p>
-            <w:r/>
+            <w:pPr>
+              <w:spacing w:after="0"/>
+            </w:pPr>
             <w:r>
               <w:rPr>
-                <w:rFonts w:ascii="Calibri" w:hAnsi="Calibri"/>
+                <w:sz w:val="21"/>
+              </w:rPr>
+            </w:r>
+            <w:r>
+              <w:rPr>
+                <w:rFonts w:ascii="Calibri" w:hAnsi="Calibri" w:eastAsia="Calibri"/>
                 <w:b w:val="0"/>
-                <w:sz w:val="18"/>
+                <w:color w:val="0F172A"/>
+                <w:sz w:val="21"/>
               </w:rPr>
-              <w:t>K?t qu? t?t, d? gi?i th?ch, k?t h?p class_weight balanced v? threshold tuning ?? b?t kh?ch churn t?t h?n.</w:t>
+              <w:t>Churn</w:t>
+            </w:r>
+          </w:p>
+        </w:tc>
+        <w:tc>
+          <w:tcPr>
+            <w:tcW w:type="dxa" w:w="7344"/>
+            <w:vAlign w:val="top"/>
+            <w:tcBorders>
+              <w:top w:val="single" w:sz="6" w:space="0" w:color="CBD5E1"/>
+              <w:left w:val="single" w:sz="6" w:space="0" w:color="CBD5E1"/>
+              <w:bottom w:val="single" w:sz="6" w:space="0" w:color="CBD5E1"/>
+              <w:right w:val="single" w:sz="6" w:space="0" w:color="CBD5E1"/>
+              <w:insideH w:val="single" w:sz="6" w:space="0" w:color="CBD5E1"/>
+              <w:insideV w:val="single" w:sz="6" w:space="0" w:color="CBD5E1"/>
+            </w:tcBorders>
+          </w:tcPr>
+          <w:p>
+            <w:pPr>
+              <w:spacing w:after="0"/>
+            </w:pPr>
+            <w:r>
+              <w:rPr>
+                <w:sz w:val="21"/>
+              </w:rPr>
+            </w:r>
+            <w:r>
+              <w:rPr>
+                <w:rFonts w:ascii="Calibri" w:hAnsi="Calibri" w:eastAsia="Calibri"/>
+                <w:b w:val="0"/>
+                <w:color w:val="0F172A"/>
+                <w:sz w:val="21"/>
+              </w:rPr>
+              <w:t>Trong nhóm thật sự churn, tỷ lệ mô hình phát hiện được.</w:t>
             </w:r>
           </w:p>
         </w:tc>
@@ -5065,49 +3658,1665 @@
       <w:tr>
         <w:tc>
           <w:tcPr>
-            <w:tcW w:type="dxa" w:w="3456"/>
+            <w:tcW w:type="dxa" w:w="1656"/>
             <w:vAlign w:val="top"/>
+            <w:tcBorders>
+              <w:top w:val="single" w:sz="6" w:space="0" w:color="CBD5E1"/>
+              <w:left w:val="single" w:sz="6" w:space="0" w:color="CBD5E1"/>
+              <w:bottom w:val="single" w:sz="6" w:space="0" w:color="CBD5E1"/>
+              <w:right w:val="single" w:sz="6" w:space="0" w:color="CBD5E1"/>
+              <w:insideH w:val="single" w:sz="6" w:space="0" w:color="CBD5E1"/>
+              <w:insideV w:val="single" w:sz="6" w:space="0" w:color="CBD5E1"/>
+            </w:tcBorders>
           </w:tcPr>
           <w:p>
-            <w:r/>
+            <w:pPr>
+              <w:spacing w:after="0"/>
+            </w:pPr>
             <w:r>
               <w:rPr>
-                <w:rFonts w:ascii="Calibri" w:hAnsi="Calibri"/>
+                <w:sz w:val="21"/>
+              </w:rPr>
+            </w:r>
+            <w:r>
+              <w:rPr>
+                <w:rFonts w:ascii="Calibri" w:hAnsi="Calibri" w:eastAsia="Calibri"/>
                 <w:b w:val="0"/>
-                <w:sz w:val="18"/>
+                <w:color w:val="0F172A"/>
+                <w:sz w:val="21"/>
               </w:rPr>
-              <w:t>V? sao Linear Regression t?t cho CO2?</w:t>
+              <w:t>F1-score</w:t>
             </w:r>
           </w:p>
         </w:tc>
         <w:tc>
           <w:tcPr>
-            <w:tcW w:type="dxa" w:w="6624"/>
+            <w:tcW w:type="dxa" w:w="1440"/>
             <w:vAlign w:val="top"/>
+            <w:tcBorders>
+              <w:top w:val="single" w:sz="6" w:space="0" w:color="CBD5E1"/>
+              <w:left w:val="single" w:sz="6" w:space="0" w:color="CBD5E1"/>
+              <w:bottom w:val="single" w:sz="6" w:space="0" w:color="CBD5E1"/>
+              <w:right w:val="single" w:sz="6" w:space="0" w:color="CBD5E1"/>
+              <w:insideH w:val="single" w:sz="6" w:space="0" w:color="CBD5E1"/>
+              <w:insideV w:val="single" w:sz="6" w:space="0" w:color="CBD5E1"/>
+            </w:tcBorders>
           </w:tcPr>
           <w:p>
-            <w:r/>
+            <w:pPr>
+              <w:spacing w:after="0"/>
+            </w:pPr>
             <w:r>
               <w:rPr>
-                <w:rFonts w:ascii="Calibri" w:hAnsi="Calibri"/>
+                <w:sz w:val="21"/>
+              </w:rPr>
+            </w:r>
+            <w:r>
+              <w:rPr>
+                <w:rFonts w:ascii="Calibri" w:hAnsi="Calibri" w:eastAsia="Calibri"/>
                 <w:b w:val="0"/>
-                <w:sz w:val="18"/>
+                <w:color w:val="0F172A"/>
+                <w:sz w:val="21"/>
               </w:rPr>
-              <w:t>Quan h? CO2 v?i ti?u th? nhi?n li?u v? dung t?ch ??ng c? g?n tuy?n t?nh n?n m? h?nh tuy?n t?nh r?t ph? h?p.</w:t>
+              <w:t>Churn</w:t>
+            </w:r>
+          </w:p>
+        </w:tc>
+        <w:tc>
+          <w:tcPr>
+            <w:tcW w:type="dxa" w:w="7344"/>
+            <w:vAlign w:val="top"/>
+            <w:tcBorders>
+              <w:top w:val="single" w:sz="6" w:space="0" w:color="CBD5E1"/>
+              <w:left w:val="single" w:sz="6" w:space="0" w:color="CBD5E1"/>
+              <w:bottom w:val="single" w:sz="6" w:space="0" w:color="CBD5E1"/>
+              <w:right w:val="single" w:sz="6" w:space="0" w:color="CBD5E1"/>
+              <w:insideH w:val="single" w:sz="6" w:space="0" w:color="CBD5E1"/>
+              <w:insideV w:val="single" w:sz="6" w:space="0" w:color="CBD5E1"/>
+            </w:tcBorders>
+          </w:tcPr>
+          <w:p>
+            <w:pPr>
+              <w:spacing w:after="0"/>
+            </w:pPr>
+            <w:r>
+              <w:rPr>
+                <w:sz w:val="21"/>
+              </w:rPr>
+            </w:r>
+            <w:r>
+              <w:rPr>
+                <w:rFonts w:ascii="Calibri" w:hAnsi="Calibri" w:eastAsia="Calibri"/>
+                <w:b w:val="0"/>
+                <w:color w:val="0F172A"/>
+                <w:sz w:val="21"/>
+              </w:rPr>
+              <w:t>Cân bằng Precision và Recall.</w:t>
+            </w:r>
+          </w:p>
+        </w:tc>
+      </w:tr>
+      <w:tr>
+        <w:tc>
+          <w:tcPr>
+            <w:tcW w:type="dxa" w:w="1656"/>
+            <w:vAlign w:val="top"/>
+            <w:tcBorders>
+              <w:top w:val="single" w:sz="6" w:space="0" w:color="CBD5E1"/>
+              <w:left w:val="single" w:sz="6" w:space="0" w:color="CBD5E1"/>
+              <w:bottom w:val="single" w:sz="6" w:space="0" w:color="CBD5E1"/>
+              <w:right w:val="single" w:sz="6" w:space="0" w:color="CBD5E1"/>
+              <w:insideH w:val="single" w:sz="6" w:space="0" w:color="CBD5E1"/>
+              <w:insideV w:val="single" w:sz="6" w:space="0" w:color="CBD5E1"/>
+            </w:tcBorders>
+          </w:tcPr>
+          <w:p>
+            <w:pPr>
+              <w:spacing w:after="0"/>
+            </w:pPr>
+            <w:r>
+              <w:rPr>
+                <w:sz w:val="21"/>
+              </w:rPr>
+            </w:r>
+            <w:r>
+              <w:rPr>
+                <w:rFonts w:ascii="Calibri" w:hAnsi="Calibri" w:eastAsia="Calibri"/>
+                <w:b w:val="0"/>
+                <w:color w:val="0F172A"/>
+                <w:sz w:val="21"/>
+              </w:rPr>
+              <w:t>ROC-AUC</w:t>
+            </w:r>
+          </w:p>
+        </w:tc>
+        <w:tc>
+          <w:tcPr>
+            <w:tcW w:type="dxa" w:w="1440"/>
+            <w:vAlign w:val="top"/>
+            <w:tcBorders>
+              <w:top w:val="single" w:sz="6" w:space="0" w:color="CBD5E1"/>
+              <w:left w:val="single" w:sz="6" w:space="0" w:color="CBD5E1"/>
+              <w:bottom w:val="single" w:sz="6" w:space="0" w:color="CBD5E1"/>
+              <w:right w:val="single" w:sz="6" w:space="0" w:color="CBD5E1"/>
+              <w:insideH w:val="single" w:sz="6" w:space="0" w:color="CBD5E1"/>
+              <w:insideV w:val="single" w:sz="6" w:space="0" w:color="CBD5E1"/>
+            </w:tcBorders>
+          </w:tcPr>
+          <w:p>
+            <w:pPr>
+              <w:spacing w:after="0"/>
+            </w:pPr>
+            <w:r>
+              <w:rPr>
+                <w:sz w:val="21"/>
+              </w:rPr>
+            </w:r>
+            <w:r>
+              <w:rPr>
+                <w:rFonts w:ascii="Calibri" w:hAnsi="Calibri" w:eastAsia="Calibri"/>
+                <w:b w:val="0"/>
+                <w:color w:val="0F172A"/>
+                <w:sz w:val="21"/>
+              </w:rPr>
+              <w:t>Churn</w:t>
+            </w:r>
+          </w:p>
+        </w:tc>
+        <w:tc>
+          <w:tcPr>
+            <w:tcW w:type="dxa" w:w="7344"/>
+            <w:vAlign w:val="top"/>
+            <w:tcBorders>
+              <w:top w:val="single" w:sz="6" w:space="0" w:color="CBD5E1"/>
+              <w:left w:val="single" w:sz="6" w:space="0" w:color="CBD5E1"/>
+              <w:bottom w:val="single" w:sz="6" w:space="0" w:color="CBD5E1"/>
+              <w:right w:val="single" w:sz="6" w:space="0" w:color="CBD5E1"/>
+              <w:insideH w:val="single" w:sz="6" w:space="0" w:color="CBD5E1"/>
+              <w:insideV w:val="single" w:sz="6" w:space="0" w:color="CBD5E1"/>
+            </w:tcBorders>
+          </w:tcPr>
+          <w:p>
+            <w:pPr>
+              <w:spacing w:after="0"/>
+            </w:pPr>
+            <w:r>
+              <w:rPr>
+                <w:sz w:val="21"/>
+              </w:rPr>
+            </w:r>
+            <w:r>
+              <w:rPr>
+                <w:rFonts w:ascii="Calibri" w:hAnsi="Calibri" w:eastAsia="Calibri"/>
+                <w:b w:val="0"/>
+                <w:color w:val="0F172A"/>
+                <w:sz w:val="21"/>
+              </w:rPr>
+              <w:t>Khả năng phân biệt hai lớp trên nhiều threshold.</w:t>
             </w:r>
           </w:p>
         </w:tc>
       </w:tr>
     </w:tbl>
     <w:p/>
+    <w:p>
+      <w:pPr>
+        <w:pStyle w:val="Heading1"/>
+      </w:pPr>
+      <w:r>
+        <w:rPr>
+          <w:sz w:val="36"/>
+        </w:rPr>
+        <w:t>7. Kết quả chính</w:t>
+      </w:r>
+    </w:p>
+    <w:tbl>
+      <w:tblPr>
+        <w:tblStyle w:val="TableGrid"/>
+        <w:tblW w:type="auto" w:w="0"/>
+        <w:jc w:val="center"/>
+        <w:tblLayout w:type="fixed"/>
+        <w:tblLook w:firstColumn="1" w:firstRow="1" w:lastColumn="0" w:lastRow="0" w:noHBand="0" w:noVBand="1" w:val="04A0"/>
+      </w:tblPr>
+      <w:tblGrid>
+        <w:gridCol w:w="2520"/>
+        <w:gridCol w:w="2520"/>
+        <w:gridCol w:w="2520"/>
+        <w:gridCol w:w="2520"/>
+      </w:tblGrid>
+      <w:tr>
+        <w:tc>
+          <w:tcPr>
+            <w:tcW w:type="dxa" w:w="1152"/>
+            <w:vAlign w:val="top"/>
+            <w:shd w:fill="2E74B5"/>
+            <w:tcBorders>
+              <w:top w:val="single" w:sz="6" w:space="0" w:color="9FBAD3"/>
+              <w:left w:val="single" w:sz="6" w:space="0" w:color="9FBAD3"/>
+              <w:bottom w:val="single" w:sz="6" w:space="0" w:color="9FBAD3"/>
+              <w:right w:val="single" w:sz="6" w:space="0" w:color="9FBAD3"/>
+              <w:insideH w:val="single" w:sz="6" w:space="0" w:color="9FBAD3"/>
+              <w:insideV w:val="single" w:sz="6" w:space="0" w:color="9FBAD3"/>
+            </w:tcBorders>
+          </w:tcPr>
+          <w:p>
+            <w:pPr>
+              <w:spacing w:after="0"/>
+            </w:pPr>
+            <w:r>
+              <w:rPr>
+                <w:sz w:val="21"/>
+              </w:rPr>
+            </w:r>
+            <w:r>
+              <w:rPr>
+                <w:rFonts w:ascii="Calibri" w:hAnsi="Calibri" w:eastAsia="Calibri"/>
+                <w:b/>
+                <w:color w:val="FFFFFF"/>
+                <w:sz w:val="22"/>
+              </w:rPr>
+              <w:t>Bài</w:t>
+            </w:r>
+          </w:p>
+        </w:tc>
+        <w:tc>
+          <w:tcPr>
+            <w:tcW w:type="dxa" w:w="2160"/>
+            <w:vAlign w:val="top"/>
+            <w:shd w:fill="2E74B5"/>
+            <w:tcBorders>
+              <w:top w:val="single" w:sz="6" w:space="0" w:color="9FBAD3"/>
+              <w:left w:val="single" w:sz="6" w:space="0" w:color="9FBAD3"/>
+              <w:bottom w:val="single" w:sz="6" w:space="0" w:color="9FBAD3"/>
+              <w:right w:val="single" w:sz="6" w:space="0" w:color="9FBAD3"/>
+              <w:insideH w:val="single" w:sz="6" w:space="0" w:color="9FBAD3"/>
+              <w:insideV w:val="single" w:sz="6" w:space="0" w:color="9FBAD3"/>
+            </w:tcBorders>
+          </w:tcPr>
+          <w:p>
+            <w:pPr>
+              <w:spacing w:after="0"/>
+            </w:pPr>
+            <w:r>
+              <w:rPr>
+                <w:sz w:val="21"/>
+              </w:rPr>
+            </w:r>
+            <w:r>
+              <w:rPr>
+                <w:rFonts w:ascii="Calibri" w:hAnsi="Calibri" w:eastAsia="Calibri"/>
+                <w:b/>
+                <w:color w:val="FFFFFF"/>
+                <w:sz w:val="22"/>
+              </w:rPr>
+              <w:t>Mô hình tốt nhất</w:t>
+            </w:r>
+          </w:p>
+        </w:tc>
+        <w:tc>
+          <w:tcPr>
+            <w:tcW w:type="dxa" w:w="3240"/>
+            <w:vAlign w:val="top"/>
+            <w:shd w:fill="2E74B5"/>
+            <w:tcBorders>
+              <w:top w:val="single" w:sz="6" w:space="0" w:color="9FBAD3"/>
+              <w:left w:val="single" w:sz="6" w:space="0" w:color="9FBAD3"/>
+              <w:bottom w:val="single" w:sz="6" w:space="0" w:color="9FBAD3"/>
+              <w:right w:val="single" w:sz="6" w:space="0" w:color="9FBAD3"/>
+              <w:insideH w:val="single" w:sz="6" w:space="0" w:color="9FBAD3"/>
+              <w:insideV w:val="single" w:sz="6" w:space="0" w:color="9FBAD3"/>
+            </w:tcBorders>
+          </w:tcPr>
+          <w:p>
+            <w:pPr>
+              <w:spacing w:after="0"/>
+            </w:pPr>
+            <w:r>
+              <w:rPr>
+                <w:sz w:val="21"/>
+              </w:rPr>
+            </w:r>
+            <w:r>
+              <w:rPr>
+                <w:rFonts w:ascii="Calibri" w:hAnsi="Calibri" w:eastAsia="Calibri"/>
+                <w:b/>
+                <w:color w:val="FFFFFF"/>
+                <w:sz w:val="22"/>
+              </w:rPr>
+              <w:t>Kết quả test</w:t>
+            </w:r>
+          </w:p>
+        </w:tc>
+        <w:tc>
+          <w:tcPr>
+            <w:tcW w:type="dxa" w:w="3888"/>
+            <w:vAlign w:val="top"/>
+            <w:shd w:fill="2E74B5"/>
+            <w:tcBorders>
+              <w:top w:val="single" w:sz="6" w:space="0" w:color="9FBAD3"/>
+              <w:left w:val="single" w:sz="6" w:space="0" w:color="9FBAD3"/>
+              <w:bottom w:val="single" w:sz="6" w:space="0" w:color="9FBAD3"/>
+              <w:right w:val="single" w:sz="6" w:space="0" w:color="9FBAD3"/>
+              <w:insideH w:val="single" w:sz="6" w:space="0" w:color="9FBAD3"/>
+              <w:insideV w:val="single" w:sz="6" w:space="0" w:color="9FBAD3"/>
+            </w:tcBorders>
+          </w:tcPr>
+          <w:p>
+            <w:pPr>
+              <w:spacing w:after="0"/>
+            </w:pPr>
+            <w:r>
+              <w:rPr>
+                <w:sz w:val="21"/>
+              </w:rPr>
+            </w:r>
+            <w:r>
+              <w:rPr>
+                <w:rFonts w:ascii="Calibri" w:hAnsi="Calibri" w:eastAsia="Calibri"/>
+                <w:b/>
+                <w:color w:val="FFFFFF"/>
+                <w:sz w:val="22"/>
+              </w:rPr>
+              <w:t>Nhận xét kỹ thuật</w:t>
+            </w:r>
+          </w:p>
+        </w:tc>
+      </w:tr>
+      <w:tr>
+        <w:tc>
+          <w:tcPr>
+            <w:tcW w:type="dxa" w:w="1152"/>
+            <w:vAlign w:val="top"/>
+            <w:tcBorders>
+              <w:top w:val="single" w:sz="6" w:space="0" w:color="CBD5E1"/>
+              <w:left w:val="single" w:sz="6" w:space="0" w:color="CBD5E1"/>
+              <w:bottom w:val="single" w:sz="6" w:space="0" w:color="CBD5E1"/>
+              <w:right w:val="single" w:sz="6" w:space="0" w:color="CBD5E1"/>
+              <w:insideH w:val="single" w:sz="6" w:space="0" w:color="CBD5E1"/>
+              <w:insideV w:val="single" w:sz="6" w:space="0" w:color="CBD5E1"/>
+            </w:tcBorders>
+          </w:tcPr>
+          <w:p>
+            <w:pPr>
+              <w:spacing w:after="0"/>
+            </w:pPr>
+            <w:r>
+              <w:rPr>
+                <w:sz w:val="21"/>
+              </w:rPr>
+            </w:r>
+            <w:r>
+              <w:rPr>
+                <w:rFonts w:ascii="Calibri" w:hAnsi="Calibri" w:eastAsia="Calibri"/>
+                <w:b w:val="0"/>
+                <w:color w:val="0F172A"/>
+                <w:sz w:val="21"/>
+              </w:rPr>
+              <w:t>CO2</w:t>
+            </w:r>
+          </w:p>
+        </w:tc>
+        <w:tc>
+          <w:tcPr>
+            <w:tcW w:type="dxa" w:w="2160"/>
+            <w:vAlign w:val="top"/>
+            <w:tcBorders>
+              <w:top w:val="single" w:sz="6" w:space="0" w:color="CBD5E1"/>
+              <w:left w:val="single" w:sz="6" w:space="0" w:color="CBD5E1"/>
+              <w:bottom w:val="single" w:sz="6" w:space="0" w:color="CBD5E1"/>
+              <w:right w:val="single" w:sz="6" w:space="0" w:color="CBD5E1"/>
+              <w:insideH w:val="single" w:sz="6" w:space="0" w:color="CBD5E1"/>
+              <w:insideV w:val="single" w:sz="6" w:space="0" w:color="CBD5E1"/>
+            </w:tcBorders>
+          </w:tcPr>
+          <w:p>
+            <w:pPr>
+              <w:spacing w:after="0"/>
+            </w:pPr>
+            <w:r>
+              <w:rPr>
+                <w:sz w:val="21"/>
+              </w:rPr>
+            </w:r>
+            <w:r>
+              <w:rPr>
+                <w:rFonts w:ascii="Calibri" w:hAnsi="Calibri" w:eastAsia="Calibri"/>
+                <w:b w:val="0"/>
+                <w:color w:val="0F172A"/>
+                <w:sz w:val="21"/>
+              </w:rPr>
+              <w:t>Linear Regression</w:t>
+            </w:r>
+          </w:p>
+        </w:tc>
+        <w:tc>
+          <w:tcPr>
+            <w:tcW w:type="dxa" w:w="3240"/>
+            <w:vAlign w:val="top"/>
+            <w:tcBorders>
+              <w:top w:val="single" w:sz="6" w:space="0" w:color="CBD5E1"/>
+              <w:left w:val="single" w:sz="6" w:space="0" w:color="CBD5E1"/>
+              <w:bottom w:val="single" w:sz="6" w:space="0" w:color="CBD5E1"/>
+              <w:right w:val="single" w:sz="6" w:space="0" w:color="CBD5E1"/>
+              <w:insideH w:val="single" w:sz="6" w:space="0" w:color="CBD5E1"/>
+              <w:insideV w:val="single" w:sz="6" w:space="0" w:color="CBD5E1"/>
+            </w:tcBorders>
+          </w:tcPr>
+          <w:p>
+            <w:pPr>
+              <w:spacing w:after="0"/>
+            </w:pPr>
+            <w:r>
+              <w:rPr>
+                <w:sz w:val="21"/>
+              </w:rPr>
+            </w:r>
+            <w:r>
+              <w:rPr>
+                <w:rFonts w:ascii="Calibri" w:hAnsi="Calibri" w:eastAsia="Calibri"/>
+                <w:b w:val="0"/>
+                <w:color w:val="0F172A"/>
+                <w:sz w:val="21"/>
+              </w:rPr>
+              <w:t>MAE ≈ 3.56; RMSE ≈ 5.45; R2 ≈ 0.9921</w:t>
+            </w:r>
+          </w:p>
+        </w:tc>
+        <w:tc>
+          <w:tcPr>
+            <w:tcW w:type="dxa" w:w="3888"/>
+            <w:vAlign w:val="top"/>
+            <w:tcBorders>
+              <w:top w:val="single" w:sz="6" w:space="0" w:color="CBD5E1"/>
+              <w:left w:val="single" w:sz="6" w:space="0" w:color="CBD5E1"/>
+              <w:bottom w:val="single" w:sz="6" w:space="0" w:color="CBD5E1"/>
+              <w:right w:val="single" w:sz="6" w:space="0" w:color="CBD5E1"/>
+              <w:insideH w:val="single" w:sz="6" w:space="0" w:color="CBD5E1"/>
+              <w:insideV w:val="single" w:sz="6" w:space="0" w:color="CBD5E1"/>
+            </w:tcBorders>
+          </w:tcPr>
+          <w:p>
+            <w:pPr>
+              <w:spacing w:after="0"/>
+            </w:pPr>
+            <w:r>
+              <w:rPr>
+                <w:sz w:val="21"/>
+              </w:rPr>
+            </w:r>
+            <w:r>
+              <w:rPr>
+                <w:rFonts w:ascii="Calibri" w:hAnsi="Calibri" w:eastAsia="Calibri"/>
+                <w:b w:val="0"/>
+                <w:color w:val="0F172A"/>
+                <w:sz w:val="21"/>
+              </w:rPr>
+              <w:t>Quan hệ giữa CO2 và fuel consumption gần tuyến tính, nên mô hình tuyến tính hoạt động rất tốt.</w:t>
+            </w:r>
+          </w:p>
+        </w:tc>
+      </w:tr>
+      <w:tr>
+        <w:tc>
+          <w:tcPr>
+            <w:tcW w:type="dxa" w:w="1152"/>
+            <w:vAlign w:val="top"/>
+            <w:tcBorders>
+              <w:top w:val="single" w:sz="6" w:space="0" w:color="CBD5E1"/>
+              <w:left w:val="single" w:sz="6" w:space="0" w:color="CBD5E1"/>
+              <w:bottom w:val="single" w:sz="6" w:space="0" w:color="CBD5E1"/>
+              <w:right w:val="single" w:sz="6" w:space="0" w:color="CBD5E1"/>
+              <w:insideH w:val="single" w:sz="6" w:space="0" w:color="CBD5E1"/>
+              <w:insideV w:val="single" w:sz="6" w:space="0" w:color="CBD5E1"/>
+            </w:tcBorders>
+          </w:tcPr>
+          <w:p>
+            <w:pPr>
+              <w:spacing w:after="0"/>
+            </w:pPr>
+            <w:r>
+              <w:rPr>
+                <w:sz w:val="21"/>
+              </w:rPr>
+            </w:r>
+            <w:r>
+              <w:rPr>
+                <w:rFonts w:ascii="Calibri" w:hAnsi="Calibri" w:eastAsia="Calibri"/>
+                <w:b w:val="0"/>
+                <w:color w:val="0F172A"/>
+                <w:sz w:val="21"/>
+              </w:rPr>
+              <w:t>Churn</w:t>
+            </w:r>
+          </w:p>
+        </w:tc>
+        <w:tc>
+          <w:tcPr>
+            <w:tcW w:type="dxa" w:w="2160"/>
+            <w:vAlign w:val="top"/>
+            <w:tcBorders>
+              <w:top w:val="single" w:sz="6" w:space="0" w:color="CBD5E1"/>
+              <w:left w:val="single" w:sz="6" w:space="0" w:color="CBD5E1"/>
+              <w:bottom w:val="single" w:sz="6" w:space="0" w:color="CBD5E1"/>
+              <w:right w:val="single" w:sz="6" w:space="0" w:color="CBD5E1"/>
+              <w:insideH w:val="single" w:sz="6" w:space="0" w:color="CBD5E1"/>
+              <w:insideV w:val="single" w:sz="6" w:space="0" w:color="CBD5E1"/>
+            </w:tcBorders>
+          </w:tcPr>
+          <w:p>
+            <w:pPr>
+              <w:spacing w:after="0"/>
+            </w:pPr>
+            <w:r>
+              <w:rPr>
+                <w:sz w:val="21"/>
+              </w:rPr>
+            </w:r>
+            <w:r>
+              <w:rPr>
+                <w:rFonts w:ascii="Calibri" w:hAnsi="Calibri" w:eastAsia="Calibri"/>
+                <w:b w:val="0"/>
+                <w:color w:val="0F172A"/>
+                <w:sz w:val="21"/>
+              </w:rPr>
+              <w:t>Logistic Regression</w:t>
+            </w:r>
+          </w:p>
+        </w:tc>
+        <w:tc>
+          <w:tcPr>
+            <w:tcW w:type="dxa" w:w="3240"/>
+            <w:vAlign w:val="top"/>
+            <w:tcBorders>
+              <w:top w:val="single" w:sz="6" w:space="0" w:color="CBD5E1"/>
+              <w:left w:val="single" w:sz="6" w:space="0" w:color="CBD5E1"/>
+              <w:bottom w:val="single" w:sz="6" w:space="0" w:color="CBD5E1"/>
+              <w:right w:val="single" w:sz="6" w:space="0" w:color="CBD5E1"/>
+              <w:insideH w:val="single" w:sz="6" w:space="0" w:color="CBD5E1"/>
+              <w:insideV w:val="single" w:sz="6" w:space="0" w:color="CBD5E1"/>
+            </w:tcBorders>
+          </w:tcPr>
+          <w:p>
+            <w:pPr>
+              <w:spacing w:after="0"/>
+            </w:pPr>
+            <w:r>
+              <w:rPr>
+                <w:sz w:val="21"/>
+              </w:rPr>
+            </w:r>
+            <w:r>
+              <w:rPr>
+                <w:rFonts w:ascii="Calibri" w:hAnsi="Calibri" w:eastAsia="Calibri"/>
+                <w:b w:val="0"/>
+                <w:color w:val="0F172A"/>
+                <w:sz w:val="21"/>
+              </w:rPr>
+              <w:t>Accuracy ≈ 0.7495; F1 ≈ 0.6182; ROC-AUC ≈ 0.8398</w:t>
+            </w:r>
+          </w:p>
+        </w:tc>
+        <w:tc>
+          <w:tcPr>
+            <w:tcW w:type="dxa" w:w="3888"/>
+            <w:vAlign w:val="top"/>
+            <w:tcBorders>
+              <w:top w:val="single" w:sz="6" w:space="0" w:color="CBD5E1"/>
+              <w:left w:val="single" w:sz="6" w:space="0" w:color="CBD5E1"/>
+              <w:bottom w:val="single" w:sz="6" w:space="0" w:color="CBD5E1"/>
+              <w:right w:val="single" w:sz="6" w:space="0" w:color="CBD5E1"/>
+              <w:insideH w:val="single" w:sz="6" w:space="0" w:color="CBD5E1"/>
+              <w:insideV w:val="single" w:sz="6" w:space="0" w:color="CBD5E1"/>
+            </w:tcBorders>
+          </w:tcPr>
+          <w:p>
+            <w:pPr>
+              <w:spacing w:after="0"/>
+            </w:pPr>
+            <w:r>
+              <w:rPr>
+                <w:sz w:val="21"/>
+              </w:rPr>
+            </w:r>
+            <w:r>
+              <w:rPr>
+                <w:rFonts w:ascii="Calibri" w:hAnsi="Calibri" w:eastAsia="Calibri"/>
+                <w:b w:val="0"/>
+                <w:color w:val="0F172A"/>
+                <w:sz w:val="21"/>
+              </w:rPr>
+              <w:t>Bài toán lệch lớp nên F1, Recall và ROC-AUC quan trọng hơn Accuracy đơn thuần.</w:t>
+            </w:r>
+          </w:p>
+        </w:tc>
+      </w:tr>
+    </w:tbl>
+    <w:p/>
+    <w:p>
+      <w:pPr>
+        <w:pStyle w:val="Heading1"/>
+      </w:pPr>
+      <w:r>
+        <w:rPr>
+          <w:sz w:val="36"/>
+        </w:rPr>
+        <w:t>8. Sản phẩm đầu ra</w:t>
+      </w:r>
+    </w:p>
+    <w:tbl>
+      <w:tblPr>
+        <w:tblStyle w:val="TableGrid"/>
+        <w:tblW w:type="auto" w:w="0"/>
+        <w:jc w:val="center"/>
+        <w:tblLayout w:type="fixed"/>
+        <w:tblLook w:firstColumn="1" w:firstRow="1" w:lastColumn="0" w:lastRow="0" w:noHBand="0" w:noVBand="1" w:val="04A0"/>
+      </w:tblPr>
+      <w:tblGrid>
+        <w:gridCol w:w="3360"/>
+        <w:gridCol w:w="3360"/>
+        <w:gridCol w:w="3360"/>
+      </w:tblGrid>
+      <w:tr>
+        <w:tc>
+          <w:tcPr>
+            <w:tcW w:type="dxa" w:w="1728"/>
+            <w:vAlign w:val="top"/>
+            <w:shd w:fill="2E74B5"/>
+            <w:tcBorders>
+              <w:top w:val="single" w:sz="6" w:space="0" w:color="9FBAD3"/>
+              <w:left w:val="single" w:sz="6" w:space="0" w:color="9FBAD3"/>
+              <w:bottom w:val="single" w:sz="6" w:space="0" w:color="9FBAD3"/>
+              <w:right w:val="single" w:sz="6" w:space="0" w:color="9FBAD3"/>
+              <w:insideH w:val="single" w:sz="6" w:space="0" w:color="9FBAD3"/>
+              <w:insideV w:val="single" w:sz="6" w:space="0" w:color="9FBAD3"/>
+            </w:tcBorders>
+          </w:tcPr>
+          <w:p>
+            <w:pPr>
+              <w:spacing w:after="0"/>
+            </w:pPr>
+            <w:r>
+              <w:rPr>
+                <w:sz w:val="21"/>
+              </w:rPr>
+            </w:r>
+            <w:r>
+              <w:rPr>
+                <w:rFonts w:ascii="Calibri" w:hAnsi="Calibri" w:eastAsia="Calibri"/>
+                <w:b/>
+                <w:color w:val="FFFFFF"/>
+                <w:sz w:val="22"/>
+              </w:rPr>
+              <w:t>Đầu ra</w:t>
+            </w:r>
+          </w:p>
+        </w:tc>
+        <w:tc>
+          <w:tcPr>
+            <w:tcW w:type="dxa" w:w="3888"/>
+            <w:vAlign w:val="top"/>
+            <w:shd w:fill="2E74B5"/>
+            <w:tcBorders>
+              <w:top w:val="single" w:sz="6" w:space="0" w:color="9FBAD3"/>
+              <w:left w:val="single" w:sz="6" w:space="0" w:color="9FBAD3"/>
+              <w:bottom w:val="single" w:sz="6" w:space="0" w:color="9FBAD3"/>
+              <w:right w:val="single" w:sz="6" w:space="0" w:color="9FBAD3"/>
+              <w:insideH w:val="single" w:sz="6" w:space="0" w:color="9FBAD3"/>
+              <w:insideV w:val="single" w:sz="6" w:space="0" w:color="9FBAD3"/>
+            </w:tcBorders>
+          </w:tcPr>
+          <w:p>
+            <w:pPr>
+              <w:spacing w:after="0"/>
+            </w:pPr>
+            <w:r>
+              <w:rPr>
+                <w:sz w:val="21"/>
+              </w:rPr>
+            </w:r>
+            <w:r>
+              <w:rPr>
+                <w:rFonts w:ascii="Calibri" w:hAnsi="Calibri" w:eastAsia="Calibri"/>
+                <w:b/>
+                <w:color w:val="FFFFFF"/>
+                <w:sz w:val="22"/>
+              </w:rPr>
+              <w:t>Vị trí</w:t>
+            </w:r>
+          </w:p>
+        </w:tc>
+        <w:tc>
+          <w:tcPr>
+            <w:tcW w:type="dxa" w:w="4752"/>
+            <w:vAlign w:val="top"/>
+            <w:shd w:fill="2E74B5"/>
+            <w:tcBorders>
+              <w:top w:val="single" w:sz="6" w:space="0" w:color="9FBAD3"/>
+              <w:left w:val="single" w:sz="6" w:space="0" w:color="9FBAD3"/>
+              <w:bottom w:val="single" w:sz="6" w:space="0" w:color="9FBAD3"/>
+              <w:right w:val="single" w:sz="6" w:space="0" w:color="9FBAD3"/>
+              <w:insideH w:val="single" w:sz="6" w:space="0" w:color="9FBAD3"/>
+              <w:insideV w:val="single" w:sz="6" w:space="0" w:color="9FBAD3"/>
+            </w:tcBorders>
+          </w:tcPr>
+          <w:p>
+            <w:pPr>
+              <w:spacing w:after="0"/>
+            </w:pPr>
+            <w:r>
+              <w:rPr>
+                <w:sz w:val="21"/>
+              </w:rPr>
+            </w:r>
+            <w:r>
+              <w:rPr>
+                <w:rFonts w:ascii="Calibri" w:hAnsi="Calibri" w:eastAsia="Calibri"/>
+                <w:b/>
+                <w:color w:val="FFFFFF"/>
+                <w:sz w:val="22"/>
+              </w:rPr>
+              <w:t>Nội dung</w:t>
+            </w:r>
+          </w:p>
+        </w:tc>
+      </w:tr>
+      <w:tr>
+        <w:tc>
+          <w:tcPr>
+            <w:tcW w:type="dxa" w:w="1728"/>
+            <w:vAlign w:val="top"/>
+            <w:tcBorders>
+              <w:top w:val="single" w:sz="6" w:space="0" w:color="CBD5E1"/>
+              <w:left w:val="single" w:sz="6" w:space="0" w:color="CBD5E1"/>
+              <w:bottom w:val="single" w:sz="6" w:space="0" w:color="CBD5E1"/>
+              <w:right w:val="single" w:sz="6" w:space="0" w:color="CBD5E1"/>
+              <w:insideH w:val="single" w:sz="6" w:space="0" w:color="CBD5E1"/>
+              <w:insideV w:val="single" w:sz="6" w:space="0" w:color="CBD5E1"/>
+            </w:tcBorders>
+          </w:tcPr>
+          <w:p>
+            <w:pPr>
+              <w:spacing w:after="0"/>
+            </w:pPr>
+            <w:r>
+              <w:rPr>
+                <w:sz w:val="21"/>
+              </w:rPr>
+            </w:r>
+            <w:r>
+              <w:rPr>
+                <w:rFonts w:ascii="Calibri" w:hAnsi="Calibri" w:eastAsia="Calibri"/>
+                <w:b w:val="0"/>
+                <w:color w:val="0F172A"/>
+                <w:sz w:val="21"/>
+              </w:rPr>
+              <w:t>Figures</w:t>
+            </w:r>
+          </w:p>
+        </w:tc>
+        <w:tc>
+          <w:tcPr>
+            <w:tcW w:type="dxa" w:w="3888"/>
+            <w:vAlign w:val="top"/>
+            <w:tcBorders>
+              <w:top w:val="single" w:sz="6" w:space="0" w:color="CBD5E1"/>
+              <w:left w:val="single" w:sz="6" w:space="0" w:color="CBD5E1"/>
+              <w:bottom w:val="single" w:sz="6" w:space="0" w:color="CBD5E1"/>
+              <w:right w:val="single" w:sz="6" w:space="0" w:color="CBD5E1"/>
+              <w:insideH w:val="single" w:sz="6" w:space="0" w:color="CBD5E1"/>
+              <w:insideV w:val="single" w:sz="6" w:space="0" w:color="CBD5E1"/>
+            </w:tcBorders>
+          </w:tcPr>
+          <w:p>
+            <w:pPr>
+              <w:spacing w:after="0"/>
+            </w:pPr>
+            <w:r>
+              <w:rPr>
+                <w:sz w:val="21"/>
+              </w:rPr>
+            </w:r>
+            <w:r>
+              <w:rPr>
+                <w:rFonts w:ascii="Calibri" w:hAnsi="Calibri" w:eastAsia="Calibri"/>
+                <w:b w:val="0"/>
+                <w:color w:val="0F172A"/>
+                <w:sz w:val="21"/>
+              </w:rPr>
+              <w:t>reports/figures/co2, reports/figures/churn</w:t>
+            </w:r>
+          </w:p>
+        </w:tc>
+        <w:tc>
+          <w:tcPr>
+            <w:tcW w:type="dxa" w:w="4752"/>
+            <w:vAlign w:val="top"/>
+            <w:tcBorders>
+              <w:top w:val="single" w:sz="6" w:space="0" w:color="CBD5E1"/>
+              <w:left w:val="single" w:sz="6" w:space="0" w:color="CBD5E1"/>
+              <w:bottom w:val="single" w:sz="6" w:space="0" w:color="CBD5E1"/>
+              <w:right w:val="single" w:sz="6" w:space="0" w:color="CBD5E1"/>
+              <w:insideH w:val="single" w:sz="6" w:space="0" w:color="CBD5E1"/>
+              <w:insideV w:val="single" w:sz="6" w:space="0" w:color="CBD5E1"/>
+            </w:tcBorders>
+          </w:tcPr>
+          <w:p>
+            <w:pPr>
+              <w:spacing w:after="0"/>
+            </w:pPr>
+            <w:r>
+              <w:rPr>
+                <w:sz w:val="21"/>
+              </w:rPr>
+            </w:r>
+            <w:r>
+              <w:rPr>
+                <w:rFonts w:ascii="Calibri" w:hAnsi="Calibri" w:eastAsia="Calibri"/>
+                <w:b w:val="0"/>
+                <w:color w:val="0F172A"/>
+                <w:sz w:val="21"/>
+              </w:rPr>
+              <w:t>EDA, model comparison, residual plots, confusion matrix, ROC/PR curves.</w:t>
+            </w:r>
+          </w:p>
+        </w:tc>
+      </w:tr>
+      <w:tr>
+        <w:tc>
+          <w:tcPr>
+            <w:tcW w:type="dxa" w:w="1728"/>
+            <w:vAlign w:val="top"/>
+            <w:tcBorders>
+              <w:top w:val="single" w:sz="6" w:space="0" w:color="CBD5E1"/>
+              <w:left w:val="single" w:sz="6" w:space="0" w:color="CBD5E1"/>
+              <w:bottom w:val="single" w:sz="6" w:space="0" w:color="CBD5E1"/>
+              <w:right w:val="single" w:sz="6" w:space="0" w:color="CBD5E1"/>
+              <w:insideH w:val="single" w:sz="6" w:space="0" w:color="CBD5E1"/>
+              <w:insideV w:val="single" w:sz="6" w:space="0" w:color="CBD5E1"/>
+            </w:tcBorders>
+          </w:tcPr>
+          <w:p>
+            <w:pPr>
+              <w:spacing w:after="0"/>
+            </w:pPr>
+            <w:r>
+              <w:rPr>
+                <w:sz w:val="21"/>
+              </w:rPr>
+            </w:r>
+            <w:r>
+              <w:rPr>
+                <w:rFonts w:ascii="Calibri" w:hAnsi="Calibri" w:eastAsia="Calibri"/>
+                <w:b w:val="0"/>
+                <w:color w:val="0F172A"/>
+                <w:sz w:val="21"/>
+              </w:rPr>
+              <w:t>Tables</w:t>
+            </w:r>
+          </w:p>
+        </w:tc>
+        <w:tc>
+          <w:tcPr>
+            <w:tcW w:type="dxa" w:w="3888"/>
+            <w:vAlign w:val="top"/>
+            <w:tcBorders>
+              <w:top w:val="single" w:sz="6" w:space="0" w:color="CBD5E1"/>
+              <w:left w:val="single" w:sz="6" w:space="0" w:color="CBD5E1"/>
+              <w:bottom w:val="single" w:sz="6" w:space="0" w:color="CBD5E1"/>
+              <w:right w:val="single" w:sz="6" w:space="0" w:color="CBD5E1"/>
+              <w:insideH w:val="single" w:sz="6" w:space="0" w:color="CBD5E1"/>
+              <w:insideV w:val="single" w:sz="6" w:space="0" w:color="CBD5E1"/>
+            </w:tcBorders>
+          </w:tcPr>
+          <w:p>
+            <w:pPr>
+              <w:spacing w:after="0"/>
+            </w:pPr>
+            <w:r>
+              <w:rPr>
+                <w:sz w:val="21"/>
+              </w:rPr>
+            </w:r>
+            <w:r>
+              <w:rPr>
+                <w:rFonts w:ascii="Calibri" w:hAnsi="Calibri" w:eastAsia="Calibri"/>
+                <w:b w:val="0"/>
+                <w:color w:val="0F172A"/>
+                <w:sz w:val="21"/>
+              </w:rPr>
+              <w:t>reports/tables/co2, reports/tables/churn</w:t>
+            </w:r>
+          </w:p>
+        </w:tc>
+        <w:tc>
+          <w:tcPr>
+            <w:tcW w:type="dxa" w:w="4752"/>
+            <w:vAlign w:val="top"/>
+            <w:tcBorders>
+              <w:top w:val="single" w:sz="6" w:space="0" w:color="CBD5E1"/>
+              <w:left w:val="single" w:sz="6" w:space="0" w:color="CBD5E1"/>
+              <w:bottom w:val="single" w:sz="6" w:space="0" w:color="CBD5E1"/>
+              <w:right w:val="single" w:sz="6" w:space="0" w:color="CBD5E1"/>
+              <w:insideH w:val="single" w:sz="6" w:space="0" w:color="CBD5E1"/>
+              <w:insideV w:val="single" w:sz="6" w:space="0" w:color="CBD5E1"/>
+            </w:tcBorders>
+          </w:tcPr>
+          <w:p>
+            <w:pPr>
+              <w:spacing w:after="0"/>
+            </w:pPr>
+            <w:r>
+              <w:rPr>
+                <w:sz w:val="21"/>
+              </w:rPr>
+            </w:r>
+            <w:r>
+              <w:rPr>
+                <w:rFonts w:ascii="Calibri" w:hAnsi="Calibri" w:eastAsia="Calibri"/>
+                <w:b w:val="0"/>
+                <w:color w:val="0F172A"/>
+                <w:sz w:val="21"/>
+              </w:rPr>
+              <w:t>cv_results, test_metrics, feature_importance, error_analysis, optimization_comparison.</w:t>
+            </w:r>
+          </w:p>
+        </w:tc>
+      </w:tr>
+      <w:tr>
+        <w:tc>
+          <w:tcPr>
+            <w:tcW w:type="dxa" w:w="1728"/>
+            <w:vAlign w:val="top"/>
+            <w:tcBorders>
+              <w:top w:val="single" w:sz="6" w:space="0" w:color="CBD5E1"/>
+              <w:left w:val="single" w:sz="6" w:space="0" w:color="CBD5E1"/>
+              <w:bottom w:val="single" w:sz="6" w:space="0" w:color="CBD5E1"/>
+              <w:right w:val="single" w:sz="6" w:space="0" w:color="CBD5E1"/>
+              <w:insideH w:val="single" w:sz="6" w:space="0" w:color="CBD5E1"/>
+              <w:insideV w:val="single" w:sz="6" w:space="0" w:color="CBD5E1"/>
+            </w:tcBorders>
+          </w:tcPr>
+          <w:p>
+            <w:pPr>
+              <w:spacing w:after="0"/>
+            </w:pPr>
+            <w:r>
+              <w:rPr>
+                <w:sz w:val="21"/>
+              </w:rPr>
+            </w:r>
+            <w:r>
+              <w:rPr>
+                <w:rFonts w:ascii="Calibri" w:hAnsi="Calibri" w:eastAsia="Calibri"/>
+                <w:b w:val="0"/>
+                <w:color w:val="0F172A"/>
+                <w:sz w:val="21"/>
+              </w:rPr>
+              <w:t>Notebooks</w:t>
+            </w:r>
+          </w:p>
+        </w:tc>
+        <w:tc>
+          <w:tcPr>
+            <w:tcW w:type="dxa" w:w="3888"/>
+            <w:vAlign w:val="top"/>
+            <w:tcBorders>
+              <w:top w:val="single" w:sz="6" w:space="0" w:color="CBD5E1"/>
+              <w:left w:val="single" w:sz="6" w:space="0" w:color="CBD5E1"/>
+              <w:bottom w:val="single" w:sz="6" w:space="0" w:color="CBD5E1"/>
+              <w:right w:val="single" w:sz="6" w:space="0" w:color="CBD5E1"/>
+              <w:insideH w:val="single" w:sz="6" w:space="0" w:color="CBD5E1"/>
+              <w:insideV w:val="single" w:sz="6" w:space="0" w:color="CBD5E1"/>
+            </w:tcBorders>
+          </w:tcPr>
+          <w:p>
+            <w:pPr>
+              <w:spacing w:after="0"/>
+            </w:pPr>
+            <w:r>
+              <w:rPr>
+                <w:sz w:val="21"/>
+              </w:rPr>
+            </w:r>
+            <w:r>
+              <w:rPr>
+                <w:rFonts w:ascii="Calibri" w:hAnsi="Calibri" w:eastAsia="Calibri"/>
+                <w:b w:val="0"/>
+                <w:color w:val="0F172A"/>
+                <w:sz w:val="21"/>
+              </w:rPr>
+              <w:t>notebooks/co2, notebooks/churn</w:t>
+            </w:r>
+          </w:p>
+        </w:tc>
+        <w:tc>
+          <w:tcPr>
+            <w:tcW w:type="dxa" w:w="4752"/>
+            <w:vAlign w:val="top"/>
+            <w:tcBorders>
+              <w:top w:val="single" w:sz="6" w:space="0" w:color="CBD5E1"/>
+              <w:left w:val="single" w:sz="6" w:space="0" w:color="CBD5E1"/>
+              <w:bottom w:val="single" w:sz="6" w:space="0" w:color="CBD5E1"/>
+              <w:right w:val="single" w:sz="6" w:space="0" w:color="CBD5E1"/>
+              <w:insideH w:val="single" w:sz="6" w:space="0" w:color="CBD5E1"/>
+              <w:insideV w:val="single" w:sz="6" w:space="0" w:color="CBD5E1"/>
+            </w:tcBorders>
+          </w:tcPr>
+          <w:p>
+            <w:pPr>
+              <w:spacing w:after="0"/>
+            </w:pPr>
+            <w:r>
+              <w:rPr>
+                <w:sz w:val="21"/>
+              </w:rPr>
+            </w:r>
+            <w:r>
+              <w:rPr>
+                <w:rFonts w:ascii="Calibri" w:hAnsi="Calibri" w:eastAsia="Calibri"/>
+                <w:b w:val="0"/>
+                <w:color w:val="0F172A"/>
+                <w:sz w:val="21"/>
+              </w:rPr>
+              <w:t>Báo cáo chạy được trên Jupyter.</w:t>
+            </w:r>
+          </w:p>
+        </w:tc>
+      </w:tr>
+      <w:tr>
+        <w:tc>
+          <w:tcPr>
+            <w:tcW w:type="dxa" w:w="1728"/>
+            <w:vAlign w:val="top"/>
+            <w:tcBorders>
+              <w:top w:val="single" w:sz="6" w:space="0" w:color="CBD5E1"/>
+              <w:left w:val="single" w:sz="6" w:space="0" w:color="CBD5E1"/>
+              <w:bottom w:val="single" w:sz="6" w:space="0" w:color="CBD5E1"/>
+              <w:right w:val="single" w:sz="6" w:space="0" w:color="CBD5E1"/>
+              <w:insideH w:val="single" w:sz="6" w:space="0" w:color="CBD5E1"/>
+              <w:insideV w:val="single" w:sz="6" w:space="0" w:color="CBD5E1"/>
+            </w:tcBorders>
+          </w:tcPr>
+          <w:p>
+            <w:pPr>
+              <w:spacing w:after="0"/>
+            </w:pPr>
+            <w:r>
+              <w:rPr>
+                <w:sz w:val="21"/>
+              </w:rPr>
+            </w:r>
+            <w:r>
+              <w:rPr>
+                <w:rFonts w:ascii="Calibri" w:hAnsi="Calibri" w:eastAsia="Calibri"/>
+                <w:b w:val="0"/>
+                <w:color w:val="0F172A"/>
+                <w:sz w:val="21"/>
+              </w:rPr>
+              <w:t>Submissions</w:t>
+            </w:r>
+          </w:p>
+        </w:tc>
+        <w:tc>
+          <w:tcPr>
+            <w:tcW w:type="dxa" w:w="3888"/>
+            <w:vAlign w:val="top"/>
+            <w:tcBorders>
+              <w:top w:val="single" w:sz="6" w:space="0" w:color="CBD5E1"/>
+              <w:left w:val="single" w:sz="6" w:space="0" w:color="CBD5E1"/>
+              <w:bottom w:val="single" w:sz="6" w:space="0" w:color="CBD5E1"/>
+              <w:right w:val="single" w:sz="6" w:space="0" w:color="CBD5E1"/>
+              <w:insideH w:val="single" w:sz="6" w:space="0" w:color="CBD5E1"/>
+              <w:insideV w:val="single" w:sz="6" w:space="0" w:color="CBD5E1"/>
+            </w:tcBorders>
+          </w:tcPr>
+          <w:p>
+            <w:pPr>
+              <w:spacing w:after="0"/>
+            </w:pPr>
+            <w:r>
+              <w:rPr>
+                <w:sz w:val="21"/>
+              </w:rPr>
+            </w:r>
+            <w:r>
+              <w:rPr>
+                <w:rFonts w:ascii="Calibri" w:hAnsi="Calibri" w:eastAsia="Calibri"/>
+                <w:b w:val="0"/>
+                <w:color w:val="0F172A"/>
+                <w:sz w:val="21"/>
+              </w:rPr>
+              <w:t>submissions/co2, submissions/churn</w:t>
+            </w:r>
+          </w:p>
+        </w:tc>
+        <w:tc>
+          <w:tcPr>
+            <w:tcW w:type="dxa" w:w="4752"/>
+            <w:vAlign w:val="top"/>
+            <w:tcBorders>
+              <w:top w:val="single" w:sz="6" w:space="0" w:color="CBD5E1"/>
+              <w:left w:val="single" w:sz="6" w:space="0" w:color="CBD5E1"/>
+              <w:bottom w:val="single" w:sz="6" w:space="0" w:color="CBD5E1"/>
+              <w:right w:val="single" w:sz="6" w:space="0" w:color="CBD5E1"/>
+              <w:insideH w:val="single" w:sz="6" w:space="0" w:color="CBD5E1"/>
+              <w:insideV w:val="single" w:sz="6" w:space="0" w:color="CBD5E1"/>
+            </w:tcBorders>
+          </w:tcPr>
+          <w:p>
+            <w:pPr>
+              <w:spacing w:after="0"/>
+            </w:pPr>
+            <w:r>
+              <w:rPr>
+                <w:sz w:val="21"/>
+              </w:rPr>
+            </w:r>
+            <w:r>
+              <w:rPr>
+                <w:rFonts w:ascii="Calibri" w:hAnsi="Calibri" w:eastAsia="Calibri"/>
+                <w:b w:val="0"/>
+                <w:color w:val="0F172A"/>
+                <w:sz w:val="21"/>
+              </w:rPr>
+              <w:t>Bản nộp tách riêng theo từng bài.</w:t>
+            </w:r>
+          </w:p>
+        </w:tc>
+      </w:tr>
+    </w:tbl>
+    <w:p/>
+    <w:p>
+      <w:pPr>
+        <w:pStyle w:val="Heading1"/>
+      </w:pPr>
+      <w:r>
+        <w:rPr>
+          <w:sz w:val="36"/>
+        </w:rPr>
+        <w:t>9. Cách chạy dự án</w:t>
+      </w:r>
+    </w:p>
+    <w:tbl>
+      <w:tblPr>
+        <w:tblStyle w:val="TableGrid"/>
+        <w:tblW w:type="auto" w:w="0"/>
+        <w:jc w:val="center"/>
+        <w:tblLayout w:type="fixed"/>
+        <w:tblLook w:firstColumn="1" w:firstRow="1" w:lastColumn="0" w:lastRow="0" w:noHBand="0" w:noVBand="1" w:val="04A0"/>
+      </w:tblPr>
+      <w:tblGrid>
+        <w:gridCol w:w="5040"/>
+        <w:gridCol w:w="5040"/>
+      </w:tblGrid>
+      <w:tr>
+        <w:tc>
+          <w:tcPr>
+            <w:tcW w:type="dxa" w:w="3168"/>
+            <w:vAlign w:val="top"/>
+            <w:shd w:fill="2E74B5"/>
+            <w:tcBorders>
+              <w:top w:val="single" w:sz="6" w:space="0" w:color="9FBAD3"/>
+              <w:left w:val="single" w:sz="6" w:space="0" w:color="9FBAD3"/>
+              <w:bottom w:val="single" w:sz="6" w:space="0" w:color="9FBAD3"/>
+              <w:right w:val="single" w:sz="6" w:space="0" w:color="9FBAD3"/>
+              <w:insideH w:val="single" w:sz="6" w:space="0" w:color="9FBAD3"/>
+              <w:insideV w:val="single" w:sz="6" w:space="0" w:color="9FBAD3"/>
+            </w:tcBorders>
+          </w:tcPr>
+          <w:p>
+            <w:pPr>
+              <w:spacing w:after="0"/>
+            </w:pPr>
+            <w:r>
+              <w:rPr>
+                <w:sz w:val="21"/>
+              </w:rPr>
+            </w:r>
+            <w:r>
+              <w:rPr>
+                <w:rFonts w:ascii="Calibri" w:hAnsi="Calibri" w:eastAsia="Calibri"/>
+                <w:b/>
+                <w:color w:val="FFFFFF"/>
+                <w:sz w:val="22"/>
+              </w:rPr>
+              <w:t>Tác vụ</w:t>
+            </w:r>
+          </w:p>
+        </w:tc>
+        <w:tc>
+          <w:tcPr>
+            <w:tcW w:type="dxa" w:w="7200"/>
+            <w:vAlign w:val="top"/>
+            <w:shd w:fill="2E74B5"/>
+            <w:tcBorders>
+              <w:top w:val="single" w:sz="6" w:space="0" w:color="9FBAD3"/>
+              <w:left w:val="single" w:sz="6" w:space="0" w:color="9FBAD3"/>
+              <w:bottom w:val="single" w:sz="6" w:space="0" w:color="9FBAD3"/>
+              <w:right w:val="single" w:sz="6" w:space="0" w:color="9FBAD3"/>
+              <w:insideH w:val="single" w:sz="6" w:space="0" w:color="9FBAD3"/>
+              <w:insideV w:val="single" w:sz="6" w:space="0" w:color="9FBAD3"/>
+            </w:tcBorders>
+          </w:tcPr>
+          <w:p>
+            <w:pPr>
+              <w:spacing w:after="0"/>
+            </w:pPr>
+            <w:r>
+              <w:rPr>
+                <w:sz w:val="21"/>
+              </w:rPr>
+            </w:r>
+            <w:r>
+              <w:rPr>
+                <w:rFonts w:ascii="Calibri" w:hAnsi="Calibri" w:eastAsia="Calibri"/>
+                <w:b/>
+                <w:color w:val="FFFFFF"/>
+                <w:sz w:val="22"/>
+              </w:rPr>
+              <w:t>Lệnh</w:t>
+            </w:r>
+          </w:p>
+        </w:tc>
+      </w:tr>
+      <w:tr>
+        <w:tc>
+          <w:tcPr>
+            <w:tcW w:type="dxa" w:w="3168"/>
+            <w:vAlign w:val="top"/>
+            <w:tcBorders>
+              <w:top w:val="single" w:sz="6" w:space="0" w:color="CBD5E1"/>
+              <w:left w:val="single" w:sz="6" w:space="0" w:color="CBD5E1"/>
+              <w:bottom w:val="single" w:sz="6" w:space="0" w:color="CBD5E1"/>
+              <w:right w:val="single" w:sz="6" w:space="0" w:color="CBD5E1"/>
+              <w:insideH w:val="single" w:sz="6" w:space="0" w:color="CBD5E1"/>
+              <w:insideV w:val="single" w:sz="6" w:space="0" w:color="CBD5E1"/>
+            </w:tcBorders>
+          </w:tcPr>
+          <w:p>
+            <w:pPr>
+              <w:spacing w:after="0"/>
+            </w:pPr>
+            <w:r>
+              <w:rPr>
+                <w:sz w:val="21"/>
+              </w:rPr>
+            </w:r>
+            <w:r>
+              <w:rPr>
+                <w:rFonts w:ascii="Calibri" w:hAnsi="Calibri" w:eastAsia="Calibri"/>
+                <w:b w:val="0"/>
+                <w:color w:val="0F172A"/>
+                <w:sz w:val="21"/>
+              </w:rPr>
+              <w:t>Chạy CO2</w:t>
+            </w:r>
+          </w:p>
+        </w:tc>
+        <w:tc>
+          <w:tcPr>
+            <w:tcW w:type="dxa" w:w="7200"/>
+            <w:vAlign w:val="top"/>
+            <w:tcBorders>
+              <w:top w:val="single" w:sz="6" w:space="0" w:color="CBD5E1"/>
+              <w:left w:val="single" w:sz="6" w:space="0" w:color="CBD5E1"/>
+              <w:bottom w:val="single" w:sz="6" w:space="0" w:color="CBD5E1"/>
+              <w:right w:val="single" w:sz="6" w:space="0" w:color="CBD5E1"/>
+              <w:insideH w:val="single" w:sz="6" w:space="0" w:color="CBD5E1"/>
+              <w:insideV w:val="single" w:sz="6" w:space="0" w:color="CBD5E1"/>
+            </w:tcBorders>
+          </w:tcPr>
+          <w:p>
+            <w:pPr>
+              <w:spacing w:after="0"/>
+            </w:pPr>
+            <w:r>
+              <w:rPr>
+                <w:sz w:val="21"/>
+              </w:rPr>
+            </w:r>
+            <w:r>
+              <w:rPr>
+                <w:rFonts w:ascii="Calibri" w:hAnsi="Calibri" w:eastAsia="Calibri"/>
+                <w:b w:val="0"/>
+                <w:color w:val="0F172A"/>
+                <w:sz w:val="21"/>
+              </w:rPr>
+              <w:t>python -m ml_coursework.co2</w:t>
+            </w:r>
+          </w:p>
+        </w:tc>
+      </w:tr>
+      <w:tr>
+        <w:tc>
+          <w:tcPr>
+            <w:tcW w:type="dxa" w:w="3168"/>
+            <w:vAlign w:val="top"/>
+            <w:tcBorders>
+              <w:top w:val="single" w:sz="6" w:space="0" w:color="CBD5E1"/>
+              <w:left w:val="single" w:sz="6" w:space="0" w:color="CBD5E1"/>
+              <w:bottom w:val="single" w:sz="6" w:space="0" w:color="CBD5E1"/>
+              <w:right w:val="single" w:sz="6" w:space="0" w:color="CBD5E1"/>
+              <w:insideH w:val="single" w:sz="6" w:space="0" w:color="CBD5E1"/>
+              <w:insideV w:val="single" w:sz="6" w:space="0" w:color="CBD5E1"/>
+            </w:tcBorders>
+          </w:tcPr>
+          <w:p>
+            <w:pPr>
+              <w:spacing w:after="0"/>
+            </w:pPr>
+            <w:r>
+              <w:rPr>
+                <w:sz w:val="21"/>
+              </w:rPr>
+            </w:r>
+            <w:r>
+              <w:rPr>
+                <w:rFonts w:ascii="Calibri" w:hAnsi="Calibri" w:eastAsia="Calibri"/>
+                <w:b w:val="0"/>
+                <w:color w:val="0F172A"/>
+                <w:sz w:val="21"/>
+              </w:rPr>
+              <w:t>Chạy Churn</w:t>
+            </w:r>
+          </w:p>
+        </w:tc>
+        <w:tc>
+          <w:tcPr>
+            <w:tcW w:type="dxa" w:w="7200"/>
+            <w:vAlign w:val="top"/>
+            <w:tcBorders>
+              <w:top w:val="single" w:sz="6" w:space="0" w:color="CBD5E1"/>
+              <w:left w:val="single" w:sz="6" w:space="0" w:color="CBD5E1"/>
+              <w:bottom w:val="single" w:sz="6" w:space="0" w:color="CBD5E1"/>
+              <w:right w:val="single" w:sz="6" w:space="0" w:color="CBD5E1"/>
+              <w:insideH w:val="single" w:sz="6" w:space="0" w:color="CBD5E1"/>
+              <w:insideV w:val="single" w:sz="6" w:space="0" w:color="CBD5E1"/>
+            </w:tcBorders>
+          </w:tcPr>
+          <w:p>
+            <w:pPr>
+              <w:spacing w:after="0"/>
+            </w:pPr>
+            <w:r>
+              <w:rPr>
+                <w:sz w:val="21"/>
+              </w:rPr>
+            </w:r>
+            <w:r>
+              <w:rPr>
+                <w:rFonts w:ascii="Calibri" w:hAnsi="Calibri" w:eastAsia="Calibri"/>
+                <w:b w:val="0"/>
+                <w:color w:val="0F172A"/>
+                <w:sz w:val="21"/>
+              </w:rPr>
+              <w:t>python -m ml_coursework.churn</w:t>
+            </w:r>
+          </w:p>
+        </w:tc>
+      </w:tr>
+      <w:tr>
+        <w:tc>
+          <w:tcPr>
+            <w:tcW w:type="dxa" w:w="3168"/>
+            <w:vAlign w:val="top"/>
+            <w:tcBorders>
+              <w:top w:val="single" w:sz="6" w:space="0" w:color="CBD5E1"/>
+              <w:left w:val="single" w:sz="6" w:space="0" w:color="CBD5E1"/>
+              <w:bottom w:val="single" w:sz="6" w:space="0" w:color="CBD5E1"/>
+              <w:right w:val="single" w:sz="6" w:space="0" w:color="CBD5E1"/>
+              <w:insideH w:val="single" w:sz="6" w:space="0" w:color="CBD5E1"/>
+              <w:insideV w:val="single" w:sz="6" w:space="0" w:color="CBD5E1"/>
+            </w:tcBorders>
+          </w:tcPr>
+          <w:p>
+            <w:pPr>
+              <w:spacing w:after="0"/>
+            </w:pPr>
+            <w:r>
+              <w:rPr>
+                <w:sz w:val="21"/>
+              </w:rPr>
+            </w:r>
+            <w:r>
+              <w:rPr>
+                <w:rFonts w:ascii="Calibri" w:hAnsi="Calibri" w:eastAsia="Calibri"/>
+                <w:b w:val="0"/>
+                <w:color w:val="0F172A"/>
+                <w:sz w:val="21"/>
+              </w:rPr>
+              <w:t>Chạy CO2 và xem biểu đồ</w:t>
+            </w:r>
+          </w:p>
+        </w:tc>
+        <w:tc>
+          <w:tcPr>
+            <w:tcW w:type="dxa" w:w="7200"/>
+            <w:vAlign w:val="top"/>
+            <w:tcBorders>
+              <w:top w:val="single" w:sz="6" w:space="0" w:color="CBD5E1"/>
+              <w:left w:val="single" w:sz="6" w:space="0" w:color="CBD5E1"/>
+              <w:bottom w:val="single" w:sz="6" w:space="0" w:color="CBD5E1"/>
+              <w:right w:val="single" w:sz="6" w:space="0" w:color="CBD5E1"/>
+              <w:insideH w:val="single" w:sz="6" w:space="0" w:color="CBD5E1"/>
+              <w:insideV w:val="single" w:sz="6" w:space="0" w:color="CBD5E1"/>
+            </w:tcBorders>
+          </w:tcPr>
+          <w:p>
+            <w:pPr>
+              <w:spacing w:after="0"/>
+            </w:pPr>
+            <w:r>
+              <w:rPr>
+                <w:sz w:val="21"/>
+              </w:rPr>
+            </w:r>
+            <w:r>
+              <w:rPr>
+                <w:rFonts w:ascii="Calibri" w:hAnsi="Calibri" w:eastAsia="Calibri"/>
+                <w:b w:val="0"/>
+                <w:color w:val="0F172A"/>
+                <w:sz w:val="21"/>
+              </w:rPr>
+              <w:t>python -m ml_coursework.co2 --show</w:t>
+            </w:r>
+          </w:p>
+        </w:tc>
+      </w:tr>
+      <w:tr>
+        <w:tc>
+          <w:tcPr>
+            <w:tcW w:type="dxa" w:w="3168"/>
+            <w:vAlign w:val="top"/>
+            <w:tcBorders>
+              <w:top w:val="single" w:sz="6" w:space="0" w:color="CBD5E1"/>
+              <w:left w:val="single" w:sz="6" w:space="0" w:color="CBD5E1"/>
+              <w:bottom w:val="single" w:sz="6" w:space="0" w:color="CBD5E1"/>
+              <w:right w:val="single" w:sz="6" w:space="0" w:color="CBD5E1"/>
+              <w:insideH w:val="single" w:sz="6" w:space="0" w:color="CBD5E1"/>
+              <w:insideV w:val="single" w:sz="6" w:space="0" w:color="CBD5E1"/>
+            </w:tcBorders>
+          </w:tcPr>
+          <w:p>
+            <w:pPr>
+              <w:spacing w:after="0"/>
+            </w:pPr>
+            <w:r>
+              <w:rPr>
+                <w:sz w:val="21"/>
+              </w:rPr>
+            </w:r>
+            <w:r>
+              <w:rPr>
+                <w:rFonts w:ascii="Calibri" w:hAnsi="Calibri" w:eastAsia="Calibri"/>
+                <w:b w:val="0"/>
+                <w:color w:val="0F172A"/>
+                <w:sz w:val="21"/>
+              </w:rPr>
+              <w:t>Chạy Churn và xem biểu đồ</w:t>
+            </w:r>
+          </w:p>
+        </w:tc>
+        <w:tc>
+          <w:tcPr>
+            <w:tcW w:type="dxa" w:w="7200"/>
+            <w:vAlign w:val="top"/>
+            <w:tcBorders>
+              <w:top w:val="single" w:sz="6" w:space="0" w:color="CBD5E1"/>
+              <w:left w:val="single" w:sz="6" w:space="0" w:color="CBD5E1"/>
+              <w:bottom w:val="single" w:sz="6" w:space="0" w:color="CBD5E1"/>
+              <w:right w:val="single" w:sz="6" w:space="0" w:color="CBD5E1"/>
+              <w:insideH w:val="single" w:sz="6" w:space="0" w:color="CBD5E1"/>
+              <w:insideV w:val="single" w:sz="6" w:space="0" w:color="CBD5E1"/>
+            </w:tcBorders>
+          </w:tcPr>
+          <w:p>
+            <w:pPr>
+              <w:spacing w:after="0"/>
+            </w:pPr>
+            <w:r>
+              <w:rPr>
+                <w:sz w:val="21"/>
+              </w:rPr>
+            </w:r>
+            <w:r>
+              <w:rPr>
+                <w:rFonts w:ascii="Calibri" w:hAnsi="Calibri" w:eastAsia="Calibri"/>
+                <w:b w:val="0"/>
+                <w:color w:val="0F172A"/>
+                <w:sz w:val="21"/>
+              </w:rPr>
+              <w:t>python -m ml_coursework.churn --show</w:t>
+            </w:r>
+          </w:p>
+        </w:tc>
+      </w:tr>
+    </w:tbl>
+    <w:p/>
+    <w:p>
+      <w:pPr>
+        <w:pStyle w:val="Heading1"/>
+      </w:pPr>
+      <w:r>
+        <w:rPr>
+          <w:sz w:val="36"/>
+        </w:rPr>
+        <w:t>10. Ghi chú kỹ thuật</w:t>
+      </w:r>
+    </w:p>
+    <w:p>
+      <w:pPr>
+        <w:pStyle w:val="ListBullet"/>
+        <w:spacing w:after="60" w:line="276" w:lineRule="auto"/>
+      </w:pPr>
+      <w:r>
+        <w:rPr>
+          <w:rFonts w:ascii="Calibri" w:hAnsi="Calibri"/>
+          <w:sz w:val="23"/>
+        </w:rPr>
+        <w:t>Dự án sử dụng random_state = 42 để kết quả có thể tái lập.</w:t>
+      </w:r>
+    </w:p>
+    <w:p>
+      <w:pPr>
+        <w:pStyle w:val="ListBullet"/>
+        <w:spacing w:after="60" w:line="276" w:lineRule="auto"/>
+      </w:pPr>
+      <w:r>
+        <w:rPr>
+          <w:rFonts w:ascii="Calibri" w:hAnsi="Calibri"/>
+          <w:sz w:val="23"/>
+        </w:rPr>
+        <w:t>Tỷ lệ train/test là 80/20.</w:t>
+      </w:r>
+    </w:p>
+    <w:p>
+      <w:pPr>
+        <w:pStyle w:val="ListBullet"/>
+        <w:spacing w:after="60" w:line="276" w:lineRule="auto"/>
+      </w:pPr>
+      <w:r>
+        <w:rPr>
+          <w:rFonts w:ascii="Calibri" w:hAnsi="Calibri"/>
+          <w:sz w:val="23"/>
+        </w:rPr>
+        <w:t>Cross-validation sử dụng 5 folds.</w:t>
+      </w:r>
+    </w:p>
+    <w:p>
+      <w:pPr>
+        <w:pStyle w:val="ListBullet"/>
+        <w:spacing w:after="60" w:line="276" w:lineRule="auto"/>
+      </w:pPr>
+      <w:r>
+        <w:rPr>
+          <w:rFonts w:ascii="Calibri" w:hAnsi="Calibri"/>
+          <w:sz w:val="23"/>
+        </w:rPr>
+        <w:t>Các biểu đồ và bảng được ghi ra reports để phục vụ kiểm tra lại kết quả.</w:t>
+      </w:r>
+    </w:p>
+    <w:p>
+      <w:pPr>
+        <w:pStyle w:val="ListBullet"/>
+        <w:spacing w:after="60" w:line="276" w:lineRule="auto"/>
+      </w:pPr>
+      <w:r>
+        <w:rPr>
+          <w:rFonts w:ascii="Calibri" w:hAnsi="Calibri"/>
+          <w:sz w:val="23"/>
+        </w:rPr>
+        <w:t>Source code được tách theo chức năng để dễ đọc, dễ chạy và dễ mở rộng.</w:t>
+      </w:r>
+    </w:p>
     <w:sectPr>
+      <w:headerReference w:type="default" r:id="rId9"/>
+      <w:footerReference w:type="default" r:id="rId10"/>
       <w:pgSz w:w="12240" w:h="15840"/>
-      <w:pgMar w:top="936" w:right="1008" w:bottom="936" w:left="1008" w:header="720" w:footer="720" w:gutter="0"/>
+      <w:pgMar w:top="936" w:right="1080" w:bottom="936" w:left="1080" w:header="720" w:footer="720" w:gutter="0"/>
       <w:cols w:space="720"/>
       <w:docGrid w:linePitch="360"/>
     </w:sectPr>
   </w:body>
 </w:document>
+</file>
+
+<file path=word/footer1.xml><?xml version="1.0" encoding="utf-8"?>
+<w:ftr xmlns:m="http://schemas.openxmlformats.org/officeDocument/2006/math" xmlns:mc="http://schemas.openxmlformats.org/markup-compatibility/2006" xmlns:mo="http://schemas.microsoft.com/office/mac/office/2008/main" xmlns:mv="urn:schemas-microsoft-com:mac:vml" xmlns:o="urn:schemas-microsoft-com:office:office" xmlns:r="http://schemas.openxmlformats.org/officeDocument/2006/relationships" xmlns:v="urn:schemas-microsoft-com:vml" xmlns:w10="urn:schemas-microsoft-com:office:word" xmlns:w14="http://schemas.microsoft.com/office/word/2010/wordml" xmlns:w="http://schemas.openxmlformats.org/wordprocessingml/2006/main" xmlns:wne="http://schemas.microsoft.com/office/word/2006/wordml" xmlns:wp14="http://schemas.microsoft.com/office/word/2010/wordprocessingDrawing" xmlns:wp="http://schemas.openxmlformats.org/drawingml/2006/wordprocessingDrawing" xmlns:wpc="http://schemas.microsoft.com/office/word/2010/wordprocessingCanvas" xmlns:wpg="http://schemas.microsoft.com/office/word/2010/wordprocessingGroup" xmlns:wpi="http://schemas.microsoft.com/office/word/2010/wordprocessingInk" xmlns:wps="http://schemas.microsoft.com/office/word/2010/wordprocessingShape" mc:Ignorable="w14 wp14">
+  <w:p>
+    <w:pPr>
+      <w:pStyle w:val="Footer"/>
+      <w:jc w:val="center"/>
+    </w:pPr>
+    <w:r>
+      <w:rPr>
+        <w:rFonts w:ascii="Calibri" w:hAnsi="Calibri"/>
+        <w:color w:val="475569"/>
+        <w:sz w:val="18"/>
+      </w:rPr>
+      <w:t>Technical Project Documentation</w:t>
+    </w:r>
+  </w:p>
+</w:ftr>
+</file>
+
+<file path=word/header1.xml><?xml version="1.0" encoding="utf-8"?>
+<w:hdr xmlns:m="http://schemas.openxmlformats.org/officeDocument/2006/math" xmlns:mc="http://schemas.openxmlformats.org/markup-compatibility/2006" xmlns:mo="http://schemas.microsoft.com/office/mac/office/2008/main" xmlns:mv="urn:schemas-microsoft-com:mac:vml" xmlns:o="urn:schemas-microsoft-com:office:office" xmlns:r="http://schemas.openxmlformats.org/officeDocument/2006/relationships" xmlns:v="urn:schemas-microsoft-com:vml" xmlns:w10="urn:schemas-microsoft-com:office:word" xmlns:w14="http://schemas.microsoft.com/office/word/2010/wordml" xmlns:w="http://schemas.openxmlformats.org/wordprocessingml/2006/main" xmlns:wne="http://schemas.microsoft.com/office/word/2006/wordml" xmlns:wp14="http://schemas.microsoft.com/office/word/2010/wordprocessingDrawing" xmlns:wp="http://schemas.openxmlformats.org/drawingml/2006/wordprocessingDrawing" xmlns:wpc="http://schemas.microsoft.com/office/word/2010/wordprocessingCanvas" xmlns:wpg="http://schemas.microsoft.com/office/word/2010/wordprocessingGroup" xmlns:wpi="http://schemas.microsoft.com/office/word/2010/wordprocessingInk" xmlns:wps="http://schemas.microsoft.com/office/word/2010/wordprocessingShape" mc:Ignorable="w14 wp14">
+  <w:p>
+    <w:pPr>
+      <w:pStyle w:val="Header"/>
+      <w:jc w:val="right"/>
+    </w:pPr>
+    <w:r>
+      <w:rPr>
+        <w:rFonts w:ascii="Calibri" w:hAnsi="Calibri"/>
+        <w:color w:val="475569"/>
+        <w:sz w:val="18"/>
+      </w:rPr>
+      <w:t>A49932 - Machine Learning Coursework</w:t>
+    </w:r>
+  </w:p>
+</w:hdr>
 </file>
 
 <file path=word/numbering.xml><?xml version="1.0" encoding="utf-8"?>
@@ -5473,9 +5682,13 @@
     <w:name w:val="Normal"/>
     <w:qFormat/>
     <w:rsid w:val="00FC693F"/>
+    <w:pPr>
+      <w:spacing w:after="120" w:line="288" w:lineRule="auto"/>
+    </w:pPr>
     <w:rPr>
       <w:rFonts w:ascii="Calibri" w:hAnsi="Calibri"/>
-      <w:sz w:val="21"/>
+      <w:color w:val="0F172A"/>
+      <w:sz w:val="24"/>
     </w:rPr>
   </w:style>
   <w:style w:type="paragraph" w:styleId="Header">
@@ -5533,15 +5746,15 @@
     <w:pPr>
       <w:keepNext/>
       <w:keepLines/>
-      <w:spacing w:before="480" w:after="0"/>
+      <w:spacing w:before="280" w:after="160"/>
       <w:outlineLvl w:val="0"/>
     </w:pPr>
     <w:rPr>
       <w:rFonts w:asciiTheme="majorHAnsi" w:eastAsiaTheme="majorEastAsia" w:hAnsiTheme="majorHAnsi" w:cstheme="majorBidi" w:ascii="Calibri" w:hAnsi="Calibri"/>
       <w:b/>
       <w:bCs/>
-      <w:color w:val="133E5C"/>
-      <w:sz w:val="32"/>
+      <w:color w:val="2E74B5"/>
+      <w:sz w:val="36"/>
       <w:szCs w:val="28"/>
     </w:rPr>
   </w:style>
@@ -5557,15 +5770,15 @@
     <w:pPr>
       <w:keepNext/>
       <w:keepLines/>
-      <w:spacing w:before="200" w:after="0"/>
+      <w:spacing w:before="200" w:after="100"/>
       <w:outlineLvl w:val="1"/>
     </w:pPr>
     <w:rPr>
       <w:rFonts w:asciiTheme="majorHAnsi" w:eastAsiaTheme="majorEastAsia" w:hAnsiTheme="majorHAnsi" w:cstheme="majorBidi" w:ascii="Calibri" w:hAnsi="Calibri"/>
       <w:b/>
       <w:bCs/>
-      <w:color w:val="265980"/>
-      <w:sz w:val="26"/>
+      <w:color w:val="1F4D78"/>
+      <w:sz w:val="30"/>
       <w:szCs w:val="26"/>
     </w:rPr>
   </w:style>
@@ -5581,15 +5794,15 @@
     <w:pPr>
       <w:keepNext/>
       <w:keepLines/>
-      <w:spacing w:before="200" w:after="0"/>
+      <w:spacing w:before="160" w:after="80"/>
       <w:outlineLvl w:val="2"/>
     </w:pPr>
     <w:rPr>
       <w:rFonts w:asciiTheme="majorHAnsi" w:eastAsiaTheme="majorEastAsia" w:hAnsiTheme="majorHAnsi" w:cstheme="majorBidi" w:ascii="Calibri" w:hAnsi="Calibri"/>
       <w:b/>
       <w:bCs/>
-      <w:color w:val="426378"/>
-      <w:sz w:val="23"/>
+      <w:color w:val="0F172A"/>
+      <w:sz w:val="26"/>
     </w:rPr>
   </w:style>
   <w:style w:type="paragraph" w:styleId="Heading4">
@@ -5827,11 +6040,11 @@
       <w:contextualSpacing/>
     </w:pPr>
     <w:rPr>
-      <w:rFonts w:asciiTheme="majorHAnsi" w:eastAsiaTheme="majorEastAsia" w:hAnsiTheme="majorHAnsi" w:cstheme="majorBidi" w:ascii="Calibri Light" w:hAnsi="Calibri Light"/>
-      <w:color w:val="133E5C"/>
+      <w:rFonts w:asciiTheme="majorHAnsi" w:eastAsiaTheme="majorEastAsia" w:hAnsiTheme="majorHAnsi" w:cstheme="majorBidi"/>
+      <w:color w:val="17365D" w:themeColor="text2" w:themeShade="BF"/>
       <w:spacing w:val="5"/>
       <w:kern w:val="28"/>
-      <w:sz w:val="48"/>
+      <w:sz w:val="52"/>
       <w:szCs w:val="52"/>
     </w:rPr>
   </w:style>
@@ -6007,6 +6220,9 @@
       </w:numPr>
       <w:contextualSpacing/>
     </w:pPr>
+    <w:rPr>
+      <w:sz w:val="23"/>
+    </w:rPr>
   </w:style>
   <w:style w:type="paragraph" w:styleId="ListBullet2">
     <w:name w:val="List Bullet 2"/>
